--- a/docs/예창패 실제 제풀용/claudecode/2026년 예비창업패키지 사업계획서_페르소닉AI_보충자료_cc_BM수정_final_codex.docx
+++ b/docs/예창패 실제 제풀용/claudecode/2026년 예비창업패키지 사업계획서_페르소닉AI_보충자료_cc_BM수정_final_codex.docx
@@ -46,7 +46,7 @@
     <w:p>
       <w:r>
         <w:pict w14:anchorId="2DAB9F4D">
-          <v:rect id="_x0000_i1104" style="width:0;height:1.5pt" o:hralign="center" o:bullet="t" o:hrstd="t" o:hr="t"/>
+          <v:rect id="_x0000_i1026" style="width:0;height:1.5pt" o:hralign="center" o:bullet="t" o:hrstd="t" o:hr="t"/>
         </w:pict>
       </w:r>
     </w:p>
@@ -417,7 +417,6 @@
           <w:lang w:eastAsia="ko-KR"/>
         </w:rPr>
       </w:pPr>
-      <w:bookmarkStart w:id="1" w:name="X328b49c432db0fb5431c70f165f51b570e2ec79"/>
       <w:r>
         <w:rPr>
           <w:lang w:eastAsia="ko-KR"/>
@@ -475,7 +474,7 @@
           <w:lang w:eastAsia="ko-KR"/>
         </w:rPr>
       </w:pPr>
-      <w:bookmarkStart w:id="2" w:name="Xdc0e7fdfa9299e017b9f0a8e760d8c9a1f851e0"/>
+      <w:bookmarkStart w:id="1" w:name="Xdc0e7fdfa9299e017b9f0a8e760d8c9a1f851e0"/>
       <w:r>
         <w:rPr>
           <w:lang w:eastAsia="ko-KR"/>
@@ -590,8 +589,8 @@
       <w:pPr>
         <w:pStyle w:val="31"/>
       </w:pPr>
-      <w:bookmarkStart w:id="3" w:name="Xc9afde7c929f9be63d0dcf9b3ed40f932a3480b"/>
-      <w:bookmarkEnd w:id="2"/>
+      <w:bookmarkStart w:id="2" w:name="Xc9afde7c929f9be63d0dcf9b3ed40f932a3480b"/>
+      <w:bookmarkEnd w:id="1"/>
       <w:r>
         <w:t xml:space="preserve">1-2. TAM </w:t>
       </w:r>
@@ -624,10 +623,10 @@
         <w:tblLook w:val="0020" w:firstRow="1" w:lastRow="0" w:firstColumn="0" w:lastColumn="0" w:noHBand="0" w:noVBand="0"/>
       </w:tblPr>
       <w:tblGrid>
-        <w:gridCol w:w="2000"/>
-        <w:gridCol w:w="2558"/>
-        <w:gridCol w:w="1261"/>
-        <w:gridCol w:w="3469"/>
+        <w:gridCol w:w="2136"/>
+        <w:gridCol w:w="2225"/>
+        <w:gridCol w:w="1044"/>
+        <w:gridCol w:w="3883"/>
       </w:tblGrid>
       <w:tr>
         <w:trPr>
@@ -642,10 +641,22 @@
               <w:bottom w:val="single" w:sz="8" w:space="0" w:color="000000"/>
               <w:right w:val="single" w:sz="8" w:space="0" w:color="000000"/>
             </w:tcBorders>
-          </w:tcPr>
-          <w:p>
-            <w:proofErr w:type="spellStart"/>
-            <w:r>
+            <w:shd w:val="clear" w:color="auto" w:fill="F2F2F2" w:themeFill="background1" w:themeFillShade="F2"/>
+          </w:tcPr>
+          <w:p>
+            <w:pPr>
+              <w:jc w:val="center"/>
+              <w:rPr>
+                <w:b/>
+                <w:bCs/>
+              </w:rPr>
+            </w:pPr>
+            <w:proofErr w:type="spellStart"/>
+            <w:r>
+              <w:rPr>
+                <w:b/>
+                <w:bCs/>
+              </w:rPr>
               <w:t>세그먼트</w:t>
             </w:r>
             <w:proofErr w:type="spellEnd"/>
@@ -653,17 +664,29 @@
         </w:tc>
         <w:tc>
           <w:tcPr>
-            <w:tcW w:w="0" w:type="auto"/>
-            <w:tcBorders>
-              <w:top w:val="single" w:sz="8" w:space="0" w:color="000000"/>
-              <w:left w:val="single" w:sz="8" w:space="0" w:color="000000"/>
-              <w:bottom w:val="single" w:sz="8" w:space="0" w:color="000000"/>
-              <w:right w:val="single" w:sz="8" w:space="0" w:color="000000"/>
-            </w:tcBorders>
-          </w:tcPr>
-          <w:p>
-            <w:proofErr w:type="spellStart"/>
-            <w:r>
+            <w:tcW w:w="2225" w:type="dxa"/>
+            <w:tcBorders>
+              <w:top w:val="single" w:sz="8" w:space="0" w:color="000000"/>
+              <w:left w:val="single" w:sz="8" w:space="0" w:color="000000"/>
+              <w:bottom w:val="single" w:sz="8" w:space="0" w:color="000000"/>
+              <w:right w:val="single" w:sz="8" w:space="0" w:color="000000"/>
+            </w:tcBorders>
+            <w:shd w:val="clear" w:color="auto" w:fill="F2F2F2" w:themeFill="background1" w:themeFillShade="F2"/>
+          </w:tcPr>
+          <w:p>
+            <w:pPr>
+              <w:jc w:val="center"/>
+              <w:rPr>
+                <w:b/>
+                <w:bCs/>
+              </w:rPr>
+            </w:pPr>
+            <w:proofErr w:type="spellStart"/>
+            <w:r>
+              <w:rPr>
+                <w:b/>
+                <w:bCs/>
+              </w:rPr>
               <w:t>규모</w:t>
             </w:r>
             <w:proofErr w:type="spellEnd"/>
@@ -671,17 +694,29 @@
         </w:tc>
         <w:tc>
           <w:tcPr>
-            <w:tcW w:w="0" w:type="auto"/>
-            <w:tcBorders>
-              <w:top w:val="single" w:sz="8" w:space="0" w:color="000000"/>
-              <w:left w:val="single" w:sz="8" w:space="0" w:color="000000"/>
-              <w:bottom w:val="single" w:sz="8" w:space="0" w:color="000000"/>
-              <w:right w:val="single" w:sz="8" w:space="0" w:color="000000"/>
-            </w:tcBorders>
-          </w:tcPr>
-          <w:p>
-            <w:proofErr w:type="spellStart"/>
-            <w:r>
+            <w:tcW w:w="1044" w:type="dxa"/>
+            <w:tcBorders>
+              <w:top w:val="single" w:sz="8" w:space="0" w:color="000000"/>
+              <w:left w:val="single" w:sz="8" w:space="0" w:color="000000"/>
+              <w:bottom w:val="single" w:sz="8" w:space="0" w:color="000000"/>
+              <w:right w:val="single" w:sz="8" w:space="0" w:color="000000"/>
+            </w:tcBorders>
+            <w:shd w:val="clear" w:color="auto" w:fill="F2F2F2" w:themeFill="background1" w:themeFillShade="F2"/>
+          </w:tcPr>
+          <w:p>
+            <w:pPr>
+              <w:jc w:val="center"/>
+              <w:rPr>
+                <w:b/>
+                <w:bCs/>
+              </w:rPr>
+            </w:pPr>
+            <w:proofErr w:type="spellStart"/>
+            <w:r>
+              <w:rPr>
+                <w:b/>
+                <w:bCs/>
+              </w:rPr>
               <w:t>성장률</w:t>
             </w:r>
             <w:proofErr w:type="spellEnd"/>
@@ -696,10 +731,22 @@
               <w:bottom w:val="single" w:sz="8" w:space="0" w:color="000000"/>
               <w:right w:val="single" w:sz="8" w:space="0" w:color="000000"/>
             </w:tcBorders>
-          </w:tcPr>
-          <w:p>
-            <w:proofErr w:type="spellStart"/>
-            <w:r>
+            <w:shd w:val="clear" w:color="auto" w:fill="F2F2F2" w:themeFill="background1" w:themeFillShade="F2"/>
+          </w:tcPr>
+          <w:p>
+            <w:pPr>
+              <w:jc w:val="center"/>
+              <w:rPr>
+                <w:b/>
+                <w:bCs/>
+              </w:rPr>
+            </w:pPr>
+            <w:proofErr w:type="spellStart"/>
+            <w:r>
+              <w:rPr>
+                <w:b/>
+                <w:bCs/>
+              </w:rPr>
               <w:t>출처</w:t>
             </w:r>
             <w:proofErr w:type="spellEnd"/>
@@ -733,7 +780,7 @@
         </w:tc>
         <w:tc>
           <w:tcPr>
-            <w:tcW w:w="0" w:type="auto"/>
+            <w:tcW w:w="2225" w:type="dxa"/>
             <w:tcBorders>
               <w:top w:val="single" w:sz="8" w:space="0" w:color="000000"/>
               <w:left w:val="single" w:sz="8" w:space="0" w:color="000000"/>
@@ -749,7 +796,7 @@
         </w:tc>
         <w:tc>
           <w:tcPr>
-            <w:tcW w:w="0" w:type="auto"/>
+            <w:tcW w:w="1044" w:type="dxa"/>
             <w:tcBorders>
               <w:top w:val="single" w:sz="8" w:space="0" w:color="000000"/>
               <w:left w:val="single" w:sz="8" w:space="0" w:color="000000"/>
@@ -807,7 +854,7 @@
         </w:tc>
         <w:tc>
           <w:tcPr>
-            <w:tcW w:w="0" w:type="auto"/>
+            <w:tcW w:w="2225" w:type="dxa"/>
             <w:tcBorders>
               <w:top w:val="single" w:sz="8" w:space="0" w:color="000000"/>
               <w:left w:val="single" w:sz="8" w:space="0" w:color="000000"/>
@@ -823,7 +870,7 @@
         </w:tc>
         <w:tc>
           <w:tcPr>
-            <w:tcW w:w="0" w:type="auto"/>
+            <w:tcW w:w="1044" w:type="dxa"/>
             <w:tcBorders>
               <w:top w:val="single" w:sz="8" w:space="0" w:color="000000"/>
               <w:left w:val="single" w:sz="8" w:space="0" w:color="000000"/>
@@ -867,18 +914,10 @@
           </w:tcPr>
           <w:p>
             <w:r>
-              <w:rPr>
-                <w:b/>
-                <w:bCs/>
-              </w:rPr>
               <w:t xml:space="preserve">TAM </w:t>
             </w:r>
             <w:proofErr w:type="spellStart"/>
             <w:r>
-              <w:rPr>
-                <w:b/>
-                <w:bCs/>
-              </w:rPr>
               <w:t>합계</w:t>
             </w:r>
             <w:proofErr w:type="spellEnd"/>
@@ -886,26 +925,23 @@
         </w:tc>
         <w:tc>
           <w:tcPr>
-            <w:tcW w:w="0" w:type="auto"/>
-            <w:tcBorders>
-              <w:top w:val="single" w:sz="8" w:space="0" w:color="000000"/>
-              <w:left w:val="single" w:sz="8" w:space="0" w:color="000000"/>
-              <w:bottom w:val="single" w:sz="8" w:space="0" w:color="000000"/>
-              <w:right w:val="single" w:sz="8" w:space="0" w:color="000000"/>
-            </w:tcBorders>
-          </w:tcPr>
-          <w:p>
-            <w:r>
-              <w:rPr>
-                <w:b/>
-              </w:rPr>
+            <w:tcW w:w="2225" w:type="dxa"/>
+            <w:tcBorders>
+              <w:top w:val="single" w:sz="8" w:space="0" w:color="000000"/>
+              <w:left w:val="single" w:sz="8" w:space="0" w:color="000000"/>
+              <w:bottom w:val="single" w:sz="8" w:space="0" w:color="000000"/>
+              <w:right w:val="single" w:sz="8" w:space="0" w:color="000000"/>
+            </w:tcBorders>
+          </w:tcPr>
+          <w:p>
+            <w:r>
               <w:t>약 $5.5B (약 7.7조원)</w:t>
             </w:r>
           </w:p>
         </w:tc>
         <w:tc>
           <w:tcPr>
-            <w:tcW w:w="0" w:type="auto"/>
+            <w:tcW w:w="1044" w:type="dxa"/>
             <w:tcBorders>
               <w:top w:val="single" w:sz="8" w:space="0" w:color="000000"/>
               <w:left w:val="single" w:sz="8" w:space="0" w:color="000000"/>
@@ -943,7 +979,6 @@
         <w:rPr>
           <w:lang w:eastAsia="ko-KR"/>
         </w:rPr>
-        <w:lastRenderedPageBreak/>
         <w:t xml:space="preserve">온라인 설문 시장은 합성 </w:t>
       </w:r>
       <w:proofErr w:type="spellStart"/>
@@ -975,6 +1010,7 @@
         <w:rPr>
           <w:lang w:eastAsia="ko-KR"/>
         </w:rPr>
+        <w:lastRenderedPageBreak/>
         <w:t>참고로 UX 서비스 시장(리서치 포함)은 $6.4B(2025) → $77.2B(2034)로 CAGR 31.2% 성장이 전망되며, 합성 리서치가 이 성장의 주요 동력 중 하나다 (Fortune Business Insights, 2025).</w:t>
       </w:r>
     </w:p>
@@ -999,12 +1035,12 @@
       <w:pPr>
         <w:pStyle w:val="31"/>
         <w:rPr>
-          <w:rFonts w:eastAsia="맑은 고딕" w:hint="eastAsia"/>
+          <w:rFonts w:eastAsia="맑은 고딕"/>
           <w:lang w:eastAsia="ko-KR"/>
         </w:rPr>
       </w:pPr>
-      <w:bookmarkStart w:id="4" w:name="Xb5108ec14dc08de32f28f716726ac243cc9686e"/>
-      <w:bookmarkEnd w:id="3"/>
+      <w:bookmarkStart w:id="3" w:name="Xb5108ec14dc08de32f28f716726ac243cc9686e"/>
+      <w:bookmarkEnd w:id="2"/>
       <w:r>
         <w:t xml:space="preserve">1-3. SAM </w:t>
       </w:r>
@@ -1030,9 +1066,9 @@
       </w:tblPr>
       <w:tblGrid>
         <w:gridCol w:w="1656"/>
-        <w:gridCol w:w="1338"/>
-        <w:gridCol w:w="965"/>
-        <w:gridCol w:w="1338"/>
+        <w:gridCol w:w="978"/>
+        <w:gridCol w:w="874"/>
+        <w:gridCol w:w="1088"/>
         <w:gridCol w:w="887"/>
       </w:tblGrid>
       <w:tr>
@@ -1048,47 +1084,80 @@
               <w:bottom w:val="single" w:sz="8" w:space="0" w:color="000000"/>
               <w:right w:val="single" w:sz="8" w:space="0" w:color="000000"/>
             </w:tcBorders>
-          </w:tcPr>
-          <w:p>
-            <w:proofErr w:type="spellStart"/>
-            <w:r>
-              <w:t>세그먼트</w:t>
-            </w:r>
-            <w:proofErr w:type="spellEnd"/>
-          </w:p>
-        </w:tc>
-        <w:tc>
-          <w:tcPr>
-            <w:tcW w:w="0" w:type="auto"/>
-            <w:tcBorders>
-              <w:top w:val="single" w:sz="8" w:space="0" w:color="000000"/>
-              <w:left w:val="single" w:sz="8" w:space="0" w:color="000000"/>
-              <w:bottom w:val="single" w:sz="8" w:space="0" w:color="000000"/>
-              <w:right w:val="single" w:sz="8" w:space="0" w:color="000000"/>
-            </w:tcBorders>
-          </w:tcPr>
-          <w:p>
-            <w:r>
-              <w:t>TAM</w:t>
-            </w:r>
-          </w:p>
-        </w:tc>
-        <w:tc>
-          <w:tcPr>
-            <w:tcW w:w="0" w:type="auto"/>
-            <w:tcBorders>
-              <w:top w:val="single" w:sz="8" w:space="0" w:color="000000"/>
-              <w:left w:val="single" w:sz="8" w:space="0" w:color="000000"/>
-              <w:bottom w:val="single" w:sz="8" w:space="0" w:color="000000"/>
-              <w:right w:val="single" w:sz="8" w:space="0" w:color="000000"/>
-            </w:tcBorders>
+            <w:shd w:val="clear" w:color="auto" w:fill="F2F2F2" w:themeFill="background1" w:themeFillShade="F2"/>
           </w:tcPr>
           <w:p>
             <w:pPr>
               <w:jc w:val="center"/>
+              <w:rPr>
+                <w:b/>
+                <w:bCs/>
+              </w:rPr>
             </w:pPr>
             <w:proofErr w:type="spellStart"/>
             <w:r>
+              <w:rPr>
+                <w:b/>
+                <w:bCs/>
+              </w:rPr>
+              <w:t>세그먼트</w:t>
+            </w:r>
+            <w:proofErr w:type="spellEnd"/>
+          </w:p>
+        </w:tc>
+        <w:tc>
+          <w:tcPr>
+            <w:tcW w:w="0" w:type="auto"/>
+            <w:tcBorders>
+              <w:top w:val="single" w:sz="8" w:space="0" w:color="000000"/>
+              <w:left w:val="single" w:sz="8" w:space="0" w:color="000000"/>
+              <w:bottom w:val="single" w:sz="8" w:space="0" w:color="000000"/>
+              <w:right w:val="single" w:sz="8" w:space="0" w:color="000000"/>
+            </w:tcBorders>
+            <w:shd w:val="clear" w:color="auto" w:fill="F2F2F2" w:themeFill="background1" w:themeFillShade="F2"/>
+          </w:tcPr>
+          <w:p>
+            <w:pPr>
+              <w:jc w:val="center"/>
+              <w:rPr>
+                <w:b/>
+                <w:bCs/>
+              </w:rPr>
+            </w:pPr>
+            <w:r>
+              <w:rPr>
+                <w:b/>
+                <w:bCs/>
+              </w:rPr>
+              <w:t>TAM</w:t>
+            </w:r>
+          </w:p>
+        </w:tc>
+        <w:tc>
+          <w:tcPr>
+            <w:tcW w:w="0" w:type="auto"/>
+            <w:tcBorders>
+              <w:top w:val="single" w:sz="8" w:space="0" w:color="000000"/>
+              <w:left w:val="single" w:sz="8" w:space="0" w:color="000000"/>
+              <w:bottom w:val="single" w:sz="8" w:space="0" w:color="000000"/>
+              <w:right w:val="single" w:sz="8" w:space="0" w:color="000000"/>
+            </w:tcBorders>
+            <w:shd w:val="clear" w:color="auto" w:fill="F2F2F2" w:themeFill="background1" w:themeFillShade="F2"/>
+          </w:tcPr>
+          <w:p>
+            <w:pPr>
+              <w:jc w:val="center"/>
+              <w:rPr>
+                <w:b/>
+                <w:bCs/>
+              </w:rPr>
+            </w:pPr>
+            <w:proofErr w:type="spellStart"/>
+            <w:r>
+              <w:rPr>
+                <w:b/>
+                <w:bCs/>
+              </w:rPr>
               <w:t>침투율</w:t>
             </w:r>
             <w:proofErr w:type="spellEnd"/>
@@ -1103,9 +1172,21 @@
               <w:bottom w:val="single" w:sz="8" w:space="0" w:color="000000"/>
               <w:right w:val="single" w:sz="8" w:space="0" w:color="000000"/>
             </w:tcBorders>
-          </w:tcPr>
-          <w:p>
-            <w:r>
+            <w:shd w:val="clear" w:color="auto" w:fill="F2F2F2" w:themeFill="background1" w:themeFillShade="F2"/>
+          </w:tcPr>
+          <w:p>
+            <w:pPr>
+              <w:jc w:val="center"/>
+              <w:rPr>
+                <w:b/>
+                <w:bCs/>
+              </w:rPr>
+            </w:pPr>
+            <w:r>
+              <w:rPr>
+                <w:b/>
+                <w:bCs/>
+              </w:rPr>
               <w:t>SAM</w:t>
             </w:r>
           </w:p>
@@ -1119,10 +1200,22 @@
               <w:bottom w:val="single" w:sz="8" w:space="0" w:color="000000"/>
               <w:right w:val="single" w:sz="8" w:space="0" w:color="000000"/>
             </w:tcBorders>
-          </w:tcPr>
-          <w:p>
-            <w:proofErr w:type="spellStart"/>
-            <w:r>
+            <w:shd w:val="clear" w:color="auto" w:fill="F2F2F2" w:themeFill="background1" w:themeFillShade="F2"/>
+          </w:tcPr>
+          <w:p>
+            <w:pPr>
+              <w:jc w:val="center"/>
+              <w:rPr>
+                <w:b/>
+                <w:bCs/>
+              </w:rPr>
+            </w:pPr>
+            <w:proofErr w:type="spellStart"/>
+            <w:r>
+              <w:rPr>
+                <w:b/>
+                <w:bCs/>
+              </w:rPr>
               <w:t>근거</w:t>
             </w:r>
             <w:proofErr w:type="spellEnd"/>
@@ -1343,16 +1436,9 @@
       </w:pPr>
       <w:r>
         <w:rPr>
-          <w:b/>
-          <w:bCs/>
           <w:lang w:eastAsia="ko-KR"/>
         </w:rPr>
         <w:t>① 설문 약 20%: Qualtrics 2024 조사에서 시장조사자 71%가 "3년 내 합성 응답이 과반이 될 것"이라고 답했다. 다만 규제·인구조사처럼 AI가 대체하기 어려운 영역이 있어서, 이 기대치를 1/3로 깎아 약 20%만 잡았다.</w:t>
-      </w:r>
-      <w:r>
-        <w:rPr>
-          <w:lang w:eastAsia="ko-KR"/>
-        </w:rPr>
       </w:r>
     </w:p>
     <w:p>
@@ -1367,52 +1453,21 @@
       </w:pPr>
       <w:r>
         <w:rPr>
-          <w:b/>
-          <w:bCs/>
           <w:lang w:eastAsia="ko-KR"/>
         </w:rPr>
         <w:t>② UX 리서치 약 50%: Maze 2026 기준 리서처 69%가 이미 AI를 쓰고 있고, UX 리서치는 페르소닉 AI의 핵심 영역과 직접 맞닿아 있어 높게 잡되, 카테고리가 아직 초기라 69%보다는 낮춰 약 50%로 설정했다.</w:t>
-      </w:r>
-      <w:r>
-        <w:rPr>
-          <w:lang w:eastAsia="ko-KR"/>
-        </w:rPr>
-      </w:r>
-      <w:proofErr w:type="spellStart"/>
-      <w:r>
-        <w:rPr>
-          <w:lang w:eastAsia="ko-KR"/>
-        </w:rPr>
-      </w:r>
-      <w:proofErr w:type="spellEnd"/>
-      <w:r>
-        <w:rPr>
-          <w:lang w:eastAsia="ko-KR"/>
-        </w:rPr>
-      </w:r>
-      <w:proofErr w:type="spellStart"/>
-      <w:r>
-        <w:rPr>
-          <w:lang w:eastAsia="ko-KR"/>
-        </w:rPr>
-      </w:r>
-      <w:proofErr w:type="spellEnd"/>
-      <w:r>
-        <w:rPr>
-          <w:lang w:eastAsia="ko-KR"/>
-        </w:rPr>
       </w:r>
     </w:p>
     <w:p>
       <w:pPr>
         <w:pStyle w:val="31"/>
         <w:rPr>
-          <w:rFonts w:eastAsia="맑은 고딕" w:hint="eastAsia"/>
+          <w:rFonts w:eastAsia="맑은 고딕"/>
           <w:lang w:eastAsia="ko-KR"/>
         </w:rPr>
       </w:pPr>
-      <w:bookmarkStart w:id="5" w:name="X3df9931278d9404e6f096b5ccf7aec58c2c2945"/>
-      <w:bookmarkEnd w:id="4"/>
+      <w:bookmarkStart w:id="4" w:name="X3df9931278d9404e6f096b5ccf7aec58c2c2945"/>
+      <w:bookmarkEnd w:id="3"/>
       <w:r>
         <w:t>1-4. SOM</w:t>
       </w:r>
@@ -1439,7 +1494,7 @@
           <w:bCs/>
           <w:lang w:eastAsia="ko-KR"/>
         </w:rPr>
-        <w:t>SOM: 합성 페르소나 카테고리는 주요 4~5개사에 $163M 이상이 투자된 형성 초기 시장이다. 지배적 플레이어가 아직 없으므로, SAM의 약 5%인 약 $63M(약 882억원)을 3~5년 내 획득 가능 시장으로 설정하였다.</w:t>
+        <w:t>SOM: 합성 페르소나 카테고리는 주요 4~5개사에 $163M 이상이 투자된 형성 초기 시장이다. 지배적 플레이어가 아직 없으므로, SAM의 약 5%인 약 $63M획득 가능 시장으로 설정하였다.</w:t>
       </w:r>
     </w:p>
     <w:p>
@@ -1449,11 +1504,13 @@
           <w:numId w:val="15"/>
         </w:numPr>
         <w:rPr>
-          <w:rFonts w:hint="eastAsia"/>
           <w:lang w:eastAsia="ko-KR"/>
         </w:rPr>
       </w:pPr>
       <w:r>
+        <w:rPr>
+          <w:lang w:eastAsia="ko-KR"/>
+        </w:rPr>
         <w:t>29년 매출 목표 $10.5M(약 147억원)은 SOM(약 $63M)의 약 17%로, 카테고리 초기 시장에서 선도 사업자가 확보할 수 있는 범위로 본다.</w:t>
       </w:r>
     </w:p>
@@ -1461,8 +1518,8 @@
       <w:pPr>
         <w:pStyle w:val="31"/>
       </w:pPr>
-      <w:bookmarkStart w:id="6" w:name="X576ad54750279bc71782e3cec6d419e7f686dbd"/>
-      <w:bookmarkEnd w:id="5"/>
+      <w:bookmarkStart w:id="5" w:name="X576ad54750279bc71782e3cec6d419e7f686dbd"/>
+      <w:bookmarkEnd w:id="4"/>
       <w:r>
         <w:t xml:space="preserve">1-5. </w:t>
       </w:r>
@@ -1522,20 +1579,6 @@
         </w:rPr>
         <w:t>전략적 총기회: 보수적 TAM + 확장 전환 = 약 $13.1B(약 18.3조원)</w:t>
       </w:r>
-      <w:proofErr w:type="spellStart"/>
-      <w:r>
-        <w:rPr>
-          <w:b/>
-          <w:lang w:eastAsia="ko-KR"/>
-        </w:rPr>
-      </w:r>
-      <w:proofErr w:type="spellEnd"/>
-      <w:r>
-        <w:rPr>
-          <w:b/>
-          <w:lang w:eastAsia="ko-KR"/>
-        </w:rPr>
-      </w:r>
     </w:p>
     <w:p>
       <w:pPr>
@@ -1554,12 +1597,11 @@
         <w:t>TAM 위에 있는 개념이 아니라, 장기적으로 노릴 수 있는 전체 기회를 별도로 보여주는 수치다.</w:t>
       </w:r>
     </w:p>
+    <w:bookmarkEnd w:id="5"/>
     <w:p>
       <w:pPr>
         <w:pStyle w:val="31"/>
       </w:pPr>
-      <w:bookmarkStart w:id="7" w:name="X872c982e871a53b078ab91a18e6b6a8cb27f30d"/>
-      <w:bookmarkEnd w:id="6"/>
       <w:r>
         <w:lastRenderedPageBreak/>
         <w:t xml:space="preserve">1-6. </w:t>
@@ -1666,7 +1708,7 @@
       </w:r>
       <w:r>
         <w:pict w14:anchorId="2C0B1967">
-          <v:rect id="_x0000_i1105" style="width:0;height:1.5pt" o:hralign="center" o:hrstd="t" o:hr="t"/>
+          <v:rect id="_x0000_i1027" style="width:0;height:1.5pt" o:hralign="center" o:hrstd="t" o:hr="t"/>
         </w:pict>
       </w:r>
     </w:p>
@@ -1678,7 +1720,76 @@
         </w:rPr>
       </w:pPr>
       <w:r>
-        <w:t>2. 매출 분석 및 고객획득·투자유치 근거</w:t>
+        <w:rPr>
+          <w:lang w:eastAsia="ko-KR"/>
+        </w:rPr>
+        <w:t xml:space="preserve">2. </w:t>
+      </w:r>
+      <w:r>
+        <w:rPr>
+          <w:lang w:eastAsia="ko-KR"/>
+        </w:rPr>
+        <w:t>매출</w:t>
+      </w:r>
+      <w:r>
+        <w:rPr>
+          <w:lang w:eastAsia="ko-KR"/>
+        </w:rPr>
+        <w:t xml:space="preserve"> </w:t>
+      </w:r>
+      <w:r>
+        <w:rPr>
+          <w:lang w:eastAsia="ko-KR"/>
+        </w:rPr>
+        <w:t>분석</w:t>
+      </w:r>
+      <w:r>
+        <w:rPr>
+          <w:lang w:eastAsia="ko-KR"/>
+        </w:rPr>
+        <w:t xml:space="preserve"> </w:t>
+      </w:r>
+      <w:r>
+        <w:rPr>
+          <w:lang w:eastAsia="ko-KR"/>
+        </w:rPr>
+        <w:t>및</w:t>
+      </w:r>
+      <w:r>
+        <w:rPr>
+          <w:lang w:eastAsia="ko-KR"/>
+        </w:rPr>
+        <w:t xml:space="preserve"> </w:t>
+      </w:r>
+      <w:r>
+        <w:rPr>
+          <w:lang w:eastAsia="ko-KR"/>
+        </w:rPr>
+        <w:t>고객획득</w:t>
+      </w:r>
+      <w:r>
+        <w:rPr>
+          <w:lang w:eastAsia="ko-KR"/>
+        </w:rPr>
+        <w:t>·</w:t>
+      </w:r>
+      <w:r>
+        <w:rPr>
+          <w:lang w:eastAsia="ko-KR"/>
+        </w:rPr>
+        <w:t>투자유치</w:t>
+      </w:r>
+      <w:r>
+        <w:rPr>
+          <w:lang w:eastAsia="ko-KR"/>
+        </w:rPr>
+        <w:t xml:space="preserve"> </w:t>
+      </w:r>
+      <w:r>
+        <w:rPr>
+          <w:lang w:eastAsia="ko-KR"/>
+        </w:rPr>
+        <w:t>근거</w:t>
       </w:r>
     </w:p>
     <w:p>
@@ -1688,7 +1799,38 @@
         </w:rPr>
       </w:pPr>
       <w:r>
-        <w:t>본문 「3. 성장전략」의 비즈니스 모델, 매출 추정, 투자유치 전략과 「2. 실현 가능성」의 핵심 기술 원가 근거를 함께 설명한다.</w:t>
+        <w:rPr>
+          <w:lang w:eastAsia="ko-KR"/>
+        </w:rPr>
+        <w:t xml:space="preserve">본문 「3. </w:t>
+      </w:r>
+      <w:proofErr w:type="spellStart"/>
+      <w:r>
+        <w:rPr>
+          <w:lang w:eastAsia="ko-KR"/>
+        </w:rPr>
+        <w:t>성장전략」의</w:t>
+      </w:r>
+      <w:proofErr w:type="spellEnd"/>
+      <w:r>
+        <w:rPr>
+          <w:lang w:eastAsia="ko-KR"/>
+        </w:rPr>
+        <w:t xml:space="preserve"> 비즈니스 모델, 매출 추정, 투자유치 전략과 「2. 실현 </w:t>
+      </w:r>
+      <w:proofErr w:type="spellStart"/>
+      <w:r>
+        <w:rPr>
+          <w:lang w:eastAsia="ko-KR"/>
+        </w:rPr>
+        <w:t>가능성」의</w:t>
+      </w:r>
+      <w:proofErr w:type="spellEnd"/>
+      <w:r>
+        <w:rPr>
+          <w:lang w:eastAsia="ko-KR"/>
+        </w:rPr>
+        <w:t xml:space="preserve"> 핵심 기술 원가 근거를 함께 설명한다.</w:t>
       </w:r>
     </w:p>
     <w:p>
@@ -1698,7 +1840,7 @@
           <w:lang w:eastAsia="ko-KR"/>
         </w:rPr>
       </w:pPr>
-      <w:bookmarkStart w:id="9" w:name="X99c15bb971fb186c2f6761c314a796d68c2bd24"/>
+      <w:bookmarkStart w:id="6" w:name="X99c15bb971fb186c2f6761c314a796d68c2bd24"/>
       <w:r>
         <w:rPr>
           <w:lang w:eastAsia="ko-KR"/>
@@ -1830,49 +1972,82 @@
               <w:bottom w:val="single" w:sz="8" w:space="0" w:color="000000"/>
               <w:right w:val="single" w:sz="8" w:space="0" w:color="000000"/>
             </w:tcBorders>
-          </w:tcPr>
-          <w:p>
-            <w:proofErr w:type="spellStart"/>
-            <w:r>
-              <w:t>레이어</w:t>
-            </w:r>
-            <w:proofErr w:type="spellEnd"/>
-          </w:p>
-        </w:tc>
-        <w:tc>
-          <w:tcPr>
-            <w:tcW w:w="0" w:type="auto"/>
-            <w:tcBorders>
-              <w:top w:val="single" w:sz="8" w:space="0" w:color="000000"/>
-              <w:left w:val="single" w:sz="8" w:space="0" w:color="000000"/>
-              <w:bottom w:val="single" w:sz="8" w:space="0" w:color="000000"/>
-              <w:right w:val="single" w:sz="8" w:space="0" w:color="000000"/>
-            </w:tcBorders>
-          </w:tcPr>
-          <w:p>
-            <w:proofErr w:type="spellStart"/>
-            <w:r>
-              <w:t>역할</w:t>
-            </w:r>
-            <w:proofErr w:type="spellEnd"/>
-          </w:p>
-        </w:tc>
-        <w:tc>
-          <w:tcPr>
-            <w:tcW w:w="0" w:type="auto"/>
-            <w:tcBorders>
-              <w:top w:val="single" w:sz="8" w:space="0" w:color="000000"/>
-              <w:left w:val="single" w:sz="8" w:space="0" w:color="000000"/>
-              <w:bottom w:val="single" w:sz="8" w:space="0" w:color="000000"/>
-              <w:right w:val="single" w:sz="8" w:space="0" w:color="000000"/>
-            </w:tcBorders>
+            <w:shd w:val="clear" w:color="auto" w:fill="F2F2F2" w:themeFill="background1" w:themeFillShade="F2"/>
           </w:tcPr>
           <w:p>
             <w:pPr>
               <w:jc w:val="center"/>
+              <w:rPr>
+                <w:b/>
+                <w:bCs/>
+              </w:rPr>
             </w:pPr>
             <w:proofErr w:type="spellStart"/>
             <w:r>
+              <w:rPr>
+                <w:b/>
+                <w:bCs/>
+              </w:rPr>
+              <w:t>레이어</w:t>
+            </w:r>
+            <w:proofErr w:type="spellEnd"/>
+          </w:p>
+        </w:tc>
+        <w:tc>
+          <w:tcPr>
+            <w:tcW w:w="0" w:type="auto"/>
+            <w:tcBorders>
+              <w:top w:val="single" w:sz="8" w:space="0" w:color="000000"/>
+              <w:left w:val="single" w:sz="8" w:space="0" w:color="000000"/>
+              <w:bottom w:val="single" w:sz="8" w:space="0" w:color="000000"/>
+              <w:right w:val="single" w:sz="8" w:space="0" w:color="000000"/>
+            </w:tcBorders>
+            <w:shd w:val="clear" w:color="auto" w:fill="F2F2F2" w:themeFill="background1" w:themeFillShade="F2"/>
+          </w:tcPr>
+          <w:p>
+            <w:pPr>
+              <w:jc w:val="center"/>
+              <w:rPr>
+                <w:b/>
+                <w:bCs/>
+              </w:rPr>
+            </w:pPr>
+            <w:proofErr w:type="spellStart"/>
+            <w:r>
+              <w:rPr>
+                <w:b/>
+                <w:bCs/>
+              </w:rPr>
+              <w:t>역할</w:t>
+            </w:r>
+            <w:proofErr w:type="spellEnd"/>
+          </w:p>
+        </w:tc>
+        <w:tc>
+          <w:tcPr>
+            <w:tcW w:w="0" w:type="auto"/>
+            <w:tcBorders>
+              <w:top w:val="single" w:sz="8" w:space="0" w:color="000000"/>
+              <w:left w:val="single" w:sz="8" w:space="0" w:color="000000"/>
+              <w:bottom w:val="single" w:sz="8" w:space="0" w:color="000000"/>
+              <w:right w:val="single" w:sz="8" w:space="0" w:color="000000"/>
+            </w:tcBorders>
+            <w:shd w:val="clear" w:color="auto" w:fill="F2F2F2" w:themeFill="background1" w:themeFillShade="F2"/>
+          </w:tcPr>
+          <w:p>
+            <w:pPr>
+              <w:jc w:val="center"/>
+              <w:rPr>
+                <w:b/>
+                <w:bCs/>
+              </w:rPr>
+            </w:pPr>
+            <w:proofErr w:type="spellStart"/>
+            <w:r>
+              <w:rPr>
+                <w:b/>
+                <w:bCs/>
+              </w:rPr>
               <w:t>모델</w:t>
             </w:r>
             <w:proofErr w:type="spellEnd"/>
@@ -1887,10 +2062,22 @@
               <w:bottom w:val="single" w:sz="8" w:space="0" w:color="000000"/>
               <w:right w:val="single" w:sz="8" w:space="0" w:color="000000"/>
             </w:tcBorders>
-          </w:tcPr>
-          <w:p>
-            <w:proofErr w:type="spellStart"/>
-            <w:r>
+            <w:shd w:val="clear" w:color="auto" w:fill="F2F2F2" w:themeFill="background1" w:themeFillShade="F2"/>
+          </w:tcPr>
+          <w:p>
+            <w:pPr>
+              <w:jc w:val="center"/>
+              <w:rPr>
+                <w:b/>
+                <w:bCs/>
+              </w:rPr>
+            </w:pPr>
+            <w:proofErr w:type="spellStart"/>
+            <w:r>
+              <w:rPr>
+                <w:b/>
+                <w:bCs/>
+              </w:rPr>
               <w:t>이유</w:t>
             </w:r>
             <w:proofErr w:type="spellEnd"/>
@@ -2502,8 +2689,8 @@
       <w:pPr>
         <w:pStyle w:val="31"/>
       </w:pPr>
-      <w:bookmarkStart w:id="10" w:name="X9edcf529f52d93294af26f6c47baf18c2f91162"/>
-      <w:bookmarkEnd w:id="9"/>
+      <w:bookmarkStart w:id="7" w:name="X9edcf529f52d93294af26f6c47baf18c2f91162"/>
+      <w:bookmarkEnd w:id="6"/>
       <w:r>
         <w:t xml:space="preserve">2-2. </w:t>
       </w:r>
@@ -2540,7 +2727,7 @@
         <w:gridCol w:w="2059"/>
         <w:gridCol w:w="701"/>
         <w:gridCol w:w="816"/>
-        <w:gridCol w:w="1026"/>
+        <w:gridCol w:w="1045"/>
         <w:gridCol w:w="2630"/>
       </w:tblGrid>
       <w:tr>
@@ -2556,11 +2743,167 @@
               <w:bottom w:val="single" w:sz="8" w:space="0" w:color="000000"/>
               <w:right w:val="single" w:sz="8" w:space="0" w:color="000000"/>
             </w:tcBorders>
-          </w:tcPr>
-          <w:p>
-            <w:proofErr w:type="spellStart"/>
-            <w:r>
+            <w:shd w:val="clear" w:color="auto" w:fill="F2F2F2" w:themeFill="background1" w:themeFillShade="F2"/>
+          </w:tcPr>
+          <w:p>
+            <w:pPr>
+              <w:jc w:val="center"/>
+              <w:rPr>
+                <w:b/>
+                <w:bCs/>
+              </w:rPr>
+            </w:pPr>
+            <w:proofErr w:type="spellStart"/>
+            <w:r>
+              <w:rPr>
+                <w:b/>
+                <w:bCs/>
+              </w:rPr>
               <w:t>모드</w:t>
+            </w:r>
+            <w:proofErr w:type="spellEnd"/>
+          </w:p>
+        </w:tc>
+        <w:tc>
+          <w:tcPr>
+            <w:tcW w:w="0" w:type="auto"/>
+            <w:tcBorders>
+              <w:top w:val="single" w:sz="8" w:space="0" w:color="000000"/>
+              <w:left w:val="single" w:sz="8" w:space="0" w:color="000000"/>
+              <w:bottom w:val="single" w:sz="8" w:space="0" w:color="000000"/>
+              <w:right w:val="single" w:sz="8" w:space="0" w:color="000000"/>
+            </w:tcBorders>
+            <w:shd w:val="clear" w:color="auto" w:fill="F2F2F2" w:themeFill="background1" w:themeFillShade="F2"/>
+          </w:tcPr>
+          <w:p>
+            <w:pPr>
+              <w:jc w:val="center"/>
+              <w:rPr>
+                <w:b/>
+                <w:bCs/>
+              </w:rPr>
+            </w:pPr>
+            <w:r>
+              <w:rPr>
+                <w:b/>
+                <w:bCs/>
+              </w:rPr>
+              <w:t>LLM</w:t>
+            </w:r>
+          </w:p>
+        </w:tc>
+        <w:tc>
+          <w:tcPr>
+            <w:tcW w:w="0" w:type="auto"/>
+            <w:tcBorders>
+              <w:top w:val="single" w:sz="8" w:space="0" w:color="000000"/>
+              <w:left w:val="single" w:sz="8" w:space="0" w:color="000000"/>
+              <w:bottom w:val="single" w:sz="8" w:space="0" w:color="000000"/>
+              <w:right w:val="single" w:sz="8" w:space="0" w:color="000000"/>
+            </w:tcBorders>
+            <w:shd w:val="clear" w:color="auto" w:fill="F2F2F2" w:themeFill="background1" w:themeFillShade="F2"/>
+          </w:tcPr>
+          <w:p>
+            <w:pPr>
+              <w:jc w:val="center"/>
+              <w:rPr>
+                <w:b/>
+                <w:bCs/>
+              </w:rPr>
+            </w:pPr>
+            <w:proofErr w:type="spellStart"/>
+            <w:r>
+              <w:rPr>
+                <w:b/>
+                <w:bCs/>
+              </w:rPr>
+              <w:t>인프라</w:t>
+            </w:r>
+            <w:proofErr w:type="spellEnd"/>
+          </w:p>
+        </w:tc>
+        <w:tc>
+          <w:tcPr>
+            <w:tcW w:w="0" w:type="auto"/>
+            <w:tcBorders>
+              <w:top w:val="single" w:sz="8" w:space="0" w:color="000000"/>
+              <w:left w:val="single" w:sz="8" w:space="0" w:color="000000"/>
+              <w:bottom w:val="single" w:sz="8" w:space="0" w:color="000000"/>
+              <w:right w:val="single" w:sz="8" w:space="0" w:color="000000"/>
+            </w:tcBorders>
+            <w:shd w:val="clear" w:color="auto" w:fill="F2F2F2" w:themeFill="background1" w:themeFillShade="F2"/>
+          </w:tcPr>
+          <w:p>
+            <w:pPr>
+              <w:jc w:val="center"/>
+              <w:rPr>
+                <w:b/>
+                <w:bCs/>
+              </w:rPr>
+            </w:pPr>
+            <w:r>
+              <w:rPr>
+                <w:b/>
+                <w:bCs/>
+              </w:rPr>
+              <w:t>COGS/명</w:t>
+            </w:r>
+          </w:p>
+        </w:tc>
+        <w:tc>
+          <w:tcPr>
+            <w:tcW w:w="0" w:type="auto"/>
+            <w:tcBorders>
+              <w:top w:val="single" w:sz="8" w:space="0" w:color="000000"/>
+              <w:left w:val="single" w:sz="8" w:space="0" w:color="000000"/>
+              <w:bottom w:val="single" w:sz="8" w:space="0" w:color="000000"/>
+              <w:right w:val="single" w:sz="8" w:space="0" w:color="000000"/>
+            </w:tcBorders>
+            <w:shd w:val="clear" w:color="auto" w:fill="F2F2F2" w:themeFill="background1" w:themeFillShade="F2"/>
+          </w:tcPr>
+          <w:p>
+            <w:pPr>
+              <w:jc w:val="center"/>
+              <w:rPr>
+                <w:b/>
+                <w:bCs/>
+              </w:rPr>
+            </w:pPr>
+            <w:proofErr w:type="spellStart"/>
+            <w:r>
+              <w:rPr>
+                <w:b/>
+                <w:bCs/>
+              </w:rPr>
+              <w:t>근거</w:t>
+            </w:r>
+            <w:proofErr w:type="spellEnd"/>
+          </w:p>
+        </w:tc>
+      </w:tr>
+      <w:tr>
+        <w:tc>
+          <w:tcPr>
+            <w:tcW w:w="0" w:type="auto"/>
+            <w:tcBorders>
+              <w:top w:val="single" w:sz="8" w:space="0" w:color="000000"/>
+              <w:left w:val="single" w:sz="8" w:space="0" w:color="000000"/>
+              <w:bottom w:val="single" w:sz="8" w:space="0" w:color="000000"/>
+              <w:right w:val="single" w:sz="8" w:space="0" w:color="000000"/>
+            </w:tcBorders>
+          </w:tcPr>
+          <w:p>
+            <w:proofErr w:type="spellStart"/>
+            <w:r>
+              <w:t>합성</w:t>
+            </w:r>
+            <w:proofErr w:type="spellEnd"/>
+            <w:r>
+              <w:t xml:space="preserve"> </w:t>
+            </w:r>
+            <w:proofErr w:type="spellStart"/>
+            <w:r>
+              <w:t>서베이</w:t>
             </w:r>
             <w:proofErr w:type="spellEnd"/>
           </w:p>
@@ -2580,7 +2923,7 @@
               <w:jc w:val="center"/>
             </w:pPr>
             <w:r>
-              <w:t>LLM</w:t>
+              <w:t>$0.15</w:t>
             </w:r>
           </w:p>
         </w:tc>
@@ -2598,11 +2941,9 @@
             <w:pPr>
               <w:jc w:val="center"/>
             </w:pPr>
-            <w:proofErr w:type="spellStart"/>
-            <w:r>
-              <w:t>인프라</w:t>
-            </w:r>
-            <w:proofErr w:type="spellEnd"/>
+            <w:r>
+              <w:t>$0.02</w:t>
+            </w:r>
           </w:p>
         </w:tc>
         <w:tc>
@@ -2620,24 +2961,27 @@
               <w:jc w:val="center"/>
             </w:pPr>
             <w:r>
-              <w:t>COGS/명</w:t>
-            </w:r>
-          </w:p>
-        </w:tc>
-        <w:tc>
-          <w:tcPr>
-            <w:tcW w:w="0" w:type="auto"/>
-            <w:tcBorders>
-              <w:top w:val="single" w:sz="8" w:space="0" w:color="000000"/>
-              <w:left w:val="single" w:sz="8" w:space="0" w:color="000000"/>
-              <w:bottom w:val="single" w:sz="8" w:space="0" w:color="000000"/>
-              <w:right w:val="single" w:sz="8" w:space="0" w:color="000000"/>
-            </w:tcBorders>
-          </w:tcPr>
-          <w:p>
-            <w:proofErr w:type="spellStart"/>
-            <w:r>
-              <w:t>근거</w:t>
+              <w:t>$0.17</w:t>
+            </w:r>
+          </w:p>
+        </w:tc>
+        <w:tc>
+          <w:tcPr>
+            <w:tcW w:w="0" w:type="auto"/>
+            <w:tcBorders>
+              <w:top w:val="single" w:sz="8" w:space="0" w:color="000000"/>
+              <w:left w:val="single" w:sz="8" w:space="0" w:color="000000"/>
+              <w:bottom w:val="single" w:sz="8" w:space="0" w:color="000000"/>
+              <w:right w:val="single" w:sz="8" w:space="0" w:color="000000"/>
+            </w:tcBorders>
+          </w:tcPr>
+          <w:p>
+            <w:r>
+              <w:t xml:space="preserve">~15턴, </w:t>
+            </w:r>
+            <w:proofErr w:type="spellStart"/>
+            <w:r>
+              <w:t>텍스트만</w:t>
             </w:r>
             <w:proofErr w:type="spellEnd"/>
           </w:p>
@@ -2655,17 +2999,12 @@
             </w:tcBorders>
           </w:tcPr>
           <w:p>
-            <w:proofErr w:type="spellStart"/>
-            <w:r>
-              <w:t>합성</w:t>
-            </w:r>
-            <w:proofErr w:type="spellEnd"/>
-            <w:r>
-              <w:t xml:space="preserve"> </w:t>
-            </w:r>
-            <w:proofErr w:type="spellStart"/>
-            <w:r>
-              <w:t>서베이</w:t>
+            <w:r>
+              <w:t xml:space="preserve">UI/UX </w:t>
+            </w:r>
+            <w:proofErr w:type="spellStart"/>
+            <w:r>
+              <w:t>리뷰</w:t>
             </w:r>
             <w:proofErr w:type="spellEnd"/>
           </w:p>
@@ -2685,7 +3024,7 @@
               <w:jc w:val="center"/>
             </w:pPr>
             <w:r>
-              <w:t>$0.15</w:t>
+              <w:t>$0.26</w:t>
             </w:r>
           </w:p>
         </w:tc>
@@ -2704,7 +3043,7 @@
               <w:jc w:val="center"/>
             </w:pPr>
             <w:r>
-              <w:t>$0.02</w:t>
+              <w:t>$0.04</w:t>
             </w:r>
           </w:p>
         </w:tc>
@@ -2723,31 +3062,43 @@
               <w:jc w:val="center"/>
             </w:pPr>
             <w:r>
-              <w:rPr>
-                <w:b/>
-                <w:bCs/>
-              </w:rPr>
-              <w:t>$0.17</w:t>
-            </w:r>
-          </w:p>
-        </w:tc>
-        <w:tc>
-          <w:tcPr>
-            <w:tcW w:w="0" w:type="auto"/>
-            <w:tcBorders>
-              <w:top w:val="single" w:sz="8" w:space="0" w:color="000000"/>
-              <w:left w:val="single" w:sz="8" w:space="0" w:color="000000"/>
-              <w:bottom w:val="single" w:sz="8" w:space="0" w:color="000000"/>
-              <w:right w:val="single" w:sz="8" w:space="0" w:color="000000"/>
-            </w:tcBorders>
-          </w:tcPr>
-          <w:p>
-            <w:r>
-              <w:t xml:space="preserve">~15턴, </w:t>
-            </w:r>
-            <w:proofErr w:type="spellStart"/>
-            <w:r>
-              <w:t>텍스트만</w:t>
+              <w:t>$0.30</w:t>
+            </w:r>
+          </w:p>
+        </w:tc>
+        <w:tc>
+          <w:tcPr>
+            <w:tcW w:w="0" w:type="auto"/>
+            <w:tcBorders>
+              <w:top w:val="single" w:sz="8" w:space="0" w:color="000000"/>
+              <w:left w:val="single" w:sz="8" w:space="0" w:color="000000"/>
+              <w:bottom w:val="single" w:sz="8" w:space="0" w:color="000000"/>
+              <w:right w:val="single" w:sz="8" w:space="0" w:color="000000"/>
+            </w:tcBorders>
+          </w:tcPr>
+          <w:p>
+            <w:r>
+              <w:t xml:space="preserve">~25턴, </w:t>
+            </w:r>
+            <w:proofErr w:type="spellStart"/>
+            <w:r>
+              <w:t>이미지</w:t>
+            </w:r>
+            <w:proofErr w:type="spellEnd"/>
+            <w:r>
+              <w:t xml:space="preserve"> </w:t>
+            </w:r>
+            <w:proofErr w:type="spellStart"/>
+            <w:r>
+              <w:t>토큰</w:t>
+            </w:r>
+            <w:proofErr w:type="spellEnd"/>
+            <w:r>
+              <w:t xml:space="preserve"> </w:t>
+            </w:r>
+            <w:proofErr w:type="spellStart"/>
+            <w:r>
+              <w:t>추가</w:t>
             </w:r>
             <w:proofErr w:type="spellEnd"/>
           </w:p>
@@ -2765,14 +3116,22 @@
             </w:tcBorders>
           </w:tcPr>
           <w:p>
-            <w:r>
-              <w:t xml:space="preserve">UI/UX </w:t>
-            </w:r>
-            <w:proofErr w:type="spellStart"/>
-            <w:r>
-              <w:t>리뷰</w:t>
-            </w:r>
-            <w:proofErr w:type="spellEnd"/>
+            <w:proofErr w:type="spellStart"/>
+            <w:r>
+              <w:t>제품</w:t>
+            </w:r>
+            <w:proofErr w:type="spellEnd"/>
+            <w:r>
+              <w:t xml:space="preserve"> </w:t>
+            </w:r>
+            <w:proofErr w:type="spellStart"/>
+            <w:r>
+              <w:t>체험</w:t>
+            </w:r>
+            <w:proofErr w:type="spellEnd"/>
+            <w:r>
+              <w:t xml:space="preserve"> (30스텝)</w:t>
+            </w:r>
           </w:p>
         </w:tc>
         <w:tc>
@@ -2790,7 +3149,7 @@
               <w:jc w:val="center"/>
             </w:pPr>
             <w:r>
-              <w:t>$0.26</w:t>
+              <w:t>$0.35</w:t>
             </w:r>
           </w:p>
         </w:tc>
@@ -2828,49 +3187,32 @@
               <w:jc w:val="center"/>
             </w:pPr>
             <w:r>
-              <w:rPr>
-                <w:b/>
-                <w:bCs/>
-              </w:rPr>
-              <w:t>$0.30</w:t>
-            </w:r>
-          </w:p>
-        </w:tc>
-        <w:tc>
-          <w:tcPr>
-            <w:tcW w:w="0" w:type="auto"/>
-            <w:tcBorders>
-              <w:top w:val="single" w:sz="8" w:space="0" w:color="000000"/>
-              <w:left w:val="single" w:sz="8" w:space="0" w:color="000000"/>
-              <w:bottom w:val="single" w:sz="8" w:space="0" w:color="000000"/>
-              <w:right w:val="single" w:sz="8" w:space="0" w:color="000000"/>
-            </w:tcBorders>
-          </w:tcPr>
-          <w:p>
-            <w:r>
-              <w:t xml:space="preserve">~25턴, </w:t>
-            </w:r>
-            <w:proofErr w:type="spellStart"/>
-            <w:r>
-              <w:t>이미지</w:t>
-            </w:r>
-            <w:proofErr w:type="spellEnd"/>
-            <w:r>
-              <w:t xml:space="preserve"> </w:t>
-            </w:r>
-            <w:proofErr w:type="spellStart"/>
-            <w:r>
-              <w:t>토큰</w:t>
-            </w:r>
-            <w:proofErr w:type="spellEnd"/>
-            <w:r>
-              <w:t xml:space="preserve"> </w:t>
-            </w:r>
-            <w:proofErr w:type="spellStart"/>
-            <w:r>
-              <w:t>추가</w:t>
-            </w:r>
-            <w:proofErr w:type="spellEnd"/>
+              <w:t>$0.39</w:t>
+            </w:r>
+          </w:p>
+        </w:tc>
+        <w:tc>
+          <w:tcPr>
+            <w:tcW w:w="0" w:type="auto"/>
+            <w:tcBorders>
+              <w:top w:val="single" w:sz="8" w:space="0" w:color="000000"/>
+              <w:left w:val="single" w:sz="8" w:space="0" w:color="000000"/>
+              <w:bottom w:val="single" w:sz="8" w:space="0" w:color="000000"/>
+              <w:right w:val="single" w:sz="8" w:space="0" w:color="000000"/>
+            </w:tcBorders>
+          </w:tcPr>
+          <w:p>
+            <w:pPr>
+              <w:rPr>
+                <w:lang w:eastAsia="ko-KR"/>
+              </w:rPr>
+            </w:pPr>
+            <w:r>
+              <w:rPr>
+                <w:lang w:eastAsia="ko-KR"/>
+              </w:rPr>
+              <w:t>Starter, 핵심 시나리오 1개</w:t>
+            </w:r>
           </w:p>
         </w:tc>
       </w:tr>
@@ -2900,7 +3242,7 @@
             </w:r>
             <w:proofErr w:type="spellEnd"/>
             <w:r>
-              <w:t xml:space="preserve"> (30스텝)</w:t>
+              <w:t xml:space="preserve"> (100스텝)</w:t>
             </w:r>
           </w:p>
         </w:tc>
@@ -2919,7 +3261,7 @@
               <w:jc w:val="center"/>
             </w:pPr>
             <w:r>
-              <w:t>$0.35</w:t>
+              <w:t>$1.15</w:t>
             </w:r>
           </w:p>
         </w:tc>
@@ -2938,7 +3280,7 @@
               <w:jc w:val="center"/>
             </w:pPr>
             <w:r>
-              <w:t>$0.04</w:t>
+              <w:t>$0.10</w:t>
             </w:r>
           </w:p>
         </w:tc>
@@ -2957,11 +3299,7 @@
               <w:jc w:val="center"/>
             </w:pPr>
             <w:r>
-              <w:rPr>
-                <w:b/>
-                <w:bCs/>
-              </w:rPr>
-              <w:t>$0.39</w:t>
+              <w:t>$1.25</w:t>
             </w:r>
           </w:p>
         </w:tc>
@@ -2985,7 +3323,7 @@
               <w:rPr>
                 <w:lang w:eastAsia="ko-KR"/>
               </w:rPr>
-              <w:t>Starter, 핵심 시나리오 1개</w:t>
+              <w:t>Growth, 핵심 플로우 커버</w:t>
             </w:r>
           </w:p>
         </w:tc>
@@ -3016,7 +3354,7 @@
             </w:r>
             <w:proofErr w:type="spellEnd"/>
             <w:r>
-              <w:t xml:space="preserve"> (100스텝)</w:t>
+              <w:t xml:space="preserve"> (200스텝)</w:t>
             </w:r>
           </w:p>
         </w:tc>
@@ -3035,7 +3373,7 @@
               <w:jc w:val="center"/>
             </w:pPr>
             <w:r>
-              <w:t>$1.15</w:t>
+              <w:t>$2.30</w:t>
             </w:r>
           </w:p>
         </w:tc>
@@ -3054,7 +3392,7 @@
               <w:jc w:val="center"/>
             </w:pPr>
             <w:r>
-              <w:t>$0.10</w:t>
+              <w:t>$0.19</w:t>
             </w:r>
           </w:p>
         </w:tc>
@@ -3073,126 +3411,6 @@
               <w:jc w:val="center"/>
             </w:pPr>
             <w:r>
-              <w:rPr>
-                <w:b/>
-                <w:bCs/>
-              </w:rPr>
-              <w:t>$1.25</w:t>
-            </w:r>
-          </w:p>
-        </w:tc>
-        <w:tc>
-          <w:tcPr>
-            <w:tcW w:w="0" w:type="auto"/>
-            <w:tcBorders>
-              <w:top w:val="single" w:sz="8" w:space="0" w:color="000000"/>
-              <w:left w:val="single" w:sz="8" w:space="0" w:color="000000"/>
-              <w:bottom w:val="single" w:sz="8" w:space="0" w:color="000000"/>
-              <w:right w:val="single" w:sz="8" w:space="0" w:color="000000"/>
-            </w:tcBorders>
-          </w:tcPr>
-          <w:p>
-            <w:pPr>
-              <w:rPr>
-                <w:lang w:eastAsia="ko-KR"/>
-              </w:rPr>
-            </w:pPr>
-            <w:r>
-              <w:rPr>
-                <w:lang w:eastAsia="ko-KR"/>
-              </w:rPr>
-              <w:t>Growth, 핵심 플로우 커버</w:t>
-            </w:r>
-          </w:p>
-        </w:tc>
-      </w:tr>
-      <w:tr>
-        <w:tc>
-          <w:tcPr>
-            <w:tcW w:w="0" w:type="auto"/>
-            <w:tcBorders>
-              <w:top w:val="single" w:sz="8" w:space="0" w:color="000000"/>
-              <w:left w:val="single" w:sz="8" w:space="0" w:color="000000"/>
-              <w:bottom w:val="single" w:sz="8" w:space="0" w:color="000000"/>
-              <w:right w:val="single" w:sz="8" w:space="0" w:color="000000"/>
-            </w:tcBorders>
-          </w:tcPr>
-          <w:p>
-            <w:proofErr w:type="spellStart"/>
-            <w:r>
-              <w:t>제품</w:t>
-            </w:r>
-            <w:proofErr w:type="spellEnd"/>
-            <w:r>
-              <w:t xml:space="preserve"> </w:t>
-            </w:r>
-            <w:proofErr w:type="spellStart"/>
-            <w:r>
-              <w:t>체험</w:t>
-            </w:r>
-            <w:proofErr w:type="spellEnd"/>
-            <w:r>
-              <w:t xml:space="preserve"> (200스텝)</w:t>
-            </w:r>
-          </w:p>
-        </w:tc>
-        <w:tc>
-          <w:tcPr>
-            <w:tcW w:w="0" w:type="auto"/>
-            <w:tcBorders>
-              <w:top w:val="single" w:sz="8" w:space="0" w:color="000000"/>
-              <w:left w:val="single" w:sz="8" w:space="0" w:color="000000"/>
-              <w:bottom w:val="single" w:sz="8" w:space="0" w:color="000000"/>
-              <w:right w:val="single" w:sz="8" w:space="0" w:color="000000"/>
-            </w:tcBorders>
-          </w:tcPr>
-          <w:p>
-            <w:pPr>
-              <w:jc w:val="center"/>
-            </w:pPr>
-            <w:r>
-              <w:t>$2.30</w:t>
-            </w:r>
-          </w:p>
-        </w:tc>
-        <w:tc>
-          <w:tcPr>
-            <w:tcW w:w="0" w:type="auto"/>
-            <w:tcBorders>
-              <w:top w:val="single" w:sz="8" w:space="0" w:color="000000"/>
-              <w:left w:val="single" w:sz="8" w:space="0" w:color="000000"/>
-              <w:bottom w:val="single" w:sz="8" w:space="0" w:color="000000"/>
-              <w:right w:val="single" w:sz="8" w:space="0" w:color="000000"/>
-            </w:tcBorders>
-          </w:tcPr>
-          <w:p>
-            <w:pPr>
-              <w:jc w:val="center"/>
-            </w:pPr>
-            <w:r>
-              <w:t>$0.19</w:t>
-            </w:r>
-          </w:p>
-        </w:tc>
-        <w:tc>
-          <w:tcPr>
-            <w:tcW w:w="0" w:type="auto"/>
-            <w:tcBorders>
-              <w:top w:val="single" w:sz="8" w:space="0" w:color="000000"/>
-              <w:left w:val="single" w:sz="8" w:space="0" w:color="000000"/>
-              <w:bottom w:val="single" w:sz="8" w:space="0" w:color="000000"/>
-              <w:right w:val="single" w:sz="8" w:space="0" w:color="000000"/>
-            </w:tcBorders>
-          </w:tcPr>
-          <w:p>
-            <w:pPr>
-              <w:jc w:val="center"/>
-            </w:pPr>
-            <w:r>
-              <w:rPr>
-                <w:b/>
-                <w:bCs/>
-              </w:rPr>
               <w:t>$2.49</w:t>
             </w:r>
           </w:p>
@@ -3292,8 +3510,8 @@
           <w:lang w:eastAsia="ko-KR"/>
         </w:rPr>
       </w:pPr>
-      <w:bookmarkStart w:id="11" w:name="X4405b45d1fa35536003788c8b767adc44a323e9"/>
-      <w:bookmarkEnd w:id="10"/>
+      <w:bookmarkStart w:id="8" w:name="X4405b45d1fa35536003788c8b767adc44a323e9"/>
+      <w:bookmarkEnd w:id="7"/>
       <w:r>
         <w:rPr>
           <w:lang w:eastAsia="ko-KR"/>
@@ -3377,52 +3595,82 @@
               <w:bottom w:val="single" w:sz="8" w:space="0" w:color="000000"/>
               <w:right w:val="single" w:sz="8" w:space="0" w:color="000000"/>
             </w:tcBorders>
-          </w:tcPr>
-          <w:p>
-            <w:proofErr w:type="spellStart"/>
-            <w:r>
-              <w:t>항목</w:t>
-            </w:r>
-            <w:proofErr w:type="spellEnd"/>
-          </w:p>
-        </w:tc>
-        <w:tc>
-          <w:tcPr>
-            <w:tcW w:w="0" w:type="auto"/>
-            <w:tcBorders>
-              <w:top w:val="single" w:sz="8" w:space="0" w:color="000000"/>
-              <w:left w:val="single" w:sz="8" w:space="0" w:color="000000"/>
-              <w:bottom w:val="single" w:sz="8" w:space="0" w:color="000000"/>
-              <w:right w:val="single" w:sz="8" w:space="0" w:color="000000"/>
-            </w:tcBorders>
+            <w:shd w:val="clear" w:color="auto" w:fill="F2F2F2" w:themeFill="background1" w:themeFillShade="F2"/>
           </w:tcPr>
           <w:p>
             <w:pPr>
               <w:jc w:val="center"/>
+              <w:rPr>
+                <w:b/>
+                <w:bCs/>
+              </w:rPr>
             </w:pPr>
             <w:proofErr w:type="spellStart"/>
             <w:r>
-              <w:t>금액</w:t>
-            </w:r>
-            <w:proofErr w:type="spellEnd"/>
-          </w:p>
-        </w:tc>
-        <w:tc>
-          <w:tcPr>
-            <w:tcW w:w="0" w:type="auto"/>
-            <w:tcBorders>
-              <w:top w:val="single" w:sz="8" w:space="0" w:color="000000"/>
-              <w:left w:val="single" w:sz="8" w:space="0" w:color="000000"/>
-              <w:bottom w:val="single" w:sz="8" w:space="0" w:color="000000"/>
-              <w:right w:val="single" w:sz="8" w:space="0" w:color="000000"/>
-            </w:tcBorders>
+              <w:rPr>
+                <w:b/>
+                <w:bCs/>
+              </w:rPr>
+              <w:t>항목</w:t>
+            </w:r>
+            <w:proofErr w:type="spellEnd"/>
+          </w:p>
+        </w:tc>
+        <w:tc>
+          <w:tcPr>
+            <w:tcW w:w="0" w:type="auto"/>
+            <w:tcBorders>
+              <w:top w:val="single" w:sz="8" w:space="0" w:color="000000"/>
+              <w:left w:val="single" w:sz="8" w:space="0" w:color="000000"/>
+              <w:bottom w:val="single" w:sz="8" w:space="0" w:color="000000"/>
+              <w:right w:val="single" w:sz="8" w:space="0" w:color="000000"/>
+            </w:tcBorders>
+            <w:shd w:val="clear" w:color="auto" w:fill="F2F2F2" w:themeFill="background1" w:themeFillShade="F2"/>
           </w:tcPr>
           <w:p>
             <w:pPr>
               <w:jc w:val="center"/>
+              <w:rPr>
+                <w:b/>
+                <w:bCs/>
+              </w:rPr>
             </w:pPr>
             <w:proofErr w:type="spellStart"/>
             <w:r>
+              <w:rPr>
+                <w:b/>
+                <w:bCs/>
+              </w:rPr>
+              <w:t>금액</w:t>
+            </w:r>
+            <w:proofErr w:type="spellEnd"/>
+          </w:p>
+        </w:tc>
+        <w:tc>
+          <w:tcPr>
+            <w:tcW w:w="0" w:type="auto"/>
+            <w:tcBorders>
+              <w:top w:val="single" w:sz="8" w:space="0" w:color="000000"/>
+              <w:left w:val="single" w:sz="8" w:space="0" w:color="000000"/>
+              <w:bottom w:val="single" w:sz="8" w:space="0" w:color="000000"/>
+              <w:right w:val="single" w:sz="8" w:space="0" w:color="000000"/>
+            </w:tcBorders>
+            <w:shd w:val="clear" w:color="auto" w:fill="F2F2F2" w:themeFill="background1" w:themeFillShade="F2"/>
+          </w:tcPr>
+          <w:p>
+            <w:pPr>
+              <w:jc w:val="center"/>
+              <w:rPr>
+                <w:b/>
+                <w:bCs/>
+              </w:rPr>
+            </w:pPr>
+            <w:proofErr w:type="spellStart"/>
+            <w:r>
+              <w:rPr>
+                <w:b/>
+                <w:bCs/>
+              </w:rPr>
               <w:t>비중</w:t>
             </w:r>
             <w:proofErr w:type="spellEnd"/>
@@ -3993,12 +4241,13 @@
         <w:pStyle w:val="ab"/>
         <w:spacing w:before="90"/>
         <w:rPr>
+          <w:bCs/>
           <w:lang w:eastAsia="ko-KR"/>
         </w:rPr>
       </w:pPr>
       <w:r>
         <w:rPr>
-          <w:b/>
+          <w:bCs/>
           <w:lang w:eastAsia="ko-KR"/>
         </w:rPr>
         <w:t xml:space="preserve">합성 </w:t>
@@ -4006,7 +4255,7 @@
       <w:proofErr w:type="spellStart"/>
       <w:r>
         <w:rPr>
-          <w:b/>
+          <w:bCs/>
           <w:lang w:eastAsia="ko-KR"/>
         </w:rPr>
         <w:t>서베이</w:t>
@@ -4014,7 +4263,7 @@
       <w:proofErr w:type="spellEnd"/>
       <w:r>
         <w:rPr>
-          <w:b/>
+          <w:bCs/>
           <w:lang w:eastAsia="ko-KR"/>
         </w:rPr>
         <w:t xml:space="preserve"> Growth ($39, 약 5.8만원, 30명): 공헌이익 $31.30 (80.3%) UI/UX 리뷰 Growth ($69, 약 10.3만원, 30명): 공헌이익 $55.63 (80.6%)</w:t>
@@ -4044,8 +4293,8 @@
           <w:lang w:eastAsia="ko-KR"/>
         </w:rPr>
       </w:pPr>
-      <w:bookmarkStart w:id="12" w:name="X29de723cb0e6e48856909c56a64bd0432c65eaa"/>
-      <w:bookmarkEnd w:id="11"/>
+      <w:bookmarkStart w:id="9" w:name="X29de723cb0e6e48856909c56a64bd0432c65eaa"/>
+      <w:bookmarkEnd w:id="8"/>
       <w:r>
         <w:rPr>
           <w:lang w:eastAsia="ko-KR"/>
@@ -4140,10 +4389,22 @@
               <w:bottom w:val="single" w:sz="8" w:space="0" w:color="000000"/>
               <w:right w:val="single" w:sz="8" w:space="0" w:color="000000"/>
             </w:tcBorders>
-          </w:tcPr>
-          <w:p>
-            <w:proofErr w:type="spellStart"/>
-            <w:r>
+            <w:shd w:val="clear" w:color="auto" w:fill="F2F2F2" w:themeFill="background1" w:themeFillShade="F2"/>
+          </w:tcPr>
+          <w:p>
+            <w:pPr>
+              <w:jc w:val="center"/>
+              <w:rPr>
+                <w:b/>
+                <w:bCs/>
+              </w:rPr>
+            </w:pPr>
+            <w:proofErr w:type="spellStart"/>
+            <w:r>
+              <w:rPr>
+                <w:b/>
+                <w:bCs/>
+              </w:rPr>
               <w:t>서비스</w:t>
             </w:r>
             <w:proofErr w:type="spellEnd"/>
@@ -4158,18 +4419,38 @@
               <w:bottom w:val="single" w:sz="8" w:space="0" w:color="000000"/>
               <w:right w:val="single" w:sz="8" w:space="0" w:color="000000"/>
             </w:tcBorders>
-          </w:tcPr>
-          <w:p>
-            <w:proofErr w:type="spellStart"/>
-            <w:r>
+            <w:shd w:val="clear" w:color="auto" w:fill="F2F2F2" w:themeFill="background1" w:themeFillShade="F2"/>
+          </w:tcPr>
+          <w:p>
+            <w:pPr>
+              <w:jc w:val="center"/>
+              <w:rPr>
+                <w:b/>
+                <w:bCs/>
+              </w:rPr>
+            </w:pPr>
+            <w:proofErr w:type="spellStart"/>
+            <w:r>
+              <w:rPr>
+                <w:b/>
+                <w:bCs/>
+              </w:rPr>
               <w:t>과금</w:t>
             </w:r>
             <w:proofErr w:type="spellEnd"/>
             <w:r>
+              <w:rPr>
+                <w:b/>
+                <w:bCs/>
+              </w:rPr>
               <w:t xml:space="preserve"> </w:t>
             </w:r>
             <w:proofErr w:type="spellStart"/>
             <w:r>
+              <w:rPr>
+                <w:b/>
+                <w:bCs/>
+              </w:rPr>
               <w:t>방식</w:t>
             </w:r>
             <w:proofErr w:type="spellEnd"/>
@@ -4184,18 +4465,38 @@
               <w:bottom w:val="single" w:sz="8" w:space="0" w:color="000000"/>
               <w:right w:val="single" w:sz="8" w:space="0" w:color="000000"/>
             </w:tcBorders>
-          </w:tcPr>
-          <w:p>
-            <w:proofErr w:type="spellStart"/>
-            <w:r>
+            <w:shd w:val="clear" w:color="auto" w:fill="F2F2F2" w:themeFill="background1" w:themeFillShade="F2"/>
+          </w:tcPr>
+          <w:p>
+            <w:pPr>
+              <w:jc w:val="center"/>
+              <w:rPr>
+                <w:b/>
+                <w:bCs/>
+              </w:rPr>
+            </w:pPr>
+            <w:proofErr w:type="spellStart"/>
+            <w:r>
+              <w:rPr>
+                <w:b/>
+                <w:bCs/>
+              </w:rPr>
               <w:t>공개</w:t>
             </w:r>
             <w:proofErr w:type="spellEnd"/>
             <w:r>
+              <w:rPr>
+                <w:b/>
+                <w:bCs/>
+              </w:rPr>
               <w:t xml:space="preserve"> </w:t>
             </w:r>
             <w:proofErr w:type="spellStart"/>
             <w:r>
+              <w:rPr>
+                <w:b/>
+                <w:bCs/>
+              </w:rPr>
               <w:t>가격</w:t>
             </w:r>
             <w:proofErr w:type="spellEnd"/>
@@ -4210,10 +4511,22 @@
               <w:bottom w:val="single" w:sz="8" w:space="0" w:color="000000"/>
               <w:right w:val="single" w:sz="8" w:space="0" w:color="000000"/>
             </w:tcBorders>
-          </w:tcPr>
-          <w:p>
-            <w:proofErr w:type="spellStart"/>
-            <w:r>
+            <w:shd w:val="clear" w:color="auto" w:fill="F2F2F2" w:themeFill="background1" w:themeFillShade="F2"/>
+          </w:tcPr>
+          <w:p>
+            <w:pPr>
+              <w:jc w:val="center"/>
+              <w:rPr>
+                <w:b/>
+                <w:bCs/>
+              </w:rPr>
+            </w:pPr>
+            <w:proofErr w:type="spellStart"/>
+            <w:r>
+              <w:rPr>
+                <w:b/>
+                <w:bCs/>
+              </w:rPr>
               <w:t>출처</w:t>
             </w:r>
             <w:proofErr w:type="spellEnd"/>
@@ -4722,10 +5035,10 @@
         <w:tblLook w:val="0020" w:firstRow="1" w:lastRow="0" w:firstColumn="0" w:lastColumn="0" w:noHBand="0" w:noVBand="0"/>
       </w:tblPr>
       <w:tblGrid>
-        <w:gridCol w:w="2880"/>
+        <w:gridCol w:w="2874"/>
         <w:gridCol w:w="1546"/>
-        <w:gridCol w:w="1683"/>
-        <w:gridCol w:w="3179"/>
+        <w:gridCol w:w="2067"/>
+        <w:gridCol w:w="2801"/>
       </w:tblGrid>
       <w:tr>
         <w:trPr>
@@ -4740,13 +5053,156 @@
               <w:bottom w:val="single" w:sz="8" w:space="0" w:color="000000"/>
               <w:right w:val="single" w:sz="8" w:space="0" w:color="000000"/>
             </w:tcBorders>
-          </w:tcPr>
-          <w:p>
-            <w:proofErr w:type="spellStart"/>
-            <w:r>
+            <w:shd w:val="clear" w:color="auto" w:fill="F2F2F2" w:themeFill="background1" w:themeFillShade="F2"/>
+          </w:tcPr>
+          <w:p>
+            <w:pPr>
+              <w:jc w:val="center"/>
+              <w:rPr>
+                <w:b/>
+                <w:bCs/>
+              </w:rPr>
+            </w:pPr>
+            <w:proofErr w:type="spellStart"/>
+            <w:r>
+              <w:rPr>
+                <w:b/>
+                <w:bCs/>
+              </w:rPr>
               <w:t>방식</w:t>
             </w:r>
             <w:proofErr w:type="spellEnd"/>
+          </w:p>
+        </w:tc>
+        <w:tc>
+          <w:tcPr>
+            <w:tcW w:w="0" w:type="auto"/>
+            <w:tcBorders>
+              <w:top w:val="single" w:sz="8" w:space="0" w:color="000000"/>
+              <w:left w:val="single" w:sz="8" w:space="0" w:color="000000"/>
+              <w:bottom w:val="single" w:sz="8" w:space="0" w:color="000000"/>
+              <w:right w:val="single" w:sz="8" w:space="0" w:color="000000"/>
+            </w:tcBorders>
+            <w:shd w:val="clear" w:color="auto" w:fill="F2F2F2" w:themeFill="background1" w:themeFillShade="F2"/>
+          </w:tcPr>
+          <w:p>
+            <w:pPr>
+              <w:jc w:val="center"/>
+              <w:rPr>
+                <w:b/>
+                <w:bCs/>
+              </w:rPr>
+            </w:pPr>
+            <w:r>
+              <w:rPr>
+                <w:b/>
+                <w:bCs/>
+              </w:rPr>
+              <w:t xml:space="preserve">30명 </w:t>
+            </w:r>
+            <w:proofErr w:type="spellStart"/>
+            <w:r>
+              <w:rPr>
+                <w:b/>
+                <w:bCs/>
+              </w:rPr>
+              <w:t>비용</w:t>
+            </w:r>
+            <w:proofErr w:type="spellEnd"/>
+          </w:p>
+        </w:tc>
+        <w:tc>
+          <w:tcPr>
+            <w:tcW w:w="2067" w:type="dxa"/>
+            <w:tcBorders>
+              <w:top w:val="single" w:sz="8" w:space="0" w:color="000000"/>
+              <w:left w:val="single" w:sz="8" w:space="0" w:color="000000"/>
+              <w:bottom w:val="single" w:sz="8" w:space="0" w:color="000000"/>
+              <w:right w:val="single" w:sz="8" w:space="0" w:color="000000"/>
+            </w:tcBorders>
+            <w:shd w:val="clear" w:color="auto" w:fill="F2F2F2" w:themeFill="background1" w:themeFillShade="F2"/>
+          </w:tcPr>
+          <w:p>
+            <w:pPr>
+              <w:jc w:val="center"/>
+              <w:rPr>
+                <w:b/>
+                <w:bCs/>
+              </w:rPr>
+            </w:pPr>
+            <w:proofErr w:type="spellStart"/>
+            <w:r>
+              <w:rPr>
+                <w:b/>
+                <w:bCs/>
+              </w:rPr>
+              <w:t>페르소닉</w:t>
+            </w:r>
+            <w:proofErr w:type="spellEnd"/>
+            <w:r>
+              <w:rPr>
+                <w:b/>
+                <w:bCs/>
+              </w:rPr>
+              <w:t xml:space="preserve"> AI </w:t>
+            </w:r>
+            <w:proofErr w:type="spellStart"/>
+            <w:r>
+              <w:rPr>
+                <w:b/>
+                <w:bCs/>
+              </w:rPr>
+              <w:t>대비</w:t>
+            </w:r>
+            <w:proofErr w:type="spellEnd"/>
+          </w:p>
+        </w:tc>
+        <w:tc>
+          <w:tcPr>
+            <w:tcW w:w="2801" w:type="dxa"/>
+            <w:tcBorders>
+              <w:top w:val="single" w:sz="8" w:space="0" w:color="000000"/>
+              <w:left w:val="single" w:sz="8" w:space="0" w:color="000000"/>
+              <w:bottom w:val="single" w:sz="8" w:space="0" w:color="000000"/>
+              <w:right w:val="single" w:sz="8" w:space="0" w:color="000000"/>
+            </w:tcBorders>
+            <w:shd w:val="clear" w:color="auto" w:fill="F2F2F2" w:themeFill="background1" w:themeFillShade="F2"/>
+          </w:tcPr>
+          <w:p>
+            <w:pPr>
+              <w:jc w:val="center"/>
+              <w:rPr>
+                <w:b/>
+                <w:bCs/>
+              </w:rPr>
+            </w:pPr>
+            <w:proofErr w:type="spellStart"/>
+            <w:r>
+              <w:rPr>
+                <w:b/>
+                <w:bCs/>
+              </w:rPr>
+              <w:t>출처</w:t>
+            </w:r>
+            <w:proofErr w:type="spellEnd"/>
+          </w:p>
+        </w:tc>
+      </w:tr>
+      <w:tr>
+        <w:tc>
+          <w:tcPr>
+            <w:tcW w:w="0" w:type="auto"/>
+            <w:tcBorders>
+              <w:top w:val="single" w:sz="8" w:space="0" w:color="000000"/>
+              <w:left w:val="single" w:sz="8" w:space="0" w:color="000000"/>
+              <w:bottom w:val="single" w:sz="8" w:space="0" w:color="000000"/>
+              <w:right w:val="single" w:sz="8" w:space="0" w:color="000000"/>
+            </w:tcBorders>
+          </w:tcPr>
+          <w:p>
+            <w:r>
+              <w:t>User Interviews</w:t>
+            </w:r>
           </w:p>
         </w:tc>
         <w:tc>
@@ -4764,18 +5220,13 @@
               <w:jc w:val="center"/>
             </w:pPr>
             <w:r>
-              <w:t xml:space="preserve">30명 </w:t>
-            </w:r>
-            <w:proofErr w:type="spellStart"/>
-            <w:r>
-              <w:t>비용</w:t>
-            </w:r>
-            <w:proofErr w:type="spellEnd"/>
-          </w:p>
-        </w:tc>
-        <w:tc>
-          <w:tcPr>
-            <w:tcW w:w="0" w:type="auto"/>
+              <w:t>$1,080~$1,470</w:t>
+            </w:r>
+          </w:p>
+        </w:tc>
+        <w:tc>
+          <w:tcPr>
+            <w:tcW w:w="2067" w:type="dxa"/>
             <w:tcBorders>
               <w:top w:val="single" w:sz="8" w:space="0" w:color="000000"/>
               <w:left w:val="single" w:sz="8" w:space="0" w:color="000000"/>
@@ -4787,37 +5238,38 @@
             <w:pPr>
               <w:jc w:val="center"/>
             </w:pPr>
-            <w:proofErr w:type="spellStart"/>
-            <w:r>
-              <w:t>페르소닉</w:t>
-            </w:r>
-            <w:proofErr w:type="spellEnd"/>
-            <w:r>
-              <w:t xml:space="preserve"> AI </w:t>
-            </w:r>
-            <w:proofErr w:type="spellStart"/>
-            <w:r>
-              <w:t>대비</w:t>
-            </w:r>
-            <w:proofErr w:type="spellEnd"/>
-          </w:p>
-        </w:tc>
-        <w:tc>
-          <w:tcPr>
-            <w:tcW w:w="0" w:type="auto"/>
-            <w:tcBorders>
-              <w:top w:val="single" w:sz="8" w:space="0" w:color="000000"/>
-              <w:left w:val="single" w:sz="8" w:space="0" w:color="000000"/>
-              <w:bottom w:val="single" w:sz="8" w:space="0" w:color="000000"/>
-              <w:right w:val="single" w:sz="8" w:space="0" w:color="000000"/>
-            </w:tcBorders>
-          </w:tcPr>
-          <w:p>
-            <w:proofErr w:type="spellStart"/>
-            <w:r>
-              <w:t>출처</w:t>
-            </w:r>
-            <w:proofErr w:type="spellEnd"/>
+            <w:r>
+              <w:t xml:space="preserve">7~10배 </w:t>
+            </w:r>
+            <w:proofErr w:type="spellStart"/>
+            <w:r>
+              <w:t>비쌈</w:t>
+            </w:r>
+            <w:proofErr w:type="spellEnd"/>
+          </w:p>
+        </w:tc>
+        <w:tc>
+          <w:tcPr>
+            <w:tcW w:w="2801" w:type="dxa"/>
+            <w:tcBorders>
+              <w:top w:val="single" w:sz="8" w:space="0" w:color="000000"/>
+              <w:left w:val="single" w:sz="8" w:space="0" w:color="000000"/>
+              <w:bottom w:val="single" w:sz="8" w:space="0" w:color="000000"/>
+              <w:right w:val="single" w:sz="8" w:space="0" w:color="000000"/>
+            </w:tcBorders>
+          </w:tcPr>
+          <w:p>
+            <w:r>
+              <w:t>userinterviews.com ($36~49/</w:t>
+            </w:r>
+            <w:proofErr w:type="spellStart"/>
+            <w:r>
+              <w:t>세션</w:t>
+            </w:r>
+            <w:proofErr w:type="spellEnd"/>
+            <w:r>
+              <w:t>)</w:t>
+            </w:r>
           </w:p>
         </w:tc>
       </w:tr>
@@ -4834,7 +5286,7 @@
           </w:tcPr>
           <w:p>
             <w:r>
-              <w:t>User Interviews</w:t>
+              <w:t>Respondent.io</w:t>
             </w:r>
           </w:p>
         </w:tc>
@@ -4853,13 +5305,13 @@
               <w:jc w:val="center"/>
             </w:pPr>
             <w:r>
-              <w:t>$1,080~$1,470</w:t>
-            </w:r>
-          </w:p>
-        </w:tc>
-        <w:tc>
-          <w:tcPr>
-            <w:tcW w:w="0" w:type="auto"/>
+              <w:t>$1,020~$1,200</w:t>
+            </w:r>
+          </w:p>
+        </w:tc>
+        <w:tc>
+          <w:tcPr>
+            <w:tcW w:w="2067" w:type="dxa"/>
             <w:tcBorders>
               <w:top w:val="single" w:sz="8" w:space="0" w:color="000000"/>
               <w:left w:val="single" w:sz="8" w:space="0" w:color="000000"/>
@@ -4872,7 +5324,7 @@
               <w:jc w:val="center"/>
             </w:pPr>
             <w:r>
-              <w:t xml:space="preserve">7~10배 </w:t>
+              <w:t xml:space="preserve">7~8배 </w:t>
             </w:r>
             <w:proofErr w:type="spellStart"/>
             <w:r>
@@ -4883,17 +5335,17 @@
         </w:tc>
         <w:tc>
           <w:tcPr>
-            <w:tcW w:w="0" w:type="auto"/>
-            <w:tcBorders>
-              <w:top w:val="single" w:sz="8" w:space="0" w:color="000000"/>
-              <w:left w:val="single" w:sz="8" w:space="0" w:color="000000"/>
-              <w:bottom w:val="single" w:sz="8" w:space="0" w:color="000000"/>
-              <w:right w:val="single" w:sz="8" w:space="0" w:color="000000"/>
-            </w:tcBorders>
-          </w:tcPr>
-          <w:p>
-            <w:r>
-              <w:t>userinterviews.com ($36~49/</w:t>
+            <w:tcW w:w="2801" w:type="dxa"/>
+            <w:tcBorders>
+              <w:top w:val="single" w:sz="8" w:space="0" w:color="000000"/>
+              <w:left w:val="single" w:sz="8" w:space="0" w:color="000000"/>
+              <w:bottom w:val="single" w:sz="8" w:space="0" w:color="000000"/>
+              <w:right w:val="single" w:sz="8" w:space="0" w:color="000000"/>
+            </w:tcBorders>
+          </w:tcPr>
+          <w:p>
+            <w:r>
+              <w:t>respondent.io ($34~40/</w:t>
             </w:r>
             <w:proofErr w:type="spellStart"/>
             <w:r>
@@ -4918,8 +5370,28 @@
             </w:tcBorders>
           </w:tcPr>
           <w:p>
-            <w:r>
-              <w:t>Respondent.io</w:t>
+            <w:pPr>
+              <w:rPr>
+                <w:lang w:eastAsia="ko-KR"/>
+              </w:rPr>
+            </w:pPr>
+            <w:proofErr w:type="spellStart"/>
+            <w:r>
+              <w:rPr>
+                <w:b/>
+                <w:bCs/>
+                <w:lang w:eastAsia="ko-KR"/>
+              </w:rPr>
+              <w:t>페르소닉</w:t>
+            </w:r>
+            <w:proofErr w:type="spellEnd"/>
+            <w:r>
+              <w:rPr>
+                <w:b/>
+                <w:bCs/>
+                <w:lang w:eastAsia="ko-KR"/>
+              </w:rPr>
+              <w:t xml:space="preserve"> AI 제품 체험 Growth</w:t>
             </w:r>
           </w:p>
         </w:tc>
@@ -4938,13 +5410,17 @@
               <w:jc w:val="center"/>
             </w:pPr>
             <w:r>
-              <w:t>$1,020~$1,200</w:t>
-            </w:r>
-          </w:p>
-        </w:tc>
-        <w:tc>
-          <w:tcPr>
-            <w:tcW w:w="0" w:type="auto"/>
+              <w:rPr>
+                <w:b/>
+                <w:bCs/>
+              </w:rPr>
+              <w:t>$149</w:t>
+            </w:r>
+          </w:p>
+        </w:tc>
+        <w:tc>
+          <w:tcPr>
+            <w:tcW w:w="2067" w:type="dxa"/>
             <w:tcBorders>
               <w:top w:val="single" w:sz="8" w:space="0" w:color="000000"/>
               <w:left w:val="single" w:sz="8" w:space="0" w:color="000000"/>
@@ -4957,122 +5433,13 @@
               <w:jc w:val="center"/>
             </w:pPr>
             <w:r>
-              <w:t xml:space="preserve">7~8배 </w:t>
-            </w:r>
-            <w:proofErr w:type="spellStart"/>
-            <w:r>
-              <w:t>비쌈</w:t>
-            </w:r>
-            <w:proofErr w:type="spellEnd"/>
-          </w:p>
-        </w:tc>
-        <w:tc>
-          <w:tcPr>
-            <w:tcW w:w="0" w:type="auto"/>
-            <w:tcBorders>
-              <w:top w:val="single" w:sz="8" w:space="0" w:color="000000"/>
-              <w:left w:val="single" w:sz="8" w:space="0" w:color="000000"/>
-              <w:bottom w:val="single" w:sz="8" w:space="0" w:color="000000"/>
-              <w:right w:val="single" w:sz="8" w:space="0" w:color="000000"/>
-            </w:tcBorders>
-          </w:tcPr>
-          <w:p>
-            <w:r>
-              <w:t>respondent.io ($34~40/</w:t>
-            </w:r>
-            <w:proofErr w:type="spellStart"/>
-            <w:r>
-              <w:t>세션</w:t>
-            </w:r>
-            <w:proofErr w:type="spellEnd"/>
-            <w:r>
-              <w:t>)</w:t>
-            </w:r>
-          </w:p>
-        </w:tc>
-      </w:tr>
-      <w:tr>
-        <w:tc>
-          <w:tcPr>
-            <w:tcW w:w="0" w:type="auto"/>
-            <w:tcBorders>
-              <w:top w:val="single" w:sz="8" w:space="0" w:color="000000"/>
-              <w:left w:val="single" w:sz="8" w:space="0" w:color="000000"/>
-              <w:bottom w:val="single" w:sz="8" w:space="0" w:color="000000"/>
-              <w:right w:val="single" w:sz="8" w:space="0" w:color="000000"/>
-            </w:tcBorders>
-          </w:tcPr>
-          <w:p>
-            <w:pPr>
-              <w:rPr>
-                <w:lang w:eastAsia="ko-KR"/>
-              </w:rPr>
-            </w:pPr>
-            <w:proofErr w:type="spellStart"/>
-            <w:r>
-              <w:rPr>
-                <w:b/>
-                <w:bCs/>
-                <w:lang w:eastAsia="ko-KR"/>
-              </w:rPr>
-              <w:t>페르소닉</w:t>
-            </w:r>
-            <w:proofErr w:type="spellEnd"/>
-            <w:r>
-              <w:rPr>
-                <w:b/>
-                <w:bCs/>
-                <w:lang w:eastAsia="ko-KR"/>
-              </w:rPr>
-              <w:t xml:space="preserve"> AI 제품 체험 Growth</w:t>
-            </w:r>
-          </w:p>
-        </w:tc>
-        <w:tc>
-          <w:tcPr>
-            <w:tcW w:w="0" w:type="auto"/>
-            <w:tcBorders>
-              <w:top w:val="single" w:sz="8" w:space="0" w:color="000000"/>
-              <w:left w:val="single" w:sz="8" w:space="0" w:color="000000"/>
-              <w:bottom w:val="single" w:sz="8" w:space="0" w:color="000000"/>
-              <w:right w:val="single" w:sz="8" w:space="0" w:color="000000"/>
-            </w:tcBorders>
-          </w:tcPr>
-          <w:p>
-            <w:pPr>
-              <w:jc w:val="center"/>
-            </w:pPr>
-            <w:r>
-              <w:rPr>
-                <w:b/>
-                <w:bCs/>
-              </w:rPr>
-              <w:t>$149</w:t>
-            </w:r>
-          </w:p>
-        </w:tc>
-        <w:tc>
-          <w:tcPr>
-            <w:tcW w:w="0" w:type="auto"/>
-            <w:tcBorders>
-              <w:top w:val="single" w:sz="8" w:space="0" w:color="000000"/>
-              <w:left w:val="single" w:sz="8" w:space="0" w:color="000000"/>
-              <w:bottom w:val="single" w:sz="8" w:space="0" w:color="000000"/>
-              <w:right w:val="single" w:sz="8" w:space="0" w:color="000000"/>
-            </w:tcBorders>
-          </w:tcPr>
-          <w:p>
-            <w:pPr>
-              <w:jc w:val="center"/>
-            </w:pPr>
-            <w:r>
               <w:t>—</w:t>
             </w:r>
           </w:p>
         </w:tc>
         <w:tc>
           <w:tcPr>
-            <w:tcW w:w="0" w:type="auto"/>
+            <w:tcW w:w="2801" w:type="dxa"/>
             <w:tcBorders>
               <w:top w:val="single" w:sz="8" w:space="0" w:color="000000"/>
               <w:left w:val="single" w:sz="8" w:space="0" w:color="000000"/>
@@ -5158,8 +5525,8 @@
           <w:lang w:eastAsia="ko-KR"/>
         </w:rPr>
       </w:pPr>
-      <w:bookmarkStart w:id="13" w:name="X7b7b73e599026cdf37167be2dd08160251da2af"/>
-      <w:bookmarkEnd w:id="12"/>
+      <w:bookmarkStart w:id="10" w:name="X7b7b73e599026cdf37167be2dd08160251da2af"/>
+      <w:bookmarkEnd w:id="9"/>
       <w:r>
         <w:rPr>
           <w:lang w:eastAsia="ko-KR"/>
@@ -5241,17 +5608,30 @@
               <w:bottom w:val="single" w:sz="8" w:space="0" w:color="000000"/>
               <w:right w:val="single" w:sz="8" w:space="0" w:color="000000"/>
             </w:tcBorders>
+            <w:shd w:val="clear" w:color="auto" w:fill="F2F2F2" w:themeFill="background1" w:themeFillShade="F2"/>
           </w:tcPr>
           <w:p>
             <w:pPr>
               <w:jc w:val="center"/>
+              <w:rPr>
+                <w:b/>
+                <w:bCs/>
+              </w:rPr>
             </w:pPr>
             <w:proofErr w:type="spellStart"/>
             <w:r>
+              <w:rPr>
+                <w:b/>
+                <w:bCs/>
+              </w:rPr>
               <w:t>페르소나</w:t>
             </w:r>
             <w:proofErr w:type="spellEnd"/>
             <w:r>
+              <w:rPr>
+                <w:b/>
+                <w:bCs/>
+              </w:rPr>
               <w:t xml:space="preserve"> 수</w:t>
             </w:r>
           </w:p>
@@ -5265,13 +5645,22 @@
               <w:bottom w:val="single" w:sz="8" w:space="0" w:color="000000"/>
               <w:right w:val="single" w:sz="8" w:space="0" w:color="000000"/>
             </w:tcBorders>
+            <w:shd w:val="clear" w:color="auto" w:fill="F2F2F2" w:themeFill="background1" w:themeFillShade="F2"/>
           </w:tcPr>
           <w:p>
             <w:pPr>
               <w:jc w:val="center"/>
+              <w:rPr>
+                <w:b/>
+                <w:bCs/>
+              </w:rPr>
             </w:pPr>
             <w:proofErr w:type="spellStart"/>
             <w:r>
+              <w:rPr>
+                <w:b/>
+                <w:bCs/>
+              </w:rPr>
               <w:t>세그먼트</w:t>
             </w:r>
             <w:proofErr w:type="spellEnd"/>
@@ -5286,10 +5675,22 @@
               <w:bottom w:val="single" w:sz="8" w:space="0" w:color="000000"/>
               <w:right w:val="single" w:sz="8" w:space="0" w:color="000000"/>
             </w:tcBorders>
-          </w:tcPr>
-          <w:p>
-            <w:proofErr w:type="spellStart"/>
-            <w:r>
+            <w:shd w:val="clear" w:color="auto" w:fill="F2F2F2" w:themeFill="background1" w:themeFillShade="F2"/>
+          </w:tcPr>
+          <w:p>
+            <w:pPr>
+              <w:jc w:val="center"/>
+              <w:rPr>
+                <w:b/>
+                <w:bCs/>
+              </w:rPr>
+            </w:pPr>
+            <w:proofErr w:type="spellStart"/>
+            <w:r>
+              <w:rPr>
+                <w:b/>
+                <w:bCs/>
+              </w:rPr>
               <w:t>의미</w:t>
             </w:r>
             <w:proofErr w:type="spellEnd"/>
@@ -5533,29 +5934,106 @@
     <w:p>
       <w:r>
         <w:pict w14:anchorId="40DA4262">
-          <v:rect id="_x0000_i1106" style="width:0;height:1.5pt" o:hralign="center" o:hrstd="t" o:hr="t"/>
+          <v:rect id="_x0000_i1028" style="width:0;height:1.5pt" o:hralign="center" o:hrstd="t" o:hr="t"/>
         </w:pict>
       </w:r>
     </w:p>
     <w:p>
       <w:pPr>
         <w:pStyle w:val="31"/>
+        <w:rPr>
+          <w:lang w:eastAsia="ko-KR"/>
+        </w:rPr>
       </w:pPr>
       <w:r>
-        <w:t>2-6. 3개년 매출 추정 및 고객획득 논리</w:t>
+        <w:rPr>
+          <w:lang w:eastAsia="ko-KR"/>
+        </w:rPr>
+        <w:lastRenderedPageBreak/>
+        <w:t>2-6. 3</w:t>
+      </w:r>
+      <w:r>
+        <w:rPr>
+          <w:lang w:eastAsia="ko-KR"/>
+        </w:rPr>
+        <w:t>개년</w:t>
+      </w:r>
+      <w:r>
+        <w:rPr>
+          <w:lang w:eastAsia="ko-KR"/>
+        </w:rPr>
+        <w:t xml:space="preserve"> </w:t>
+      </w:r>
+      <w:r>
+        <w:rPr>
+          <w:lang w:eastAsia="ko-KR"/>
+        </w:rPr>
+        <w:t>매출</w:t>
+      </w:r>
+      <w:r>
+        <w:rPr>
+          <w:lang w:eastAsia="ko-KR"/>
+        </w:rPr>
+        <w:t xml:space="preserve"> </w:t>
+      </w:r>
+      <w:r>
+        <w:rPr>
+          <w:lang w:eastAsia="ko-KR"/>
+        </w:rPr>
+        <w:t>추정</w:t>
+      </w:r>
+      <w:r>
+        <w:rPr>
+          <w:lang w:eastAsia="ko-KR"/>
+        </w:rPr>
+        <w:t xml:space="preserve"> </w:t>
+      </w:r>
+      <w:r>
+        <w:rPr>
+          <w:lang w:eastAsia="ko-KR"/>
+        </w:rPr>
+        <w:t>및</w:t>
+      </w:r>
+      <w:r>
+        <w:rPr>
+          <w:lang w:eastAsia="ko-KR"/>
+        </w:rPr>
+        <w:t xml:space="preserve"> </w:t>
+      </w:r>
+      <w:r>
+        <w:rPr>
+          <w:lang w:eastAsia="ko-KR"/>
+        </w:rPr>
+        <w:t>고객획득</w:t>
+      </w:r>
+      <w:r>
+        <w:rPr>
+          <w:lang w:eastAsia="ko-KR"/>
+        </w:rPr>
+        <w:t xml:space="preserve"> </w:t>
+      </w:r>
+      <w:r>
+        <w:rPr>
+          <w:lang w:eastAsia="ko-KR"/>
+        </w:rPr>
+        <w:t>논리</w:t>
       </w:r>
     </w:p>
     <w:p>
-      <w:pPr/>
-      <w:r>
-        <w:t>본문의 연간 매출액은 단건 PAYG 가격표를 그대로 연간으로 단순 곱한 값이 아니라, PAYG·프로젝트형 패키지·구독·엔터프라이즈 계약을 합친 평균 판매단가 기준으로 산정했다. 27년은 단건 판매와 프로젝트형 패키지가 중심이고, 28년부터 구독이 붙고, 29년에는 엔터프라이즈 연간 계약 비중이 커지는 흐름을 반영했다.</w:t>
+      <w:pPr>
+        <w:rPr>
+          <w:lang w:eastAsia="ko-KR"/>
+        </w:rPr>
+      </w:pPr>
+      <w:r>
+        <w:t>본문의 연간 매출액은 단건 PAYG 가격표를 그대로 연간으로 단순 곱한 값이 아니라, PAYG 반복 구매와 이후의 구독·엔터프라이즈 계약을 합친 고객당 연간 평균매출 기준으로 산정했다. 27년은 PAYG 반복 구매가 중심이고, 28년부터 구독이 붙고, 29년에는 엔터프라이즈 연간 계약 비중이 커지는 흐름을 반영했다.</w:t>
       </w:r>
     </w:p>
     <w:tbl>
       <w:tblPr>
         <w:tblStyle w:val="af9"/>
-        <w:tblW w:type="auto" w:w="0"/>
-        <w:tblLook w:firstColumn="1" w:firstRow="1" w:lastColumn="0" w:lastRow="0" w:noHBand="0" w:noVBand="1" w:val="04A0"/>
+        <w:tblW w:w="0" w:type="auto"/>
+        <w:tblLook w:val="04A0" w:firstRow="1" w:lastRow="0" w:firstColumn="1" w:lastColumn="0" w:noHBand="0" w:noVBand="1"/>
       </w:tblPr>
       <w:tblGrid>
         <w:gridCol w:w="2268"/>
@@ -5566,53 +6044,119 @@
       <w:tr>
         <w:tc>
           <w:tcPr>
-            <w:tcW w:type="dxa" w:w="2268"/>
-          </w:tcPr>
-          <w:p>
-            <w:r>
-              <w:rPr>
+            <w:tcW w:w="2268" w:type="dxa"/>
+            <w:shd w:val="clear" w:color="auto" w:fill="F2F2F2" w:themeFill="background1" w:themeFillShade="F2"/>
+          </w:tcPr>
+          <w:p>
+            <w:pPr>
+              <w:jc w:val="center"/>
+              <w:rPr>
+                <w:b/>
+                <w:bCs/>
+              </w:rPr>
+            </w:pPr>
+            <w:proofErr w:type="spellStart"/>
+            <w:r>
+              <w:rPr>
+                <w:b/>
+                <w:bCs/>
                 <w:sz w:val="18"/>
               </w:rPr>
               <w:t>항목</w:t>
             </w:r>
-          </w:p>
-        </w:tc>
-        <w:tc>
-          <w:tcPr>
-            <w:tcW w:type="dxa" w:w="2268"/>
-          </w:tcPr>
-          <w:p>
-            <w:r>
-              <w:rPr>
+            <w:proofErr w:type="spellEnd"/>
+          </w:p>
+        </w:tc>
+        <w:tc>
+          <w:tcPr>
+            <w:tcW w:w="2268" w:type="dxa"/>
+            <w:shd w:val="clear" w:color="auto" w:fill="F2F2F2" w:themeFill="background1" w:themeFillShade="F2"/>
+          </w:tcPr>
+          <w:p>
+            <w:pPr>
+              <w:jc w:val="center"/>
+              <w:rPr>
+                <w:b/>
+                <w:bCs/>
+              </w:rPr>
+            </w:pPr>
+            <w:r>
+              <w:rPr>
+                <w:b/>
+                <w:bCs/>
                 <w:sz w:val="18"/>
               </w:rPr>
-              <w:t>27년</w:t>
-            </w:r>
-          </w:p>
-        </w:tc>
-        <w:tc>
-          <w:tcPr>
-            <w:tcW w:type="dxa" w:w="2268"/>
-          </w:tcPr>
-          <w:p>
-            <w:r>
-              <w:rPr>
+              <w:t>27</w:t>
+            </w:r>
+            <w:r>
+              <w:rPr>
+                <w:b/>
+                <w:bCs/>
                 <w:sz w:val="18"/>
               </w:rPr>
-              <w:t>28년</w:t>
-            </w:r>
-          </w:p>
-        </w:tc>
-        <w:tc>
-          <w:tcPr>
-            <w:tcW w:type="dxa" w:w="2268"/>
-          </w:tcPr>
-          <w:p>
-            <w:r>
-              <w:rPr>
+              <w:t>년</w:t>
+            </w:r>
+          </w:p>
+        </w:tc>
+        <w:tc>
+          <w:tcPr>
+            <w:tcW w:w="2268" w:type="dxa"/>
+            <w:shd w:val="clear" w:color="auto" w:fill="F2F2F2" w:themeFill="background1" w:themeFillShade="F2"/>
+          </w:tcPr>
+          <w:p>
+            <w:pPr>
+              <w:jc w:val="center"/>
+              <w:rPr>
+                <w:b/>
+                <w:bCs/>
+              </w:rPr>
+            </w:pPr>
+            <w:r>
+              <w:rPr>
+                <w:b/>
+                <w:bCs/>
                 <w:sz w:val="18"/>
               </w:rPr>
-              <w:t>29년</w:t>
+              <w:t>28</w:t>
+            </w:r>
+            <w:r>
+              <w:rPr>
+                <w:b/>
+                <w:bCs/>
+                <w:sz w:val="18"/>
+              </w:rPr>
+              <w:t>년</w:t>
+            </w:r>
+          </w:p>
+        </w:tc>
+        <w:tc>
+          <w:tcPr>
+            <w:tcW w:w="2268" w:type="dxa"/>
+            <w:shd w:val="clear" w:color="auto" w:fill="F2F2F2" w:themeFill="background1" w:themeFillShade="F2"/>
+          </w:tcPr>
+          <w:p>
+            <w:pPr>
+              <w:jc w:val="center"/>
+              <w:rPr>
+                <w:b/>
+                <w:bCs/>
+              </w:rPr>
+            </w:pPr>
+            <w:r>
+              <w:rPr>
+                <w:b/>
+                <w:bCs/>
+                <w:sz w:val="18"/>
+              </w:rPr>
+              <w:t>29</w:t>
+            </w:r>
+            <w:r>
+              <w:rPr>
+                <w:b/>
+                <w:bCs/>
+                <w:sz w:val="18"/>
+              </w:rPr>
+              <w:t>년</w:t>
             </w:r>
           </w:p>
         </w:tc>
@@ -5620,52 +6164,40 @@
       <w:tr>
         <w:tc>
           <w:tcPr>
-            <w:tcW w:type="dxa" w:w="2268"/>
-          </w:tcPr>
-          <w:p>
-            <w:r>
-              <w:rPr>
-                <w:sz w:val="18"/>
-              </w:rPr>
-              <w:t>주력 판매 방식</w:t>
-            </w:r>
-          </w:p>
-        </w:tc>
-        <w:tc>
-          <w:tcPr>
-            <w:tcW w:type="dxa" w:w="2268"/>
-          </w:tcPr>
-          <w:p>
-            <w:r>
-              <w:rPr>
-                <w:sz w:val="18"/>
-              </w:rPr>
-              <w:t>PAYG + 프로젝트형 패키지</w:t>
-            </w:r>
-          </w:p>
-        </w:tc>
-        <w:tc>
-          <w:tcPr>
-            <w:tcW w:type="dxa" w:w="2268"/>
-          </w:tcPr>
-          <w:p>
-            <w:r>
-              <w:rPr>
-                <w:sz w:val="18"/>
-              </w:rPr>
+            <w:tcW w:w="2268" w:type="dxa"/>
+          </w:tcPr>
+          <w:p>
+            <w:r>
+              <w:t>주력 수익화 방식</w:t>
+            </w:r>
+          </w:p>
+        </w:tc>
+        <w:tc>
+          <w:tcPr>
+            <w:tcW w:w="2268" w:type="dxa"/>
+          </w:tcPr>
+          <w:p>
+            <w:r>
+              <w:t>PAYG</w:t>
+            </w:r>
+          </w:p>
+        </w:tc>
+        <w:tc>
+          <w:tcPr>
+            <w:tcW w:w="2268" w:type="dxa"/>
+          </w:tcPr>
+          <w:p>
+            <w:r>
               <w:t>PAYG + 월·연간 구독</w:t>
             </w:r>
           </w:p>
         </w:tc>
         <w:tc>
           <w:tcPr>
-            <w:tcW w:type="dxa" w:w="2268"/>
-          </w:tcPr>
-          <w:p>
-            <w:r>
-              <w:rPr>
-                <w:sz w:val="18"/>
-              </w:rPr>
+            <w:tcW w:w="2268" w:type="dxa"/>
+          </w:tcPr>
+          <w:p>
+            <w:r>
               <w:t>PAYG + 구독 + 엔터프라이즈 연간 계약</w:t>
             </w:r>
           </w:p>
@@ -5674,46 +6206,43 @@
       <w:tr>
         <w:tc>
           <w:tcPr>
-            <w:tcW w:type="dxa" w:w="2268"/>
+            <w:tcW w:w="2268" w:type="dxa"/>
+          </w:tcPr>
+          <w:p>
+            <w:r>
+              <w:t>고객당 연간 평균매출</w:t>
+            </w:r>
+          </w:p>
+        </w:tc>
+        <w:tc>
+          <w:tcPr>
+            <w:tcW w:w="2268" w:type="dxa"/>
           </w:tcPr>
           <w:p>
             <w:r>
               <w:rPr>
                 <w:sz w:val="18"/>
               </w:rPr>
-              <w:t>평균 판매단가</w:t>
-            </w:r>
-          </w:p>
-        </w:tc>
-        <w:tc>
-          <w:tcPr>
-            <w:tcW w:type="dxa" w:w="2268"/>
+              <w:t>$500</w:t>
+            </w:r>
+          </w:p>
+        </w:tc>
+        <w:tc>
+          <w:tcPr>
+            <w:tcW w:w="2268" w:type="dxa"/>
           </w:tcPr>
           <w:p>
             <w:r>
               <w:rPr>
                 <w:sz w:val="18"/>
               </w:rPr>
-              <w:t>$500</w:t>
-            </w:r>
-          </w:p>
-        </w:tc>
-        <w:tc>
-          <w:tcPr>
-            <w:tcW w:type="dxa" w:w="2268"/>
-          </w:tcPr>
-          <w:p>
-            <w:r>
-              <w:rPr>
-                <w:sz w:val="18"/>
-              </w:rPr>
               <w:t>$1,000</w:t>
             </w:r>
           </w:p>
         </w:tc>
         <w:tc>
           <w:tcPr>
-            <w:tcW w:type="dxa" w:w="2268"/>
+            <w:tcW w:w="2268" w:type="dxa"/>
           </w:tcPr>
           <w:p>
             <w:r>
@@ -5728,52 +6257,40 @@
       <w:tr>
         <w:tc>
           <w:tcPr>
-            <w:tcW w:type="dxa" w:w="2268"/>
-          </w:tcPr>
-          <w:p>
-            <w:r>
-              <w:rPr>
-                <w:sz w:val="18"/>
-              </w:rPr>
-              <w:t>판매단가 상승 논리</w:t>
-            </w:r>
-          </w:p>
-        </w:tc>
-        <w:tc>
-          <w:tcPr>
-            <w:tcW w:type="dxa" w:w="2268"/>
-          </w:tcPr>
-          <w:p>
-            <w:r>
-              <w:rPr>
-                <w:sz w:val="18"/>
-              </w:rPr>
-              <w:t>초기 도입 고객의 단건 구매 확보</w:t>
-            </w:r>
-          </w:p>
-        </w:tc>
-        <w:tc>
-          <w:tcPr>
-            <w:tcW w:type="dxa" w:w="2268"/>
-          </w:tcPr>
-          <w:p>
-            <w:r>
-              <w:rPr>
-                <w:sz w:val="18"/>
-              </w:rPr>
+            <w:tcW w:w="2268" w:type="dxa"/>
+          </w:tcPr>
+          <w:p>
+            <w:r>
+              <w:t>평균매출 상승 논리</w:t>
+            </w:r>
+          </w:p>
+        </w:tc>
+        <w:tc>
+          <w:tcPr>
+            <w:tcW w:w="2268" w:type="dxa"/>
+          </w:tcPr>
+          <w:p>
+            <w:r>
+              <w:t>PAYG 반복 구매 누적</w:t>
+            </w:r>
+          </w:p>
+        </w:tc>
+        <w:tc>
+          <w:tcPr>
+            <w:tcW w:w="2268" w:type="dxa"/>
+          </w:tcPr>
+          <w:p>
+            <w:r>
               <w:t>반복 사용 고객 증가, 구독 전환 시작</w:t>
             </w:r>
           </w:p>
         </w:tc>
         <w:tc>
           <w:tcPr>
-            <w:tcW w:type="dxa" w:w="2268"/>
-          </w:tcPr>
-          <w:p>
-            <w:r>
-              <w:rPr>
-                <w:sz w:val="18"/>
-              </w:rPr>
+            <w:tcW w:w="2268" w:type="dxa"/>
+          </w:tcPr>
+          <w:p>
+            <w:r>
               <w:t>엔터프라이즈 계약과 반복 구매 확대</w:t>
             </w:r>
           </w:p>
@@ -5781,16 +6298,20 @@
       </w:tr>
     </w:tbl>
     <w:p>
-      <w:pPr/>
-      <w:r>
-        <w:t>연간 판매건수와 평균 판매단가를 적용한 3개년 매출·손익 계획은 아래와 같다.</w:t>
+      <w:pPr>
+        <w:rPr>
+          <w:lang w:eastAsia="ko-KR"/>
+        </w:rPr>
+      </w:pPr>
+      <w:r>
+        <w:t>연간 유료 고객 수와 고객당 연간 평균매출을 적용한 3개년 매출·손익 계획은 아래와 같다.</w:t>
       </w:r>
     </w:p>
     <w:tbl>
       <w:tblPr>
         <w:tblStyle w:val="af9"/>
-        <w:tblW w:type="auto" w:w="0"/>
-        <w:tblLook w:firstColumn="1" w:firstRow="1" w:lastColumn="0" w:lastRow="0" w:noHBand="0" w:noVBand="1" w:val="04A0"/>
+        <w:tblW w:w="0" w:type="auto"/>
+        <w:tblLook w:val="04A0" w:firstRow="1" w:lastRow="0" w:firstColumn="1" w:lastColumn="0" w:noHBand="0" w:noVBand="1"/>
       </w:tblPr>
       <w:tblGrid>
         <w:gridCol w:w="2268"/>
@@ -5801,53 +6322,119 @@
       <w:tr>
         <w:tc>
           <w:tcPr>
-            <w:tcW w:type="dxa" w:w="2268"/>
-          </w:tcPr>
-          <w:p>
-            <w:r>
-              <w:rPr>
+            <w:tcW w:w="2268" w:type="dxa"/>
+            <w:shd w:val="clear" w:color="auto" w:fill="F2F2F2" w:themeFill="background1" w:themeFillShade="F2"/>
+          </w:tcPr>
+          <w:p>
+            <w:pPr>
+              <w:jc w:val="center"/>
+              <w:rPr>
+                <w:b/>
+                <w:bCs/>
+              </w:rPr>
+            </w:pPr>
+            <w:proofErr w:type="spellStart"/>
+            <w:r>
+              <w:rPr>
+                <w:b/>
+                <w:bCs/>
                 <w:sz w:val="18"/>
               </w:rPr>
               <w:t>구분</w:t>
             </w:r>
-          </w:p>
-        </w:tc>
-        <w:tc>
-          <w:tcPr>
-            <w:tcW w:type="dxa" w:w="2268"/>
-          </w:tcPr>
-          <w:p>
-            <w:r>
-              <w:rPr>
+            <w:proofErr w:type="spellEnd"/>
+          </w:p>
+        </w:tc>
+        <w:tc>
+          <w:tcPr>
+            <w:tcW w:w="2268" w:type="dxa"/>
+            <w:shd w:val="clear" w:color="auto" w:fill="F2F2F2" w:themeFill="background1" w:themeFillShade="F2"/>
+          </w:tcPr>
+          <w:p>
+            <w:pPr>
+              <w:jc w:val="center"/>
+              <w:rPr>
+                <w:b/>
+                <w:bCs/>
+              </w:rPr>
+            </w:pPr>
+            <w:r>
+              <w:rPr>
+                <w:b/>
+                <w:bCs/>
                 <w:sz w:val="18"/>
               </w:rPr>
-              <w:t>27년</w:t>
-            </w:r>
-          </w:p>
-        </w:tc>
-        <w:tc>
-          <w:tcPr>
-            <w:tcW w:type="dxa" w:w="2268"/>
-          </w:tcPr>
-          <w:p>
-            <w:r>
-              <w:rPr>
+              <w:t>27</w:t>
+            </w:r>
+            <w:r>
+              <w:rPr>
+                <w:b/>
+                <w:bCs/>
                 <w:sz w:val="18"/>
               </w:rPr>
-              <w:t>28년</w:t>
-            </w:r>
-          </w:p>
-        </w:tc>
-        <w:tc>
-          <w:tcPr>
-            <w:tcW w:type="dxa" w:w="2268"/>
-          </w:tcPr>
-          <w:p>
-            <w:r>
-              <w:rPr>
+              <w:t>년</w:t>
+            </w:r>
+          </w:p>
+        </w:tc>
+        <w:tc>
+          <w:tcPr>
+            <w:tcW w:w="2268" w:type="dxa"/>
+            <w:shd w:val="clear" w:color="auto" w:fill="F2F2F2" w:themeFill="background1" w:themeFillShade="F2"/>
+          </w:tcPr>
+          <w:p>
+            <w:pPr>
+              <w:jc w:val="center"/>
+              <w:rPr>
+                <w:b/>
+                <w:bCs/>
+              </w:rPr>
+            </w:pPr>
+            <w:r>
+              <w:rPr>
+                <w:b/>
+                <w:bCs/>
                 <w:sz w:val="18"/>
               </w:rPr>
-              <w:t>29년</w:t>
+              <w:t>28</w:t>
+            </w:r>
+            <w:r>
+              <w:rPr>
+                <w:b/>
+                <w:bCs/>
+                <w:sz w:val="18"/>
+              </w:rPr>
+              <w:t>년</w:t>
+            </w:r>
+          </w:p>
+        </w:tc>
+        <w:tc>
+          <w:tcPr>
+            <w:tcW w:w="2268" w:type="dxa"/>
+            <w:shd w:val="clear" w:color="auto" w:fill="F2F2F2" w:themeFill="background1" w:themeFillShade="F2"/>
+          </w:tcPr>
+          <w:p>
+            <w:pPr>
+              <w:jc w:val="center"/>
+              <w:rPr>
+                <w:b/>
+                <w:bCs/>
+              </w:rPr>
+            </w:pPr>
+            <w:r>
+              <w:rPr>
+                <w:b/>
+                <w:bCs/>
+                <w:sz w:val="18"/>
+              </w:rPr>
+              <w:t>29</w:t>
+            </w:r>
+            <w:r>
+              <w:rPr>
+                <w:b/>
+                <w:bCs/>
+                <w:sz w:val="18"/>
+              </w:rPr>
+              <w:t>년</w:t>
             </w:r>
           </w:p>
         </w:tc>
@@ -5855,53 +6442,41 @@
       <w:tr>
         <w:tc>
           <w:tcPr>
-            <w:tcW w:type="dxa" w:w="2268"/>
-          </w:tcPr>
-          <w:p>
-            <w:r>
-              <w:rPr>
-                <w:sz w:val="18"/>
-              </w:rPr>
-              <w:t>건수/단가</w:t>
-            </w:r>
-          </w:p>
-        </w:tc>
-        <w:tc>
-          <w:tcPr>
-            <w:tcW w:type="dxa" w:w="2268"/>
-          </w:tcPr>
-          <w:p>
-            <w:r>
-              <w:rPr>
-                <w:sz w:val="18"/>
-              </w:rPr>
-              <w:t>580건 × $500</w:t>
-            </w:r>
-          </w:p>
-        </w:tc>
-        <w:tc>
-          <w:tcPr>
-            <w:tcW w:type="dxa" w:w="2268"/>
-          </w:tcPr>
-          <w:p>
-            <w:r>
-              <w:rPr>
-                <w:sz w:val="18"/>
-              </w:rPr>
-              <w:t>3,000건 × $1,000</w:t>
-            </w:r>
-          </w:p>
-        </w:tc>
-        <w:tc>
-          <w:tcPr>
-            <w:tcW w:type="dxa" w:w="2268"/>
-          </w:tcPr>
-          <w:p>
-            <w:r>
-              <w:rPr>
-                <w:sz w:val="18"/>
-              </w:rPr>
-              <w:t>7,000건 × $1,500</w:t>
+            <w:tcW w:w="2268" w:type="dxa"/>
+          </w:tcPr>
+          <w:p>
+            <w:r>
+              <w:t>유료 고객 수 / 고객당 연간 평균매출</w:t>
+            </w:r>
+          </w:p>
+        </w:tc>
+        <w:tc>
+          <w:tcPr>
+            <w:tcW w:w="2268" w:type="dxa"/>
+          </w:tcPr>
+          <w:p>
+            <w:r>
+              <w:t>580명 × $500</w:t>
+            </w:r>
+          </w:p>
+        </w:tc>
+        <w:tc>
+          <w:tcPr>
+            <w:tcW w:w="2268" w:type="dxa"/>
+          </w:tcPr>
+          <w:p>
+            <w:r>
+              <w:t>3,000명 × $1,000</w:t>
+            </w:r>
+          </w:p>
+        </w:tc>
+        <w:tc>
+          <w:tcPr>
+            <w:tcW w:w="2268" w:type="dxa"/>
+          </w:tcPr>
+          <w:p>
+            <w:r>
+              <w:t>7,000명 × $1,500</w:t>
             </w:r>
           </w:p>
         </w:tc>
@@ -5909,53 +6484,104 @@
       <w:tr>
         <w:tc>
           <w:tcPr>
-            <w:tcW w:type="dxa" w:w="2268"/>
+            <w:tcW w:w="2268" w:type="dxa"/>
+          </w:tcPr>
+          <w:p>
+            <w:r>
+              <w:t>유료 고객 획득 구조</w:t>
+            </w:r>
+          </w:p>
+        </w:tc>
+        <w:tc>
+          <w:tcPr>
+            <w:tcW w:w="2268" w:type="dxa"/>
           </w:tcPr>
           <w:p>
             <w:r>
               <w:rPr>
                 <w:sz w:val="18"/>
               </w:rPr>
-              <w:t>고객획득 구조</w:t>
-            </w:r>
-          </w:p>
-        </w:tc>
-        <w:tc>
-          <w:tcPr>
-            <w:tcW w:type="dxa" w:w="2268"/>
-          </w:tcPr>
-          <w:p>
+              <w:t>광고</w:t>
+            </w:r>
             <w:r>
               <w:rPr>
                 <w:sz w:val="18"/>
               </w:rPr>
-              <w:t>광고 85% / 비광고 15%</w:t>
-            </w:r>
-          </w:p>
-        </w:tc>
-        <w:tc>
-          <w:tcPr>
-            <w:tcW w:type="dxa" w:w="2268"/>
-          </w:tcPr>
-          <w:p>
+              <w:t xml:space="preserve"> 85% / </w:t>
+            </w:r>
             <w:r>
               <w:rPr>
                 <w:sz w:val="18"/>
               </w:rPr>
-              <w:t>광고 75% / 비광고 25%</w:t>
-            </w:r>
-          </w:p>
-        </w:tc>
-        <w:tc>
-          <w:tcPr>
-            <w:tcW w:type="dxa" w:w="2268"/>
-          </w:tcPr>
-          <w:p>
+              <w:t>비광고</w:t>
+            </w:r>
             <w:r>
               <w:rPr>
                 <w:sz w:val="18"/>
               </w:rPr>
-              <w:t>광고 70% / 비광고 30%</w:t>
+              <w:t xml:space="preserve"> 15%</w:t>
+            </w:r>
+          </w:p>
+        </w:tc>
+        <w:tc>
+          <w:tcPr>
+            <w:tcW w:w="2268" w:type="dxa"/>
+          </w:tcPr>
+          <w:p>
+            <w:r>
+              <w:rPr>
+                <w:sz w:val="18"/>
+              </w:rPr>
+              <w:t>광고</w:t>
+            </w:r>
+            <w:r>
+              <w:rPr>
+                <w:sz w:val="18"/>
+              </w:rPr>
+              <w:t xml:space="preserve"> 75% / </w:t>
+            </w:r>
+            <w:r>
+              <w:rPr>
+                <w:sz w:val="18"/>
+              </w:rPr>
+              <w:t>비광고</w:t>
+            </w:r>
+            <w:r>
+              <w:rPr>
+                <w:sz w:val="18"/>
+              </w:rPr>
+              <w:t xml:space="preserve"> 25%</w:t>
+            </w:r>
+          </w:p>
+        </w:tc>
+        <w:tc>
+          <w:tcPr>
+            <w:tcW w:w="2268" w:type="dxa"/>
+          </w:tcPr>
+          <w:p>
+            <w:r>
+              <w:rPr>
+                <w:sz w:val="18"/>
+              </w:rPr>
+              <w:t>광고</w:t>
+            </w:r>
+            <w:r>
+              <w:rPr>
+                <w:sz w:val="18"/>
+              </w:rPr>
+              <w:t xml:space="preserve"> 70% / </w:t>
+            </w:r>
+            <w:r>
+              <w:rPr>
+                <w:sz w:val="18"/>
+              </w:rPr>
+              <w:t>비광고</w:t>
+            </w:r>
+            <w:r>
+              <w:rPr>
+                <w:sz w:val="18"/>
+              </w:rPr>
+              <w:t xml:space="preserve"> 30%</w:t>
             </w:r>
           </w:p>
         </w:tc>
@@ -5963,7 +6589,7 @@
       <w:tr>
         <w:tc>
           <w:tcPr>
-            <w:tcW w:type="dxa" w:w="2268"/>
+            <w:tcW w:w="2268" w:type="dxa"/>
           </w:tcPr>
           <w:p>
             <w:r>
@@ -5976,7 +6602,7 @@
         </w:tc>
         <w:tc>
           <w:tcPr>
-            <w:tcW w:type="dxa" w:w="2268"/>
+            <w:tcW w:w="2268" w:type="dxa"/>
           </w:tcPr>
           <w:p>
             <w:r>
@@ -5989,7 +6615,7 @@
         </w:tc>
         <w:tc>
           <w:tcPr>
-            <w:tcW w:type="dxa" w:w="2268"/>
+            <w:tcW w:w="2268" w:type="dxa"/>
           </w:tcPr>
           <w:p>
             <w:r>
@@ -6002,7 +6628,7 @@
         </w:tc>
         <w:tc>
           <w:tcPr>
-            <w:tcW w:type="dxa" w:w="2268"/>
+            <w:tcW w:w="2268" w:type="dxa"/>
           </w:tcPr>
           <w:p>
             <w:r>
@@ -6017,7 +6643,7 @@
       <w:tr>
         <w:tc>
           <w:tcPr>
-            <w:tcW w:type="dxa" w:w="2268"/>
+            <w:tcW w:w="2268" w:type="dxa"/>
           </w:tcPr>
           <w:p>
             <w:r>
@@ -6030,7 +6656,7 @@
         </w:tc>
         <w:tc>
           <w:tcPr>
-            <w:tcW w:type="dxa" w:w="2268"/>
+            <w:tcW w:w="2268" w:type="dxa"/>
           </w:tcPr>
           <w:p>
             <w:r>
@@ -6043,7 +6669,7 @@
         </w:tc>
         <w:tc>
           <w:tcPr>
-            <w:tcW w:type="dxa" w:w="2268"/>
+            <w:tcW w:w="2268" w:type="dxa"/>
           </w:tcPr>
           <w:p>
             <w:r>
@@ -6056,7 +6682,7 @@
         </w:tc>
         <w:tc>
           <w:tcPr>
-            <w:tcW w:type="dxa" w:w="2268"/>
+            <w:tcW w:w="2268" w:type="dxa"/>
           </w:tcPr>
           <w:p>
             <w:r>
@@ -6071,7 +6697,7 @@
       <w:tr>
         <w:tc>
           <w:tcPr>
-            <w:tcW w:type="dxa" w:w="2268"/>
+            <w:tcW w:w="2268" w:type="dxa"/>
           </w:tcPr>
           <w:p>
             <w:r>
@@ -6084,7 +6710,7 @@
         </w:tc>
         <w:tc>
           <w:tcPr>
-            <w:tcW w:type="dxa" w:w="2268"/>
+            <w:tcW w:w="2268" w:type="dxa"/>
           </w:tcPr>
           <w:p>
             <w:r>
@@ -6097,7 +6723,7 @@
         </w:tc>
         <w:tc>
           <w:tcPr>
-            <w:tcW w:type="dxa" w:w="2268"/>
+            <w:tcW w:w="2268" w:type="dxa"/>
           </w:tcPr>
           <w:p>
             <w:r>
@@ -6110,7 +6736,7 @@
         </w:tc>
         <w:tc>
           <w:tcPr>
-            <w:tcW w:type="dxa" w:w="2268"/>
+            <w:tcW w:w="2268" w:type="dxa"/>
           </w:tcPr>
           <w:p>
             <w:r>
@@ -6125,7 +6751,7 @@
       <w:tr>
         <w:tc>
           <w:tcPr>
-            <w:tcW w:type="dxa" w:w="2268"/>
+            <w:tcW w:w="2268" w:type="dxa"/>
           </w:tcPr>
           <w:p>
             <w:r>
@@ -6138,7 +6764,7 @@
         </w:tc>
         <w:tc>
           <w:tcPr>
-            <w:tcW w:type="dxa" w:w="2268"/>
+            <w:tcW w:w="2268" w:type="dxa"/>
           </w:tcPr>
           <w:p>
             <w:r>
@@ -6151,7 +6777,7 @@
         </w:tc>
         <w:tc>
           <w:tcPr>
-            <w:tcW w:type="dxa" w:w="2268"/>
+            <w:tcW w:w="2268" w:type="dxa"/>
           </w:tcPr>
           <w:p>
             <w:r>
@@ -6164,7 +6790,7 @@
         </w:tc>
         <w:tc>
           <w:tcPr>
-            <w:tcW w:type="dxa" w:w="2268"/>
+            <w:tcW w:w="2268" w:type="dxa"/>
           </w:tcPr>
           <w:p>
             <w:r>
@@ -6179,33 +6805,45 @@
       <w:tr>
         <w:tc>
           <w:tcPr>
-            <w:tcW w:type="dxa" w:w="2268"/>
+            <w:tcW w:w="2268" w:type="dxa"/>
           </w:tcPr>
           <w:p>
             <w:r>
               <w:rPr>
                 <w:sz w:val="18"/>
               </w:rPr>
-              <w:t>누적 영업손익</w:t>
-            </w:r>
-          </w:p>
-        </w:tc>
-        <w:tc>
-          <w:tcPr>
-            <w:tcW w:type="dxa" w:w="2268"/>
-          </w:tcPr>
-          <w:p>
+              <w:t>누적</w:t>
+            </w:r>
             <w:r>
               <w:rPr>
                 <w:sz w:val="18"/>
               </w:rPr>
+              <w:t xml:space="preserve"> </w:t>
+            </w:r>
+            <w:r>
+              <w:rPr>
+                <w:sz w:val="18"/>
+              </w:rPr>
+              <w:t>영업손익</w:t>
+            </w:r>
+          </w:p>
+        </w:tc>
+        <w:tc>
+          <w:tcPr>
+            <w:tcW w:w="2268" w:type="dxa"/>
+          </w:tcPr>
+          <w:p>
+            <w:r>
+              <w:rPr>
+                <w:sz w:val="18"/>
+              </w:rPr>
               <w:t>-$236K</w:t>
             </w:r>
           </w:p>
         </w:tc>
         <w:tc>
           <w:tcPr>
-            <w:tcW w:type="dxa" w:w="2268"/>
+            <w:tcW w:w="2268" w:type="dxa"/>
           </w:tcPr>
           <w:p>
             <w:r>
@@ -6218,7 +6856,7 @@
         </w:tc>
         <w:tc>
           <w:tcPr>
-            <w:tcW w:type="dxa" w:w="2268"/>
+            <w:tcW w:w="2268" w:type="dxa"/>
           </w:tcPr>
           <w:p>
             <w:r>
@@ -6233,7 +6871,7 @@
       <w:tr>
         <w:tc>
           <w:tcPr>
-            <w:tcW w:type="dxa" w:w="2268"/>
+            <w:tcW w:w="2268" w:type="dxa"/>
           </w:tcPr>
           <w:p>
             <w:r>
@@ -6246,7 +6884,7 @@
         </w:tc>
         <w:tc>
           <w:tcPr>
-            <w:tcW w:type="dxa" w:w="2268"/>
+            <w:tcW w:w="2268" w:type="dxa"/>
           </w:tcPr>
           <w:p>
             <w:r>
@@ -6259,7 +6897,7 @@
         </w:tc>
         <w:tc>
           <w:tcPr>
-            <w:tcW w:type="dxa" w:w="2268"/>
+            <w:tcW w:w="2268" w:type="dxa"/>
           </w:tcPr>
           <w:p>
             <w:r>
@@ -6272,7 +6910,7 @@
         </w:tc>
         <w:tc>
           <w:tcPr>
-            <w:tcW w:type="dxa" w:w="2268"/>
+            <w:tcW w:w="2268" w:type="dxa"/>
           </w:tcPr>
           <w:p>
             <w:r>
@@ -6286,16 +6924,20 @@
       </w:tr>
     </w:tbl>
     <w:p>
-      <w:pPr/>
-      <w:r>
-        <w:t>고객획득은 온라인 광고와 비광고 채널을 병행한다. 비광고 채널은 콘텐츠 자산, 커뮤니티 유입, 오가닉 검색, PLG(무료 체험 후 유료 전환)로 구성했고, 평균 CPC는 Business Services 벤치마크 $5.58(WordStream, 2025)를 적용했다.</w:t>
+      <w:pPr>
+        <w:rPr>
+          <w:lang w:eastAsia="ko-KR"/>
+        </w:rPr>
+      </w:pPr>
+      <w:r>
+        <w:t>유료 고객 획득은 온라인 광고와 비광고 채널을 병행한다. 비광고 채널은 콘텐츠 자산, 커뮤니티 유입, 오가닉 검색, PLG(무료 체험 후 유료 전환)로 구성했고, 평균 CPC는 Business Services 벤치마크 $5.58(WordStream, 2025)를 적용했다.</w:t>
       </w:r>
     </w:p>
     <w:tbl>
       <w:tblPr>
         <w:tblStyle w:val="af9"/>
-        <w:tblW w:type="auto" w:w="0"/>
-        <w:tblLook w:firstColumn="1" w:firstRow="1" w:lastColumn="0" w:lastRow="0" w:noHBand="0" w:noVBand="1" w:val="04A0"/>
+        <w:tblW w:w="0" w:type="auto"/>
+        <w:tblLook w:val="04A0" w:firstRow="1" w:lastRow="0" w:firstColumn="1" w:lastColumn="0" w:noHBand="0" w:noVBand="1"/>
       </w:tblPr>
       <w:tblGrid>
         <w:gridCol w:w="2268"/>
@@ -6306,53 +6948,119 @@
       <w:tr>
         <w:tc>
           <w:tcPr>
-            <w:tcW w:type="dxa" w:w="2268"/>
-          </w:tcPr>
-          <w:p>
-            <w:r>
-              <w:rPr>
+            <w:tcW w:w="2268" w:type="dxa"/>
+            <w:shd w:val="clear" w:color="auto" w:fill="F2F2F2" w:themeFill="background1" w:themeFillShade="F2"/>
+          </w:tcPr>
+          <w:p>
+            <w:pPr>
+              <w:jc w:val="center"/>
+              <w:rPr>
+                <w:b/>
+                <w:bCs/>
+              </w:rPr>
+            </w:pPr>
+            <w:proofErr w:type="spellStart"/>
+            <w:r>
+              <w:rPr>
+                <w:b/>
+                <w:bCs/>
                 <w:sz w:val="18"/>
               </w:rPr>
               <w:t>항목</w:t>
             </w:r>
-          </w:p>
-        </w:tc>
-        <w:tc>
-          <w:tcPr>
-            <w:tcW w:type="dxa" w:w="2268"/>
-          </w:tcPr>
-          <w:p>
-            <w:r>
-              <w:rPr>
+            <w:proofErr w:type="spellEnd"/>
+          </w:p>
+        </w:tc>
+        <w:tc>
+          <w:tcPr>
+            <w:tcW w:w="2268" w:type="dxa"/>
+            <w:shd w:val="clear" w:color="auto" w:fill="F2F2F2" w:themeFill="background1" w:themeFillShade="F2"/>
+          </w:tcPr>
+          <w:p>
+            <w:pPr>
+              <w:jc w:val="center"/>
+              <w:rPr>
+                <w:b/>
+                <w:bCs/>
+              </w:rPr>
+            </w:pPr>
+            <w:r>
+              <w:rPr>
+                <w:b/>
+                <w:bCs/>
                 <w:sz w:val="18"/>
               </w:rPr>
-              <w:t>27년</w:t>
-            </w:r>
-          </w:p>
-        </w:tc>
-        <w:tc>
-          <w:tcPr>
-            <w:tcW w:type="dxa" w:w="2268"/>
-          </w:tcPr>
-          <w:p>
-            <w:r>
-              <w:rPr>
+              <w:t>27</w:t>
+            </w:r>
+            <w:r>
+              <w:rPr>
+                <w:b/>
+                <w:bCs/>
                 <w:sz w:val="18"/>
               </w:rPr>
-              <w:t>28년</w:t>
-            </w:r>
-          </w:p>
-        </w:tc>
-        <w:tc>
-          <w:tcPr>
-            <w:tcW w:type="dxa" w:w="2268"/>
-          </w:tcPr>
-          <w:p>
-            <w:r>
-              <w:rPr>
+              <w:t>년</w:t>
+            </w:r>
+          </w:p>
+        </w:tc>
+        <w:tc>
+          <w:tcPr>
+            <w:tcW w:w="2268" w:type="dxa"/>
+            <w:shd w:val="clear" w:color="auto" w:fill="F2F2F2" w:themeFill="background1" w:themeFillShade="F2"/>
+          </w:tcPr>
+          <w:p>
+            <w:pPr>
+              <w:jc w:val="center"/>
+              <w:rPr>
+                <w:b/>
+                <w:bCs/>
+              </w:rPr>
+            </w:pPr>
+            <w:r>
+              <w:rPr>
+                <w:b/>
+                <w:bCs/>
                 <w:sz w:val="18"/>
               </w:rPr>
-              <w:t>29년</w:t>
+              <w:t>28</w:t>
+            </w:r>
+            <w:r>
+              <w:rPr>
+                <w:b/>
+                <w:bCs/>
+                <w:sz w:val="18"/>
+              </w:rPr>
+              <w:t>년</w:t>
+            </w:r>
+          </w:p>
+        </w:tc>
+        <w:tc>
+          <w:tcPr>
+            <w:tcW w:w="2268" w:type="dxa"/>
+            <w:shd w:val="clear" w:color="auto" w:fill="F2F2F2" w:themeFill="background1" w:themeFillShade="F2"/>
+          </w:tcPr>
+          <w:p>
+            <w:pPr>
+              <w:jc w:val="center"/>
+              <w:rPr>
+                <w:b/>
+                <w:bCs/>
+              </w:rPr>
+            </w:pPr>
+            <w:r>
+              <w:rPr>
+                <w:b/>
+                <w:bCs/>
+                <w:sz w:val="18"/>
+              </w:rPr>
+              <w:t>29</w:t>
+            </w:r>
+            <w:r>
+              <w:rPr>
+                <w:b/>
+                <w:bCs/>
+                <w:sz w:val="18"/>
+              </w:rPr>
+              <w:t>년</w:t>
             </w:r>
           </w:p>
         </w:tc>
@@ -6360,53 +7068,41 @@
       <w:tr>
         <w:tc>
           <w:tcPr>
-            <w:tcW w:type="dxa" w:w="2268"/>
-          </w:tcPr>
-          <w:p>
-            <w:r>
-              <w:rPr>
-                <w:sz w:val="18"/>
-              </w:rPr>
-              <w:t>총 유료 판매건수</w:t>
-            </w:r>
-          </w:p>
-        </w:tc>
-        <w:tc>
-          <w:tcPr>
-            <w:tcW w:type="dxa" w:w="2268"/>
-          </w:tcPr>
-          <w:p>
-            <w:r>
-              <w:rPr>
-                <w:sz w:val="18"/>
-              </w:rPr>
-              <w:t>580건</w:t>
-            </w:r>
-          </w:p>
-        </w:tc>
-        <w:tc>
-          <w:tcPr>
-            <w:tcW w:type="dxa" w:w="2268"/>
-          </w:tcPr>
-          <w:p>
-            <w:r>
-              <w:rPr>
-                <w:sz w:val="18"/>
-              </w:rPr>
-              <w:t>3,000건</w:t>
-            </w:r>
-          </w:p>
-        </w:tc>
-        <w:tc>
-          <w:tcPr>
-            <w:tcW w:type="dxa" w:w="2268"/>
-          </w:tcPr>
-          <w:p>
-            <w:r>
-              <w:rPr>
-                <w:sz w:val="18"/>
-              </w:rPr>
-              <w:t>7,000건</w:t>
+            <w:tcW w:w="2268" w:type="dxa"/>
+          </w:tcPr>
+          <w:p>
+            <w:r>
+              <w:t>총 유료 고객 수</w:t>
+            </w:r>
+          </w:p>
+        </w:tc>
+        <w:tc>
+          <w:tcPr>
+            <w:tcW w:w="2268" w:type="dxa"/>
+          </w:tcPr>
+          <w:p>
+            <w:r>
+              <w:t>580명</w:t>
+            </w:r>
+          </w:p>
+        </w:tc>
+        <w:tc>
+          <w:tcPr>
+            <w:tcW w:w="2268" w:type="dxa"/>
+          </w:tcPr>
+          <w:p>
+            <w:r>
+              <w:t>3,000명</w:t>
+            </w:r>
+          </w:p>
+        </w:tc>
+        <w:tc>
+          <w:tcPr>
+            <w:tcW w:w="2268" w:type="dxa"/>
+          </w:tcPr>
+          <w:p>
+            <w:r>
+              <w:t>7,000명</w:t>
             </w:r>
           </w:p>
         </w:tc>
@@ -6414,53 +7110,41 @@
       <w:tr>
         <w:tc>
           <w:tcPr>
-            <w:tcW w:type="dxa" w:w="2268"/>
-          </w:tcPr>
-          <w:p>
-            <w:r>
-              <w:rPr>
-                <w:sz w:val="18"/>
-              </w:rPr>
-              <w:t>광고 기여 판매건수</w:t>
-            </w:r>
-          </w:p>
-        </w:tc>
-        <w:tc>
-          <w:tcPr>
-            <w:tcW w:type="dxa" w:w="2268"/>
-          </w:tcPr>
-          <w:p>
-            <w:r>
-              <w:rPr>
-                <w:sz w:val="18"/>
-              </w:rPr>
-              <w:t>493건</w:t>
-            </w:r>
-          </w:p>
-        </w:tc>
-        <w:tc>
-          <w:tcPr>
-            <w:tcW w:type="dxa" w:w="2268"/>
-          </w:tcPr>
-          <w:p>
-            <w:r>
-              <w:rPr>
-                <w:sz w:val="18"/>
-              </w:rPr>
-              <w:t>2,250건</w:t>
-            </w:r>
-          </w:p>
-        </w:tc>
-        <w:tc>
-          <w:tcPr>
-            <w:tcW w:type="dxa" w:w="2268"/>
-          </w:tcPr>
-          <w:p>
-            <w:r>
-              <w:rPr>
-                <w:sz w:val="18"/>
-              </w:rPr>
-              <w:t>4,900건</w:t>
+            <w:tcW w:w="2268" w:type="dxa"/>
+          </w:tcPr>
+          <w:p>
+            <w:r>
+              <w:t>광고 기여 유료 고객 수</w:t>
+            </w:r>
+          </w:p>
+        </w:tc>
+        <w:tc>
+          <w:tcPr>
+            <w:tcW w:w="2268" w:type="dxa"/>
+          </w:tcPr>
+          <w:p>
+            <w:r>
+              <w:t>493명</w:t>
+            </w:r>
+          </w:p>
+        </w:tc>
+        <w:tc>
+          <w:tcPr>
+            <w:tcW w:w="2268" w:type="dxa"/>
+          </w:tcPr>
+          <w:p>
+            <w:r>
+              <w:t>2,250명</w:t>
+            </w:r>
+          </w:p>
+        </w:tc>
+        <w:tc>
+          <w:tcPr>
+            <w:tcW w:w="2268" w:type="dxa"/>
+          </w:tcPr>
+          <w:p>
+            <w:r>
+              <w:t>4,900명</w:t>
             </w:r>
           </w:p>
         </w:tc>
@@ -6468,53 +7152,41 @@
       <w:tr>
         <w:tc>
           <w:tcPr>
-            <w:tcW w:type="dxa" w:w="2268"/>
-          </w:tcPr>
-          <w:p>
-            <w:r>
-              <w:rPr>
-                <w:sz w:val="18"/>
-              </w:rPr>
-              <w:t>비광고 기여 판매건수</w:t>
-            </w:r>
-          </w:p>
-        </w:tc>
-        <w:tc>
-          <w:tcPr>
-            <w:tcW w:type="dxa" w:w="2268"/>
-          </w:tcPr>
-          <w:p>
-            <w:r>
-              <w:rPr>
-                <w:sz w:val="18"/>
-              </w:rPr>
-              <w:t>87건</w:t>
-            </w:r>
-          </w:p>
-        </w:tc>
-        <w:tc>
-          <w:tcPr>
-            <w:tcW w:type="dxa" w:w="2268"/>
-          </w:tcPr>
-          <w:p>
-            <w:r>
-              <w:rPr>
-                <w:sz w:val="18"/>
-              </w:rPr>
-              <w:t>750건</w:t>
-            </w:r>
-          </w:p>
-        </w:tc>
-        <w:tc>
-          <w:tcPr>
-            <w:tcW w:type="dxa" w:w="2268"/>
-          </w:tcPr>
-          <w:p>
-            <w:r>
-              <w:rPr>
-                <w:sz w:val="18"/>
-              </w:rPr>
-              <w:t>2,100건</w:t>
+            <w:tcW w:w="2268" w:type="dxa"/>
+          </w:tcPr>
+          <w:p>
+            <w:r>
+              <w:t>비광고 기여 유료 고객 수</w:t>
+            </w:r>
+          </w:p>
+        </w:tc>
+        <w:tc>
+          <w:tcPr>
+            <w:tcW w:w="2268" w:type="dxa"/>
+          </w:tcPr>
+          <w:p>
+            <w:r>
+              <w:t>87명</w:t>
+            </w:r>
+          </w:p>
+        </w:tc>
+        <w:tc>
+          <w:tcPr>
+            <w:tcW w:w="2268" w:type="dxa"/>
+          </w:tcPr>
+          <w:p>
+            <w:r>
+              <w:t>750명</w:t>
+            </w:r>
+          </w:p>
+        </w:tc>
+        <w:tc>
+          <w:tcPr>
+            <w:tcW w:w="2268" w:type="dxa"/>
+          </w:tcPr>
+          <w:p>
+            <w:r>
+              <w:t>2,100명</w:t>
             </w:r>
           </w:p>
         </w:tc>
@@ -6522,33 +7194,57 @@
       <w:tr>
         <w:tc>
           <w:tcPr>
-            <w:tcW w:type="dxa" w:w="2268"/>
+            <w:tcW w:w="2268" w:type="dxa"/>
           </w:tcPr>
           <w:p>
             <w:r>
               <w:rPr>
                 <w:sz w:val="18"/>
               </w:rPr>
-              <w:t>방문→결제 전환율</w:t>
-            </w:r>
-          </w:p>
-        </w:tc>
-        <w:tc>
-          <w:tcPr>
-            <w:tcW w:type="dxa" w:w="2268"/>
-          </w:tcPr>
-          <w:p>
+              <w:t>방문</w:t>
+            </w:r>
             <w:r>
               <w:rPr>
                 <w:sz w:val="18"/>
               </w:rPr>
+              <w:t>→</w:t>
+            </w:r>
+            <w:r>
+              <w:rPr>
+                <w:sz w:val="18"/>
+              </w:rPr>
+              <w:t>결제</w:t>
+            </w:r>
+            <w:r>
+              <w:rPr>
+                <w:sz w:val="18"/>
+              </w:rPr>
+              <w:t xml:space="preserve"> </w:t>
+            </w:r>
+            <w:r>
+              <w:rPr>
+                <w:sz w:val="18"/>
+              </w:rPr>
+              <w:t>전환율</w:t>
+            </w:r>
+          </w:p>
+        </w:tc>
+        <w:tc>
+          <w:tcPr>
+            <w:tcW w:w="2268" w:type="dxa"/>
+          </w:tcPr>
+          <w:p>
+            <w:r>
+              <w:rPr>
+                <w:sz w:val="18"/>
+              </w:rPr>
               <w:t>1%</w:t>
             </w:r>
           </w:p>
         </w:tc>
         <w:tc>
           <w:tcPr>
-            <w:tcW w:type="dxa" w:w="2268"/>
+            <w:tcW w:w="2268" w:type="dxa"/>
           </w:tcPr>
           <w:p>
             <w:r>
@@ -6561,7 +7257,7 @@
         </w:tc>
         <w:tc>
           <w:tcPr>
-            <w:tcW w:type="dxa" w:w="2268"/>
+            <w:tcW w:w="2268" w:type="dxa"/>
           </w:tcPr>
           <w:p>
             <w:r>
@@ -6576,33 +7272,39 @@
       <w:tr>
         <w:tc>
           <w:tcPr>
-            <w:tcW w:type="dxa" w:w="2268"/>
+            <w:tcW w:w="2268" w:type="dxa"/>
           </w:tcPr>
           <w:p>
             <w:r>
               <w:rPr>
                 <w:sz w:val="18"/>
               </w:rPr>
-              <w:t>평균 CPC</w:t>
-            </w:r>
-          </w:p>
-        </w:tc>
-        <w:tc>
-          <w:tcPr>
-            <w:tcW w:type="dxa" w:w="2268"/>
-          </w:tcPr>
-          <w:p>
+              <w:t>평균</w:t>
+            </w:r>
             <w:r>
               <w:rPr>
                 <w:sz w:val="18"/>
               </w:rPr>
+              <w:t xml:space="preserve"> CPC</w:t>
+            </w:r>
+          </w:p>
+        </w:tc>
+        <w:tc>
+          <w:tcPr>
+            <w:tcW w:w="2268" w:type="dxa"/>
+          </w:tcPr>
+          <w:p>
+            <w:r>
+              <w:rPr>
+                <w:sz w:val="18"/>
+              </w:rPr>
               <w:t>$5.58</w:t>
             </w:r>
           </w:p>
         </w:tc>
         <w:tc>
           <w:tcPr>
-            <w:tcW w:type="dxa" w:w="2268"/>
+            <w:tcW w:w="2268" w:type="dxa"/>
           </w:tcPr>
           <w:p>
             <w:r>
@@ -6615,7 +7317,7 @@
         </w:tc>
         <w:tc>
           <w:tcPr>
-            <w:tcW w:type="dxa" w:w="2268"/>
+            <w:tcW w:w="2268" w:type="dxa"/>
           </w:tcPr>
           <w:p>
             <w:r>
@@ -6630,53 +7332,95 @@
       <w:tr>
         <w:tc>
           <w:tcPr>
-            <w:tcW w:type="dxa" w:w="2268"/>
+            <w:tcW w:w="2268" w:type="dxa"/>
           </w:tcPr>
           <w:p>
             <w:r>
               <w:rPr>
                 <w:sz w:val="18"/>
               </w:rPr>
-              <w:t>필요 광고 유입수</w:t>
-            </w:r>
-          </w:p>
-        </w:tc>
-        <w:tc>
-          <w:tcPr>
-            <w:tcW w:type="dxa" w:w="2268"/>
-          </w:tcPr>
-          <w:p>
+              <w:t>필요</w:t>
+            </w:r>
             <w:r>
               <w:rPr>
                 <w:sz w:val="18"/>
               </w:rPr>
-              <w:t>49,300명</w:t>
-            </w:r>
-          </w:p>
-        </w:tc>
-        <w:tc>
-          <w:tcPr>
-            <w:tcW w:type="dxa" w:w="2268"/>
-          </w:tcPr>
-          <w:p>
+              <w:t xml:space="preserve"> </w:t>
+            </w:r>
             <w:r>
               <w:rPr>
                 <w:sz w:val="18"/>
               </w:rPr>
-              <w:t>225,000명</w:t>
-            </w:r>
-          </w:p>
-        </w:tc>
-        <w:tc>
-          <w:tcPr>
-            <w:tcW w:type="dxa" w:w="2268"/>
-          </w:tcPr>
-          <w:p>
+              <w:t>광고</w:t>
+            </w:r>
             <w:r>
               <w:rPr>
                 <w:sz w:val="18"/>
               </w:rPr>
-              <w:t>490,000명</w:t>
+              <w:t xml:space="preserve"> </w:t>
+            </w:r>
+            <w:r>
+              <w:rPr>
+                <w:sz w:val="18"/>
+              </w:rPr>
+              <w:t>유입수</w:t>
+            </w:r>
+          </w:p>
+        </w:tc>
+        <w:tc>
+          <w:tcPr>
+            <w:tcW w:w="2268" w:type="dxa"/>
+          </w:tcPr>
+          <w:p>
+            <w:r>
+              <w:rPr>
+                <w:sz w:val="18"/>
+              </w:rPr>
+              <w:t>49,300</w:t>
+            </w:r>
+            <w:r>
+              <w:rPr>
+                <w:sz w:val="18"/>
+              </w:rPr>
+              <w:t>명</w:t>
+            </w:r>
+          </w:p>
+        </w:tc>
+        <w:tc>
+          <w:tcPr>
+            <w:tcW w:w="2268" w:type="dxa"/>
+          </w:tcPr>
+          <w:p>
+            <w:r>
+              <w:rPr>
+                <w:sz w:val="18"/>
+              </w:rPr>
+              <w:t>225,000</w:t>
+            </w:r>
+            <w:r>
+              <w:rPr>
+                <w:sz w:val="18"/>
+              </w:rPr>
+              <w:t>명</w:t>
+            </w:r>
+          </w:p>
+        </w:tc>
+        <w:tc>
+          <w:tcPr>
+            <w:tcW w:w="2268" w:type="dxa"/>
+          </w:tcPr>
+          <w:p>
+            <w:r>
+              <w:rPr>
+                <w:sz w:val="18"/>
+              </w:rPr>
+              <w:t>490,000</w:t>
+            </w:r>
+            <w:r>
+              <w:rPr>
+                <w:sz w:val="18"/>
+              </w:rPr>
+              <w:t>명</w:t>
             </w:r>
           </w:p>
         </w:tc>
@@ -6684,33 +7428,46 @@
       <w:tr>
         <w:tc>
           <w:tcPr>
-            <w:tcW w:type="dxa" w:w="2268"/>
+            <w:tcW w:w="2268" w:type="dxa"/>
           </w:tcPr>
           <w:p>
             <w:r>
               <w:rPr>
                 <w:sz w:val="18"/>
               </w:rPr>
-              <w:t>추정 마케팅비</w:t>
-            </w:r>
-          </w:p>
-        </w:tc>
-        <w:tc>
-          <w:tcPr>
-            <w:tcW w:type="dxa" w:w="2268"/>
-          </w:tcPr>
-          <w:p>
+              <w:lastRenderedPageBreak/>
+              <w:t>추정</w:t>
+            </w:r>
             <w:r>
               <w:rPr>
                 <w:sz w:val="18"/>
               </w:rPr>
+              <w:t xml:space="preserve"> </w:t>
+            </w:r>
+            <w:r>
+              <w:rPr>
+                <w:sz w:val="18"/>
+              </w:rPr>
+              <w:t>마케팅비</w:t>
+            </w:r>
+          </w:p>
+        </w:tc>
+        <w:tc>
+          <w:tcPr>
+            <w:tcW w:w="2268" w:type="dxa"/>
+          </w:tcPr>
+          <w:p>
+            <w:r>
+              <w:rPr>
+                <w:sz w:val="18"/>
+              </w:rPr>
               <w:t>$275K</w:t>
             </w:r>
           </w:p>
         </w:tc>
         <w:tc>
           <w:tcPr>
-            <w:tcW w:type="dxa" w:w="2268"/>
+            <w:tcW w:w="2268" w:type="dxa"/>
           </w:tcPr>
           <w:p>
             <w:r>
@@ -6723,7 +7480,7 @@
         </w:tc>
         <w:tc>
           <w:tcPr>
-            <w:tcW w:type="dxa" w:w="2268"/>
+            <w:tcW w:w="2268" w:type="dxa"/>
           </w:tcPr>
           <w:p>
             <w:r>
@@ -6737,30 +7494,425 @@
       </w:tr>
     </w:tbl>
     <w:p>
-      <w:pPr/>
-      <w:r>
-        <w:t>27년은 광고 중심으로 초기 판매건수를 확보하는 적자 구간으로 보고, 28년은 비광고 비중 확대로 손익분기 수준의 흑자 전환, 29년은 엔터프라이즈 확대와 해외 확장 비용을 반영하더라도 20% 수준의 영업이익률 확보를 목표로 했다.</w:t>
+      <w:pPr>
+        <w:rPr>
+          <w:lang w:eastAsia="ko-KR"/>
+        </w:rPr>
+      </w:pPr>
+      <w:r>
+        <w:t>27년은 광고 중심으로 초기 유료 고객을 확보하는 적자 구간으로 보고, 28년은 비광고 비중 확대로 손익분기 수준의 흑자 전환, 29년은 엔터프라이즈 확대와 해외 확장 비용을 반영하더라도 20% 수준의 영업이익률 확보를 목표로 했다.</w:t>
       </w:r>
     </w:p>
     <w:p>
       <w:pPr>
         <w:pStyle w:val="31"/>
+        <w:rPr>
+          <w:lang w:eastAsia="ko-KR"/>
+        </w:rPr>
       </w:pPr>
       <w:r>
-        <w:t>2-7. 투자유치 및 생존 논리</w:t>
+        <w:rPr>
+          <w:lang w:eastAsia="ko-KR"/>
+        </w:rPr>
+        <w:t xml:space="preserve">2-7. </w:t>
+      </w:r>
+      <w:r>
+        <w:rPr>
+          <w:lang w:eastAsia="ko-KR"/>
+        </w:rPr>
+        <w:t>투자유치</w:t>
+      </w:r>
+      <w:r>
+        <w:rPr>
+          <w:lang w:eastAsia="ko-KR"/>
+        </w:rPr>
+        <w:t xml:space="preserve"> </w:t>
+      </w:r>
+      <w:r>
+        <w:rPr>
+          <w:lang w:eastAsia="ko-KR"/>
+        </w:rPr>
+        <w:t>및</w:t>
+      </w:r>
+      <w:r>
+        <w:rPr>
+          <w:lang w:eastAsia="ko-KR"/>
+        </w:rPr>
+        <w:t xml:space="preserve"> </w:t>
+      </w:r>
+      <w:r>
+        <w:rPr>
+          <w:lang w:eastAsia="ko-KR"/>
+        </w:rPr>
+        <w:t>생존</w:t>
+      </w:r>
+      <w:r>
+        <w:rPr>
+          <w:lang w:eastAsia="ko-KR"/>
+        </w:rPr>
+        <w:t xml:space="preserve"> </w:t>
+      </w:r>
+      <w:r>
+        <w:rPr>
+          <w:lang w:eastAsia="ko-KR"/>
+        </w:rPr>
+        <w:t>논리</w:t>
       </w:r>
     </w:p>
     <w:p>
-      <w:pPr/>
-      <w:r>
-        <w:t>27년 상반기 TIPS를 전제로 27년 적자를 흡수하고, 28년 손익분기 통과 시점까지 운영 안전판을 확보하는 구조로 설계했다. 28년 하반기 시리즈A는 생존자금이 아니라 엔터프라이즈 확대와 해외 확장을 위한 성장자금이다.</w:t>
+      <w:pPr>
+        <w:rPr>
+          <w:lang w:eastAsia="ko-KR"/>
+        </w:rPr>
+      </w:pPr>
+      <w:r>
+        <w:rPr>
+          <w:lang w:eastAsia="ko-KR"/>
+        </w:rPr>
+        <w:t>27</w:t>
+      </w:r>
+      <w:r>
+        <w:rPr>
+          <w:lang w:eastAsia="ko-KR"/>
+        </w:rPr>
+        <w:t>년</w:t>
+      </w:r>
+      <w:r>
+        <w:rPr>
+          <w:lang w:eastAsia="ko-KR"/>
+        </w:rPr>
+        <w:t xml:space="preserve"> </w:t>
+      </w:r>
+      <w:r>
+        <w:rPr>
+          <w:lang w:eastAsia="ko-KR"/>
+        </w:rPr>
+        <w:t>상반기</w:t>
+      </w:r>
+      <w:r>
+        <w:rPr>
+          <w:lang w:eastAsia="ko-KR"/>
+        </w:rPr>
+        <w:t xml:space="preserve"> TIPS</w:t>
+      </w:r>
+      <w:r>
+        <w:rPr>
+          <w:lang w:eastAsia="ko-KR"/>
+        </w:rPr>
+        <w:t>를</w:t>
+      </w:r>
+      <w:r>
+        <w:rPr>
+          <w:lang w:eastAsia="ko-KR"/>
+        </w:rPr>
+        <w:t xml:space="preserve"> </w:t>
+      </w:r>
+      <w:r>
+        <w:rPr>
+          <w:lang w:eastAsia="ko-KR"/>
+        </w:rPr>
+        <w:t>전제로</w:t>
+      </w:r>
+      <w:r>
+        <w:rPr>
+          <w:lang w:eastAsia="ko-KR"/>
+        </w:rPr>
+        <w:t xml:space="preserve"> 27</w:t>
+      </w:r>
+      <w:r>
+        <w:rPr>
+          <w:lang w:eastAsia="ko-KR"/>
+        </w:rPr>
+        <w:t>년</w:t>
+      </w:r>
+      <w:r>
+        <w:rPr>
+          <w:lang w:eastAsia="ko-KR"/>
+        </w:rPr>
+        <w:t xml:space="preserve"> </w:t>
+      </w:r>
+      <w:r>
+        <w:rPr>
+          <w:lang w:eastAsia="ko-KR"/>
+        </w:rPr>
+        <w:t>적자를</w:t>
+      </w:r>
+      <w:r>
+        <w:rPr>
+          <w:lang w:eastAsia="ko-KR"/>
+        </w:rPr>
+        <w:t xml:space="preserve"> </w:t>
+      </w:r>
+      <w:r>
+        <w:rPr>
+          <w:lang w:eastAsia="ko-KR"/>
+        </w:rPr>
+        <w:t>흡수하고</w:t>
+      </w:r>
+      <w:r>
+        <w:rPr>
+          <w:lang w:eastAsia="ko-KR"/>
+        </w:rPr>
+        <w:t>, 28</w:t>
+      </w:r>
+      <w:r>
+        <w:rPr>
+          <w:lang w:eastAsia="ko-KR"/>
+        </w:rPr>
+        <w:t>년</w:t>
+      </w:r>
+      <w:r>
+        <w:rPr>
+          <w:lang w:eastAsia="ko-KR"/>
+        </w:rPr>
+        <w:t xml:space="preserve"> </w:t>
+      </w:r>
+      <w:r>
+        <w:rPr>
+          <w:lang w:eastAsia="ko-KR"/>
+        </w:rPr>
+        <w:t>손익분기</w:t>
+      </w:r>
+      <w:r>
+        <w:rPr>
+          <w:lang w:eastAsia="ko-KR"/>
+        </w:rPr>
+        <w:t xml:space="preserve"> </w:t>
+      </w:r>
+      <w:r>
+        <w:rPr>
+          <w:lang w:eastAsia="ko-KR"/>
+        </w:rPr>
+        <w:t>통과</w:t>
+      </w:r>
+      <w:r>
+        <w:rPr>
+          <w:lang w:eastAsia="ko-KR"/>
+        </w:rPr>
+        <w:t xml:space="preserve"> </w:t>
+      </w:r>
+      <w:r>
+        <w:rPr>
+          <w:lang w:eastAsia="ko-KR"/>
+        </w:rPr>
+        <w:t>시점까지</w:t>
+      </w:r>
+      <w:r>
+        <w:rPr>
+          <w:lang w:eastAsia="ko-KR"/>
+        </w:rPr>
+        <w:t xml:space="preserve"> </w:t>
+      </w:r>
+      <w:r>
+        <w:rPr>
+          <w:lang w:eastAsia="ko-KR"/>
+        </w:rPr>
+        <w:t>운영</w:t>
+      </w:r>
+      <w:r>
+        <w:rPr>
+          <w:lang w:eastAsia="ko-KR"/>
+        </w:rPr>
+        <w:t xml:space="preserve"> </w:t>
+      </w:r>
+      <w:r>
+        <w:rPr>
+          <w:lang w:eastAsia="ko-KR"/>
+        </w:rPr>
+        <w:t>안전판을</w:t>
+      </w:r>
+      <w:r>
+        <w:rPr>
+          <w:lang w:eastAsia="ko-KR"/>
+        </w:rPr>
+        <w:t xml:space="preserve"> </w:t>
+      </w:r>
+      <w:r>
+        <w:rPr>
+          <w:lang w:eastAsia="ko-KR"/>
+        </w:rPr>
+        <w:t>확보하는</w:t>
+      </w:r>
+      <w:r>
+        <w:rPr>
+          <w:lang w:eastAsia="ko-KR"/>
+        </w:rPr>
+        <w:t xml:space="preserve"> </w:t>
+      </w:r>
+      <w:r>
+        <w:rPr>
+          <w:lang w:eastAsia="ko-KR"/>
+        </w:rPr>
+        <w:t>구조로</w:t>
+      </w:r>
+      <w:r>
+        <w:rPr>
+          <w:lang w:eastAsia="ko-KR"/>
+        </w:rPr>
+        <w:t xml:space="preserve"> </w:t>
+      </w:r>
+      <w:r>
+        <w:rPr>
+          <w:lang w:eastAsia="ko-KR"/>
+        </w:rPr>
+        <w:t>설계했다</w:t>
+      </w:r>
+      <w:r>
+        <w:rPr>
+          <w:lang w:eastAsia="ko-KR"/>
+        </w:rPr>
+        <w:t>. 28</w:t>
+      </w:r>
+      <w:r>
+        <w:rPr>
+          <w:lang w:eastAsia="ko-KR"/>
+        </w:rPr>
+        <w:t>년</w:t>
+      </w:r>
+      <w:r>
+        <w:rPr>
+          <w:lang w:eastAsia="ko-KR"/>
+        </w:rPr>
+        <w:t xml:space="preserve"> </w:t>
+      </w:r>
+      <w:r>
+        <w:rPr>
+          <w:lang w:eastAsia="ko-KR"/>
+        </w:rPr>
+        <w:t>하반기</w:t>
+      </w:r>
+      <w:r>
+        <w:rPr>
+          <w:lang w:eastAsia="ko-KR"/>
+        </w:rPr>
+        <w:t xml:space="preserve"> </w:t>
+      </w:r>
+      <w:r>
+        <w:rPr>
+          <w:lang w:eastAsia="ko-KR"/>
+        </w:rPr>
+        <w:t>시리즈</w:t>
+      </w:r>
+      <w:r>
+        <w:rPr>
+          <w:lang w:eastAsia="ko-KR"/>
+        </w:rPr>
+        <w:t>A</w:t>
+      </w:r>
+      <w:r>
+        <w:rPr>
+          <w:lang w:eastAsia="ko-KR"/>
+        </w:rPr>
+        <w:t>는</w:t>
+      </w:r>
+      <w:r>
+        <w:rPr>
+          <w:lang w:eastAsia="ko-KR"/>
+        </w:rPr>
+        <w:t xml:space="preserve"> </w:t>
+      </w:r>
+      <w:r>
+        <w:rPr>
+          <w:lang w:eastAsia="ko-KR"/>
+        </w:rPr>
+        <w:t>생존자금이</w:t>
+      </w:r>
+      <w:r>
+        <w:rPr>
+          <w:lang w:eastAsia="ko-KR"/>
+        </w:rPr>
+        <w:t xml:space="preserve"> </w:t>
+      </w:r>
+      <w:r>
+        <w:rPr>
+          <w:lang w:eastAsia="ko-KR"/>
+        </w:rPr>
+        <w:t>아니라</w:t>
+      </w:r>
+      <w:r>
+        <w:rPr>
+          <w:lang w:eastAsia="ko-KR"/>
+        </w:rPr>
+        <w:t xml:space="preserve"> </w:t>
+      </w:r>
+      <w:r>
+        <w:rPr>
+          <w:lang w:eastAsia="ko-KR"/>
+        </w:rPr>
+        <w:t>엔터프라이즈</w:t>
+      </w:r>
+      <w:r>
+        <w:rPr>
+          <w:lang w:eastAsia="ko-KR"/>
+        </w:rPr>
+        <w:t xml:space="preserve"> </w:t>
+      </w:r>
+      <w:r>
+        <w:rPr>
+          <w:lang w:eastAsia="ko-KR"/>
+        </w:rPr>
+        <w:t>확대와</w:t>
+      </w:r>
+      <w:r>
+        <w:rPr>
+          <w:lang w:eastAsia="ko-KR"/>
+        </w:rPr>
+        <w:t xml:space="preserve"> </w:t>
+      </w:r>
+      <w:r>
+        <w:rPr>
+          <w:lang w:eastAsia="ko-KR"/>
+        </w:rPr>
+        <w:t>해외</w:t>
+      </w:r>
+      <w:r>
+        <w:rPr>
+          <w:lang w:eastAsia="ko-KR"/>
+        </w:rPr>
+        <w:t xml:space="preserve"> </w:t>
+      </w:r>
+      <w:r>
+        <w:rPr>
+          <w:lang w:eastAsia="ko-KR"/>
+        </w:rPr>
+        <w:t>확장을</w:t>
+      </w:r>
+      <w:r>
+        <w:rPr>
+          <w:lang w:eastAsia="ko-KR"/>
+        </w:rPr>
+        <w:t xml:space="preserve"> </w:t>
+      </w:r>
+      <w:r>
+        <w:rPr>
+          <w:lang w:eastAsia="ko-KR"/>
+        </w:rPr>
+        <w:t>위한</w:t>
+      </w:r>
+      <w:r>
+        <w:rPr>
+          <w:lang w:eastAsia="ko-KR"/>
+        </w:rPr>
+        <w:t xml:space="preserve"> </w:t>
+      </w:r>
+      <w:r>
+        <w:rPr>
+          <w:lang w:eastAsia="ko-KR"/>
+        </w:rPr>
+        <w:t>성장자금이다</w:t>
+      </w:r>
+      <w:r>
+        <w:rPr>
+          <w:lang w:eastAsia="ko-KR"/>
+        </w:rPr>
+        <w:t>.</w:t>
       </w:r>
     </w:p>
     <w:tbl>
       <w:tblPr>
         <w:tblStyle w:val="af9"/>
-        <w:tblW w:type="auto" w:w="0"/>
-        <w:tblLook w:firstColumn="1" w:firstRow="1" w:lastColumn="0" w:lastRow="0" w:noHBand="0" w:noVBand="1" w:val="04A0"/>
+        <w:tblW w:w="0" w:type="auto"/>
+        <w:tblLook w:val="04A0" w:firstRow="1" w:lastRow="0" w:firstColumn="1" w:lastColumn="0" w:noHBand="0" w:noVBand="1"/>
       </w:tblPr>
       <w:tblGrid>
         <w:gridCol w:w="2268"/>
@@ -6771,20 +7923,22 @@
       <w:tr>
         <w:tc>
           <w:tcPr>
-            <w:tcW w:type="dxa" w:w="2268"/>
-          </w:tcPr>
-          <w:p>
+            <w:tcW w:w="2268" w:type="dxa"/>
+          </w:tcPr>
+          <w:p>
+            <w:proofErr w:type="spellStart"/>
             <w:r>
               <w:rPr>
                 <w:sz w:val="18"/>
               </w:rPr>
               <w:t>시점</w:t>
             </w:r>
-          </w:p>
-        </w:tc>
-        <w:tc>
-          <w:tcPr>
-            <w:tcW w:type="dxa" w:w="2268"/>
+            <w:proofErr w:type="spellEnd"/>
+          </w:p>
+        </w:tc>
+        <w:tc>
+          <w:tcPr>
+            <w:tcW w:w="2268" w:type="dxa"/>
           </w:tcPr>
           <w:p>
             <w:r>
@@ -6797,7 +7951,7 @@
         </w:tc>
         <w:tc>
           <w:tcPr>
-            <w:tcW w:type="dxa" w:w="2268"/>
+            <w:tcW w:w="2268" w:type="dxa"/>
           </w:tcPr>
           <w:p>
             <w:r>
@@ -6810,7 +7964,7 @@
         </w:tc>
         <w:tc>
           <w:tcPr>
-            <w:tcW w:type="dxa" w:w="2268"/>
+            <w:tcW w:w="2268" w:type="dxa"/>
           </w:tcPr>
           <w:p>
             <w:r>
@@ -6825,53 +7979,74 @@
       <w:tr>
         <w:tc>
           <w:tcPr>
-            <w:tcW w:type="dxa" w:w="2268"/>
+            <w:tcW w:w="2268" w:type="dxa"/>
           </w:tcPr>
           <w:p>
             <w:r>
               <w:rPr>
                 <w:sz w:val="18"/>
               </w:rPr>
-              <w:t>26년 하반기</w:t>
-            </w:r>
-          </w:p>
-        </w:tc>
-        <w:tc>
-          <w:tcPr>
-            <w:tcW w:type="dxa" w:w="2268"/>
-          </w:tcPr>
-          <w:p>
+              <w:t>26</w:t>
+            </w:r>
             <w:r>
               <w:rPr>
                 <w:sz w:val="18"/>
               </w:rPr>
+              <w:t>년</w:t>
+            </w:r>
+            <w:r>
+              <w:rPr>
+                <w:sz w:val="18"/>
+              </w:rPr>
+              <w:t xml:space="preserve"> </w:t>
+            </w:r>
+            <w:r>
+              <w:rPr>
+                <w:sz w:val="18"/>
+              </w:rPr>
+              <w:t>하반기</w:t>
+            </w:r>
+          </w:p>
+        </w:tc>
+        <w:tc>
+          <w:tcPr>
+            <w:tcW w:w="2268" w:type="dxa"/>
+          </w:tcPr>
+          <w:p>
+            <w:r>
+              <w:rPr>
+                <w:sz w:val="18"/>
+              </w:rPr>
               <w:t>정부지원금</w:t>
             </w:r>
           </w:p>
         </w:tc>
         <w:tc>
           <w:tcPr>
-            <w:tcW w:type="dxa" w:w="2268"/>
+            <w:tcW w:w="2268" w:type="dxa"/>
+          </w:tcPr>
+          <w:p>
+            <w:r>
+              <w:t>예비창업패키지. 핵심 엔진 고도화, 웹서비스 제품화, 베타 오픈 준비</w:t>
+            </w:r>
+          </w:p>
+        </w:tc>
+        <w:tc>
+          <w:tcPr>
+            <w:tcW w:w="2268" w:type="dxa"/>
           </w:tcPr>
           <w:p>
             <w:r>
               <w:rPr>
                 <w:sz w:val="18"/>
               </w:rPr>
-              <w:t>예비창업패키지. 핵심 엔진 고도화, 웹서비스 제품화, 베타 오픈 준비</w:t>
-            </w:r>
-          </w:p>
-        </w:tc>
-        <w:tc>
-          <w:tcPr>
-            <w:tcW w:type="dxa" w:w="2268"/>
-          </w:tcPr>
-          <w:p>
+              <w:t>4,000</w:t>
+            </w:r>
             <w:r>
               <w:rPr>
                 <w:sz w:val="18"/>
               </w:rPr>
-              <w:t>4,000만원</w:t>
+              <w:t>만원</w:t>
             </w:r>
           </w:p>
         </w:tc>
@@ -6879,53 +8054,94 @@
       <w:tr>
         <w:tc>
           <w:tcPr>
-            <w:tcW w:type="dxa" w:w="2268"/>
+            <w:tcW w:w="2268" w:type="dxa"/>
           </w:tcPr>
           <w:p>
             <w:r>
               <w:rPr>
                 <w:sz w:val="18"/>
               </w:rPr>
-              <w:t>27년 상반기</w:t>
-            </w:r>
-          </w:p>
-        </w:tc>
-        <w:tc>
-          <w:tcPr>
-            <w:tcW w:type="dxa" w:w="2268"/>
-          </w:tcPr>
-          <w:p>
+              <w:t>27</w:t>
+            </w:r>
             <w:r>
               <w:rPr>
                 <w:sz w:val="18"/>
               </w:rPr>
-              <w:t>민간투자+정부매칭</w:t>
-            </w:r>
-          </w:p>
-        </w:tc>
-        <w:tc>
-          <w:tcPr>
-            <w:tcW w:type="dxa" w:w="2268"/>
-          </w:tcPr>
-          <w:p>
+              <w:t>년</w:t>
+            </w:r>
             <w:r>
               <w:rPr>
                 <w:sz w:val="18"/>
               </w:rPr>
-              <w:t>TIPS. 온라인 광고 본격 집행, 글로벌 PLG 초기 유입 확보, 27년 580건 판매건수 달성, 28년 손익분기 통과까지의 운영 안전판 확보</w:t>
-            </w:r>
-          </w:p>
-        </w:tc>
-        <w:tc>
-          <w:tcPr>
-            <w:tcW w:type="dxa" w:w="2268"/>
-          </w:tcPr>
-          <w:p>
+              <w:t xml:space="preserve"> </w:t>
+            </w:r>
             <w:r>
               <w:rPr>
                 <w:sz w:val="18"/>
               </w:rPr>
-              <w:t>최대 13억원</w:t>
+              <w:t>상반기</w:t>
+            </w:r>
+          </w:p>
+        </w:tc>
+        <w:tc>
+          <w:tcPr>
+            <w:tcW w:w="2268" w:type="dxa"/>
+          </w:tcPr>
+          <w:p>
+            <w:r>
+              <w:rPr>
+                <w:sz w:val="18"/>
+              </w:rPr>
+              <w:t>민간투자</w:t>
+            </w:r>
+            <w:r>
+              <w:rPr>
+                <w:sz w:val="18"/>
+              </w:rPr>
+              <w:t>+</w:t>
+            </w:r>
+            <w:r>
+              <w:rPr>
+                <w:sz w:val="18"/>
+              </w:rPr>
+              <w:t>정부매칭</w:t>
+            </w:r>
+          </w:p>
+        </w:tc>
+        <w:tc>
+          <w:tcPr>
+            <w:tcW w:w="2268" w:type="dxa"/>
+          </w:tcPr>
+          <w:p>
+            <w:r>
+              <w:t>TIPS. 온라인 광고 본격 집행, 글로벌 PLG 초기 유입 확보, 27년 580명 유료 고객 확보, 28년 손익분기 통과까지의 운영 안전판 확보</w:t>
+            </w:r>
+          </w:p>
+        </w:tc>
+        <w:tc>
+          <w:tcPr>
+            <w:tcW w:w="2268" w:type="dxa"/>
+          </w:tcPr>
+          <w:p>
+            <w:proofErr w:type="spellStart"/>
+            <w:r>
+              <w:rPr>
+                <w:sz w:val="18"/>
+              </w:rPr>
+              <w:t>최대</w:t>
+            </w:r>
+            <w:proofErr w:type="spellEnd"/>
+            <w:r>
+              <w:rPr>
+                <w:sz w:val="18"/>
+              </w:rPr>
+              <w:t xml:space="preserve"> 13</w:t>
+            </w:r>
+            <w:r>
+              <w:rPr>
+                <w:sz w:val="18"/>
+              </w:rPr>
+              <w:t>억원</w:t>
             </w:r>
           </w:p>
         </w:tc>
@@ -6933,62 +8149,354 @@
       <w:tr>
         <w:tc>
           <w:tcPr>
-            <w:tcW w:type="dxa" w:w="2268"/>
+            <w:tcW w:w="2268" w:type="dxa"/>
           </w:tcPr>
           <w:p>
             <w:r>
               <w:rPr>
                 <w:sz w:val="18"/>
               </w:rPr>
-              <w:t>28년 하반기</w:t>
-            </w:r>
-          </w:p>
-        </w:tc>
-        <w:tc>
-          <w:tcPr>
-            <w:tcW w:type="dxa" w:w="2268"/>
-          </w:tcPr>
-          <w:p>
+              <w:t>28</w:t>
+            </w:r>
             <w:r>
               <w:rPr>
                 <w:sz w:val="18"/>
               </w:rPr>
+              <w:t>년</w:t>
+            </w:r>
+            <w:r>
+              <w:rPr>
+                <w:sz w:val="18"/>
+              </w:rPr>
+              <w:t xml:space="preserve"> </w:t>
+            </w:r>
+            <w:r>
+              <w:rPr>
+                <w:sz w:val="18"/>
+              </w:rPr>
+              <w:t>하반기</w:t>
+            </w:r>
+          </w:p>
+        </w:tc>
+        <w:tc>
+          <w:tcPr>
+            <w:tcW w:w="2268" w:type="dxa"/>
+          </w:tcPr>
+          <w:p>
+            <w:r>
+              <w:rPr>
+                <w:sz w:val="18"/>
+              </w:rPr>
               <w:t>민간투자</w:t>
             </w:r>
           </w:p>
         </w:tc>
         <w:tc>
           <w:tcPr>
-            <w:tcW w:type="dxa" w:w="2268"/>
+            <w:tcW w:w="2268" w:type="dxa"/>
+          </w:tcPr>
+          <w:p>
+            <w:r>
+              <w:t>시리즈A. 엔터프라이즈 고객 확대, 해외 확장, 팀 확충, 29년 7,000명 유료 고객 기반 구축</w:t>
+            </w:r>
+          </w:p>
+        </w:tc>
+        <w:tc>
+          <w:tcPr>
+            <w:tcW w:w="2268" w:type="dxa"/>
           </w:tcPr>
           <w:p>
             <w:r>
               <w:rPr>
                 <w:sz w:val="18"/>
               </w:rPr>
-              <w:t>시리즈A. 엔터프라이즈 고객 확대, 해외 확장, 팀 확충, 29년 7,000건 판매 체제 구축</w:t>
-            </w:r>
-          </w:p>
-        </w:tc>
-        <w:tc>
-          <w:tcPr>
-            <w:tcW w:type="dxa" w:w="2268"/>
-          </w:tcPr>
-          <w:p>
+              <w:t>약</w:t>
+            </w:r>
             <w:r>
               <w:rPr>
                 <w:sz w:val="18"/>
               </w:rPr>
-              <w:t>약 10억원</w:t>
+              <w:t xml:space="preserve"> 10</w:t>
+            </w:r>
+            <w:r>
+              <w:rPr>
+                <w:sz w:val="18"/>
+              </w:rPr>
+              <w:t>억원</w:t>
             </w:r>
           </w:p>
         </w:tc>
       </w:tr>
     </w:tbl>
     <w:p>
-      <w:pPr/>
-      <w:r>
-        <w:t>누적 영업손익 기준으로는 27년 -$236K, 28년 -$221K, 29년 +$1.879M으로 전환된다. 따라서 27년 자금조달이 가장 중요하고, TIPS 자금은 광고 집행과 제품 고도화를 함께 커버하는 역할을 한다.</w:t>
+      <w:pPr>
+        <w:rPr>
+          <w:lang w:eastAsia="ko-KR"/>
+        </w:rPr>
+      </w:pPr>
+      <w:r>
+        <w:rPr>
+          <w:lang w:eastAsia="ko-KR"/>
+        </w:rPr>
+        <w:t>누적</w:t>
+      </w:r>
+      <w:r>
+        <w:rPr>
+          <w:lang w:eastAsia="ko-KR"/>
+        </w:rPr>
+        <w:t xml:space="preserve"> </w:t>
+      </w:r>
+      <w:r>
+        <w:rPr>
+          <w:lang w:eastAsia="ko-KR"/>
+        </w:rPr>
+        <w:t>영업손익</w:t>
+      </w:r>
+      <w:r>
+        <w:rPr>
+          <w:lang w:eastAsia="ko-KR"/>
+        </w:rPr>
+        <w:t xml:space="preserve"> </w:t>
+      </w:r>
+      <w:r>
+        <w:rPr>
+          <w:lang w:eastAsia="ko-KR"/>
+        </w:rPr>
+        <w:t>기준으로는</w:t>
+      </w:r>
+      <w:r>
+        <w:rPr>
+          <w:lang w:eastAsia="ko-KR"/>
+        </w:rPr>
+        <w:t xml:space="preserve"> 27</w:t>
+      </w:r>
+      <w:r>
+        <w:rPr>
+          <w:lang w:eastAsia="ko-KR"/>
+        </w:rPr>
+        <w:t>년</w:t>
+      </w:r>
+      <w:r>
+        <w:rPr>
+          <w:lang w:eastAsia="ko-KR"/>
+        </w:rPr>
+        <w:t xml:space="preserve"> -$236K, 28</w:t>
+      </w:r>
+      <w:r>
+        <w:rPr>
+          <w:lang w:eastAsia="ko-KR"/>
+        </w:rPr>
+        <w:t>년</w:t>
+      </w:r>
+      <w:r>
+        <w:rPr>
+          <w:lang w:eastAsia="ko-KR"/>
+        </w:rPr>
+        <w:t xml:space="preserve"> -$221K, 29</w:t>
+      </w:r>
+      <w:r>
+        <w:rPr>
+          <w:lang w:eastAsia="ko-KR"/>
+        </w:rPr>
+        <w:t>년</w:t>
+      </w:r>
+      <w:r>
+        <w:rPr>
+          <w:lang w:eastAsia="ko-KR"/>
+        </w:rPr>
+        <w:t xml:space="preserve"> +$1.879M</w:t>
+      </w:r>
+      <w:r>
+        <w:rPr>
+          <w:lang w:eastAsia="ko-KR"/>
+        </w:rPr>
+        <w:t>으로</w:t>
+      </w:r>
+      <w:r>
+        <w:rPr>
+          <w:lang w:eastAsia="ko-KR"/>
+        </w:rPr>
+        <w:t xml:space="preserve"> </w:t>
+      </w:r>
+      <w:r>
+        <w:rPr>
+          <w:lang w:eastAsia="ko-KR"/>
+        </w:rPr>
+        <w:t>전환된다</w:t>
+      </w:r>
+      <w:r>
+        <w:rPr>
+          <w:lang w:eastAsia="ko-KR"/>
+        </w:rPr>
+        <w:t xml:space="preserve">. </w:t>
+      </w:r>
+      <w:r>
+        <w:rPr>
+          <w:lang w:eastAsia="ko-KR"/>
+        </w:rPr>
+        <w:t>따라서</w:t>
+      </w:r>
+      <w:r>
+        <w:rPr>
+          <w:lang w:eastAsia="ko-KR"/>
+        </w:rPr>
+        <w:t xml:space="preserve"> 27</w:t>
+      </w:r>
+      <w:r>
+        <w:rPr>
+          <w:lang w:eastAsia="ko-KR"/>
+        </w:rPr>
+        <w:t>년</w:t>
+      </w:r>
+      <w:r>
+        <w:rPr>
+          <w:lang w:eastAsia="ko-KR"/>
+        </w:rPr>
+        <w:t xml:space="preserve"> </w:t>
+      </w:r>
+      <w:r>
+        <w:rPr>
+          <w:lang w:eastAsia="ko-KR"/>
+        </w:rPr>
+        <w:t>자금조달이</w:t>
+      </w:r>
+      <w:r>
+        <w:rPr>
+          <w:lang w:eastAsia="ko-KR"/>
+        </w:rPr>
+        <w:t xml:space="preserve"> </w:t>
+      </w:r>
+      <w:r>
+        <w:rPr>
+          <w:lang w:eastAsia="ko-KR"/>
+        </w:rPr>
+        <w:t>가장</w:t>
+      </w:r>
+      <w:r>
+        <w:rPr>
+          <w:lang w:eastAsia="ko-KR"/>
+        </w:rPr>
+        <w:t xml:space="preserve"> </w:t>
+      </w:r>
+      <w:r>
+        <w:rPr>
+          <w:lang w:eastAsia="ko-KR"/>
+        </w:rPr>
+        <w:t>중요하고</w:t>
+      </w:r>
+      <w:r>
+        <w:rPr>
+          <w:lang w:eastAsia="ko-KR"/>
+        </w:rPr>
+        <w:t xml:space="preserve">, TIPS </w:t>
+      </w:r>
+      <w:r>
+        <w:rPr>
+          <w:lang w:eastAsia="ko-KR"/>
+        </w:rPr>
+        <w:t>자금은</w:t>
+      </w:r>
+      <w:r>
+        <w:rPr>
+          <w:lang w:eastAsia="ko-KR"/>
+        </w:rPr>
+        <w:t xml:space="preserve"> </w:t>
+      </w:r>
+      <w:r>
+        <w:rPr>
+          <w:lang w:eastAsia="ko-KR"/>
+        </w:rPr>
+        <w:t>광고</w:t>
+      </w:r>
+      <w:r>
+        <w:rPr>
+          <w:lang w:eastAsia="ko-KR"/>
+        </w:rPr>
+        <w:t xml:space="preserve"> </w:t>
+      </w:r>
+      <w:r>
+        <w:rPr>
+          <w:lang w:eastAsia="ko-KR"/>
+        </w:rPr>
+        <w:t>집행과</w:t>
+      </w:r>
+      <w:r>
+        <w:rPr>
+          <w:lang w:eastAsia="ko-KR"/>
+        </w:rPr>
+        <w:t xml:space="preserve"> </w:t>
+      </w:r>
+      <w:r>
+        <w:rPr>
+          <w:lang w:eastAsia="ko-KR"/>
+        </w:rPr>
+        <w:t>제품</w:t>
+      </w:r>
+      <w:r>
+        <w:rPr>
+          <w:lang w:eastAsia="ko-KR"/>
+        </w:rPr>
+        <w:t xml:space="preserve"> </w:t>
+      </w:r>
+      <w:r>
+        <w:rPr>
+          <w:lang w:eastAsia="ko-KR"/>
+        </w:rPr>
+        <w:t>고도화를</w:t>
+      </w:r>
+      <w:r>
+        <w:rPr>
+          <w:lang w:eastAsia="ko-KR"/>
+        </w:rPr>
+        <w:t xml:space="preserve"> </w:t>
+      </w:r>
+      <w:r>
+        <w:rPr>
+          <w:lang w:eastAsia="ko-KR"/>
+        </w:rPr>
+        <w:t>함께</w:t>
+      </w:r>
+      <w:r>
+        <w:rPr>
+          <w:lang w:eastAsia="ko-KR"/>
+        </w:rPr>
+        <w:t xml:space="preserve"> </w:t>
+      </w:r>
+      <w:r>
+        <w:rPr>
+          <w:lang w:eastAsia="ko-KR"/>
+        </w:rPr>
+        <w:t>커버하는</w:t>
+      </w:r>
+      <w:r>
+        <w:rPr>
+          <w:lang w:eastAsia="ko-KR"/>
+        </w:rPr>
+        <w:t xml:space="preserve"> </w:t>
+      </w:r>
+      <w:r>
+        <w:rPr>
+          <w:lang w:eastAsia="ko-KR"/>
+        </w:rPr>
+        <w:t>역할을</w:t>
+      </w:r>
+      <w:r>
+        <w:rPr>
+          <w:lang w:eastAsia="ko-KR"/>
+        </w:rPr>
+        <w:t xml:space="preserve"> </w:t>
+      </w:r>
+      <w:r>
+        <w:rPr>
+          <w:lang w:eastAsia="ko-KR"/>
+        </w:rPr>
+        <w:t>한다</w:t>
+      </w:r>
+      <w:r>
+        <w:rPr>
+          <w:lang w:eastAsia="ko-KR"/>
+        </w:rPr>
+        <w:t>.</w:t>
       </w:r>
     </w:p>
     <w:p>
@@ -6998,14 +8506,12 @@
           <w:lang w:eastAsia="ko-KR"/>
         </w:rPr>
       </w:pPr>
-      <w:bookmarkStart w:id="14" w:name="X165cb892a9e1b6706bcbff32d06b2103ed56780"/>
-      <w:bookmarkEnd w:id="8"/>
-      <w:bookmarkEnd w:id="13"/>
-      <w:r>
-        <w:rPr>
-          <w:lang w:eastAsia="ko-KR"/>
-        </w:rPr>
-        <w:lastRenderedPageBreak/>
+      <w:bookmarkStart w:id="11" w:name="X165cb892a9e1b6706bcbff32d06b2103ed56780"/>
+      <w:bookmarkEnd w:id="10"/>
+      <w:r>
+        <w:rPr>
+          <w:lang w:eastAsia="ko-KR"/>
+        </w:rPr>
         <w:t xml:space="preserve">3. </w:t>
       </w:r>
       <w:r>
@@ -7059,7 +8565,7 @@
           <w:lang w:eastAsia="ko-KR"/>
         </w:rPr>
       </w:pPr>
-      <w:bookmarkStart w:id="15" w:name="X63eb4220ba678c49d2dad953b2837d7e3979e9e"/>
+      <w:bookmarkStart w:id="12" w:name="X63eb4220ba678c49d2dad953b2837d7e3979e9e"/>
       <w:r>
         <w:rPr>
           <w:lang w:eastAsia="ko-KR"/>
@@ -7210,6 +8716,7 @@
           <w:p>
             <w:proofErr w:type="spellStart"/>
             <w:r>
+              <w:lastRenderedPageBreak/>
               <w:t>유형</w:t>
             </w:r>
             <w:proofErr w:type="spellEnd"/>
@@ -7668,8 +9175,8 @@
           <w:lang w:eastAsia="ko-KR"/>
         </w:rPr>
       </w:pPr>
-      <w:bookmarkStart w:id="16" w:name="X6e91c917a035debf8b0bf8085c5c6937788b200"/>
-      <w:bookmarkEnd w:id="15"/>
+      <w:bookmarkStart w:id="13" w:name="X6e91c917a035debf8b0bf8085c5c6937788b200"/>
+      <w:bookmarkEnd w:id="12"/>
       <w:r>
         <w:rPr>
           <w:lang w:eastAsia="ko-KR"/>
@@ -8125,8 +9632,8 @@
       <w:pPr>
         <w:pStyle w:val="31"/>
       </w:pPr>
-      <w:bookmarkStart w:id="17" w:name="X70c20362a63d5205a00b8f63dc0f34239c1096a"/>
-      <w:bookmarkEnd w:id="16"/>
+      <w:bookmarkStart w:id="14" w:name="X70c20362a63d5205a00b8f63dc0f34239c1096a"/>
+      <w:bookmarkEnd w:id="13"/>
       <w:r>
         <w:t xml:space="preserve">3-3. </w:t>
       </w:r>
@@ -8570,8 +10077,8 @@
           <w:lang w:eastAsia="ko-KR"/>
         </w:rPr>
       </w:pPr>
-      <w:bookmarkStart w:id="18" w:name="X0770c12f748b8ffa5faa2a1352d757e2afd129c"/>
-      <w:bookmarkEnd w:id="17"/>
+      <w:bookmarkStart w:id="15" w:name="X0770c12f748b8ffa5faa2a1352d757e2afd129c"/>
+      <w:bookmarkEnd w:id="14"/>
     </w:p>
     <w:p>
       <w:pPr>
@@ -8580,9 +10087,9 @@
           <w:lang w:eastAsia="ko-KR"/>
         </w:rPr>
       </w:pPr>
-      <w:bookmarkStart w:id="19" w:name="Xf01562f854d06be7ed18c8b4b1db331d363e9e5"/>
-      <w:bookmarkEnd w:id="14"/>
-      <w:bookmarkEnd w:id="18"/>
+      <w:bookmarkStart w:id="16" w:name="Xf01562f854d06be7ed18c8b4b1db331d363e9e5"/>
+      <w:bookmarkEnd w:id="11"/>
+      <w:bookmarkEnd w:id="15"/>
       <w:r>
         <w:rPr>
           <w:lang w:eastAsia="ko-KR"/>
@@ -8632,14 +10139,14 @@
         </w:rPr>
         <w:t>본문 「2. 실현 가능성」 3)항 및 「3. 성장전략」 1)항 경쟁사 비교의 보충. 본문의 기능 비교 외에, 한국 시장 상황을 추가로 정리한다.</w:t>
       </w:r>
-      <w:bookmarkStart w:id="20" w:name="Xcdee898cd1b44a910c7a36c20b53a92478b2c8e"/>
+      <w:bookmarkStart w:id="17" w:name="Xcdee898cd1b44a910c7a36c20b53a92478b2c8e"/>
     </w:p>
     <w:p>
       <w:pPr>
         <w:pStyle w:val="31"/>
       </w:pPr>
-      <w:bookmarkStart w:id="21" w:name="X40498174538b4f24d892425718ce4288f8ac486"/>
-      <w:bookmarkEnd w:id="20"/>
+      <w:bookmarkStart w:id="18" w:name="X40498174538b4f24d892425718ce4288f8ac486"/>
+      <w:bookmarkEnd w:id="17"/>
       <w:r>
         <w:t xml:space="preserve">4-2. </w:t>
       </w:r>
@@ -8772,6 +10279,7 @@
             <w:proofErr w:type="spellStart"/>
             <w:proofErr w:type="gramStart"/>
             <w:r>
+              <w:lastRenderedPageBreak/>
               <w:t>뷰저블</w:t>
             </w:r>
             <w:proofErr w:type="spellEnd"/>
@@ -9100,7 +10608,7 @@
     <w:p>
       <w:r>
         <w:pict w14:anchorId="57CB695E">
-          <v:rect id="_x0000_i1107" style="width:0;height:1.5pt" o:hralign="center" o:hrstd="t" o:hr="t"/>
+          <v:rect id="_x0000_i1029" style="width:0;height:1.5pt" o:hralign="center" o:hrstd="t" o:hr="t"/>
         </w:pict>
       </w:r>
     </w:p>
@@ -9111,9 +10619,9 @@
           <w:lang w:eastAsia="ko-KR"/>
         </w:rPr>
       </w:pPr>
-      <w:bookmarkStart w:id="22" w:name="X39119a07904f6d3fb9405a0735f25bb74937408"/>
-      <w:bookmarkEnd w:id="19"/>
-      <w:bookmarkEnd w:id="21"/>
+      <w:bookmarkStart w:id="19" w:name="X39119a07904f6d3fb9405a0735f25bb74937408"/>
+      <w:bookmarkEnd w:id="16"/>
+      <w:bookmarkEnd w:id="18"/>
       <w:r>
         <w:rPr>
           <w:lang w:eastAsia="ko-KR"/>
@@ -9218,7 +10726,7 @@
       <w:pPr>
         <w:pStyle w:val="31"/>
       </w:pPr>
-      <w:bookmarkStart w:id="23" w:name="X79967758e16d684913f63a1cb9200a6d418a06a"/>
+      <w:bookmarkStart w:id="20" w:name="X79967758e16d684913f63a1cb9200a6d418a06a"/>
       <w:r>
         <w:t xml:space="preserve">5-1. </w:t>
       </w:r>
@@ -9572,11 +11080,11 @@
       </w:tr>
     </w:tbl>
     <w:p>
-      <w:bookmarkStart w:id="24" w:name="Xd36c8d289249ff1e1ae50f69a071b1fe902e82a"/>
-      <w:bookmarkEnd w:id="23"/>
+      <w:bookmarkStart w:id="21" w:name="Xd36c8d289249ff1e1ae50f69a071b1fe902e82a"/>
+      <w:bookmarkEnd w:id="20"/>
       <w:r>
         <w:pict w14:anchorId="31961776">
-          <v:rect id="_x0000_i1108" style="width:0;height:1.5pt" o:hralign="center" o:hrstd="t" o:hr="t"/>
+          <v:rect id="_x0000_i1030" style="width:0;height:1.5pt" o:hralign="center" o:hrstd="t" o:hr="t"/>
         </w:pict>
       </w:r>
     </w:p>
@@ -9587,14 +11095,13 @@
           <w:lang w:eastAsia="ko-KR"/>
         </w:rPr>
       </w:pPr>
-      <w:bookmarkStart w:id="25" w:name="X2d23665481196074f9667d848f3b17ede0cca51"/>
-      <w:bookmarkEnd w:id="22"/>
-      <w:bookmarkEnd w:id="24"/>
-      <w:r>
-        <w:rPr>
-          <w:lang w:eastAsia="ko-KR"/>
-        </w:rPr>
-        <w:lastRenderedPageBreak/>
+      <w:bookmarkStart w:id="22" w:name="X2d23665481196074f9667d848f3b17ede0cca51"/>
+      <w:bookmarkEnd w:id="19"/>
+      <w:bookmarkEnd w:id="21"/>
+      <w:r>
+        <w:rPr>
+          <w:lang w:eastAsia="ko-KR"/>
+        </w:rPr>
         <w:t xml:space="preserve">6. </w:t>
       </w:r>
       <w:r>
@@ -9669,7 +11176,7 @@
       <w:pPr>
         <w:pStyle w:val="31"/>
       </w:pPr>
-      <w:bookmarkStart w:id="26" w:name="X6cd7a33f0296cdd81635f9f36c1165e65e9ea63"/>
+      <w:bookmarkStart w:id="23" w:name="X6cd7a33f0296cdd81635f9f36c1165e65e9ea63"/>
       <w:r>
         <w:t xml:space="preserve">6-1. </w:t>
       </w:r>
@@ -9839,6 +11346,7 @@
           <w:p>
             <w:proofErr w:type="spellStart"/>
             <w:r>
+              <w:lastRenderedPageBreak/>
               <w:t>CoALA</w:t>
             </w:r>
             <w:proofErr w:type="spellEnd"/>
@@ -10063,8 +11571,8 @@
           <w:lang w:eastAsia="ko-KR"/>
         </w:rPr>
       </w:pPr>
-      <w:bookmarkStart w:id="27" w:name="X9666791a44c3617a8157d29c64535e359b9ae78"/>
-      <w:bookmarkEnd w:id="26"/>
+      <w:bookmarkStart w:id="24" w:name="X9666791a44c3617a8157d29c64535e359b9ae78"/>
+      <w:bookmarkEnd w:id="23"/>
       <w:r>
         <w:rPr>
           <w:lang w:eastAsia="ko-KR"/>
@@ -10420,8 +11928,8 @@
           <w:lang w:eastAsia="ko-KR"/>
         </w:rPr>
       </w:pPr>
-      <w:bookmarkStart w:id="28" w:name="X29c2492c9878993988961cee3b3b64e27b3e7f7"/>
-      <w:bookmarkEnd w:id="27"/>
+      <w:bookmarkStart w:id="25" w:name="X29c2492c9878993988961cee3b3b64e27b3e7f7"/>
+      <w:bookmarkEnd w:id="24"/>
       <w:r>
         <w:rPr>
           <w:lang w:eastAsia="ko-KR"/>
@@ -10770,10 +12278,9 @@
       <w:pPr>
         <w:pStyle w:val="31"/>
       </w:pPr>
-      <w:bookmarkStart w:id="29" w:name="Xbf8b43064c126aa5f663b4df43595bda60a2fd0"/>
-      <w:bookmarkEnd w:id="28"/>
-      <w:r>
-        <w:lastRenderedPageBreak/>
+      <w:bookmarkStart w:id="26" w:name="Xbf8b43064c126aa5f663b4df43595bda60a2fd0"/>
+      <w:bookmarkEnd w:id="25"/>
+      <w:r>
         <w:t xml:space="preserve">6-4. </w:t>
       </w:r>
       <w:proofErr w:type="spellStart"/>
@@ -11067,6 +12574,7 @@
           </w:tcPr>
           <w:p>
             <w:r>
+              <w:lastRenderedPageBreak/>
               <w:t>Cognitive Load Theory (</w:t>
             </w:r>
             <w:proofErr w:type="spellStart"/>
@@ -11546,8 +13054,8 @@
       <w:pPr>
         <w:pStyle w:val="31"/>
       </w:pPr>
-      <w:bookmarkStart w:id="30" w:name="Xfbe8cb611653a8e5c009f91b687f4eb6763de13"/>
-      <w:bookmarkEnd w:id="29"/>
+      <w:bookmarkStart w:id="27" w:name="Xfbe8cb611653a8e5c009f91b687f4eb6763de13"/>
+      <w:bookmarkEnd w:id="26"/>
       <w:r>
         <w:t xml:space="preserve">6-5. </w:t>
       </w:r>
@@ -11796,18 +13304,17 @@
     <w:p>
       <w:pPr>
         <w:rPr>
-          <w:rFonts w:hint="eastAsia"/>
           <w:lang w:eastAsia="ko-KR"/>
         </w:rPr>
       </w:pPr>
       <w:r>
         <w:pict w14:anchorId="660EDB50">
-          <v:rect id="_x0000_i1109" style="width:0;height:1.5pt" o:hralign="center" o:hrstd="t" o:hr="t"/>
+          <v:rect id="_x0000_i1031" style="width:0;height:1.5pt" o:hralign="center" o:hrstd="t" o:hr="t"/>
         </w:pict>
       </w:r>
-      <w:bookmarkStart w:id="31" w:name="출처-종합"/>
-      <w:bookmarkEnd w:id="25"/>
-      <w:bookmarkEnd w:id="30"/>
+      <w:bookmarkStart w:id="28" w:name="출처-종합"/>
+      <w:bookmarkEnd w:id="22"/>
+      <w:bookmarkEnd w:id="27"/>
     </w:p>
     <w:p>
       <w:pPr>
@@ -12236,7 +13743,6 @@
           <w:p>
             <w:proofErr w:type="spellStart"/>
             <w:r>
-              <w:lastRenderedPageBreak/>
               <w:t>학술</w:t>
             </w:r>
             <w:proofErr w:type="spellEnd"/>
@@ -12433,6 +13939,7 @@
           <w:p>
             <w:proofErr w:type="spellStart"/>
             <w:r>
+              <w:lastRenderedPageBreak/>
               <w:t>경쟁사</w:t>
             </w:r>
             <w:proofErr w:type="spellEnd"/>
@@ -12561,21 +14068,27 @@
         </w:tc>
       </w:tr>
       <w:bookmarkEnd w:id="0"/>
-      <w:bookmarkEnd w:id="31"/>
+      <w:bookmarkEnd w:id="28"/>
       <w:tr>
         <w:tc>
           <w:tcPr>
-            <w:tcW w:type="dxa" w:w="1269"/>
-          </w:tcPr>
-          <w:p>
-            <w:r>
-              <w:t>광고 벤치마크</w:t>
-            </w:r>
-          </w:p>
-        </w:tc>
-        <w:tc>
-          <w:tcPr>
-            <w:tcW w:type="dxa" w:w="6951"/>
+            <w:tcW w:w="1269" w:type="dxa"/>
+          </w:tcPr>
+          <w:p>
+            <w:r>
+              <w:t>광고</w:t>
+            </w:r>
+            <w:r>
+              <w:t xml:space="preserve"> </w:t>
+            </w:r>
+            <w:r>
+              <w:t>벤치마크</w:t>
+            </w:r>
+          </w:p>
+        </w:tc>
+        <w:tc>
+          <w:tcPr>
+            <w:tcW w:w="6951" w:type="dxa"/>
           </w:tcPr>
           <w:p>
             <w:r>
@@ -12585,11 +14098,14 @@
         </w:tc>
         <w:tc>
           <w:tcPr>
-            <w:tcW w:type="dxa" w:w="1068"/>
-          </w:tcPr>
-          <w:p>
-            <w:r>
-              <w:t>2장</w:t>
+            <w:tcW w:w="1068" w:type="dxa"/>
+          </w:tcPr>
+          <w:p>
+            <w:r>
+              <w:t>2</w:t>
+            </w:r>
+            <w:r>
+              <w:t>장</w:t>
             </w:r>
           </w:p>
         </w:tc>
@@ -13694,6 +15210,7 @@
   <w:style w:type="character" w:default="1" w:styleId="a2">
     <w:name w:val="Default Paragraph Font"/>
     <w:uiPriority w:val="1"/>
+    <w:semiHidden/>
     <w:unhideWhenUsed/>
   </w:style>
   <w:style w:type="table" w:default="1" w:styleId="a3">
